--- a/report/231A010689_NguyenQuocKiet_DeTai34_TieuLuan_CuoiKy.docx
+++ b/report/231A010689_NguyenQuocKiet_DeTai34_TieuLuan_CuoiKy.docx
@@ -567,6 +567,106 @@
                 <w:sz w:val="28"/>
                 <w:szCs w:val="28"/>
               </w:rPr>
+              <w:t>Mã đề tài</w:t>
+            </w:r>
+          </w:p>
+        </w:tc>
+        <w:tc>
+          <w:tcPr>
+            <w:tcW w:w="6375" w:type="dxa"/>
+          </w:tcPr>
+          <w:p>
+            <w:pPr>
+              <w:pStyle w:val="Ba"/>
+              <w:ind w:firstLine="0"/>
+              <w:rPr>
+                <w:bCs/>
+                <w:sz w:val="28"/>
+                <w:szCs w:val="28"/>
+              </w:rPr>
+            </w:pPr>
+            <w:r>
+              <w:rPr>
+                <w:bCs/>
+                <w:sz w:val="28"/>
+                <w:szCs w:val="28"/>
+              </w:rPr>
+              <w:t>34</w:t>
+            </w:r>
+          </w:p>
+        </w:tc>
+      </w:tr>
+      <w:tr>
+        <w:tc>
+          <w:tcPr>
+            <w:tcW w:w="3256" w:type="dxa"/>
+          </w:tcPr>
+          <w:p>
+            <w:pPr>
+              <w:pStyle w:val="Ba"/>
+              <w:ind w:firstLine="0"/>
+              <w:rPr>
+                <w:bCs/>
+                <w:sz w:val="28"/>
+                <w:szCs w:val="28"/>
+              </w:rPr>
+            </w:pPr>
+            <w:r>
+              <w:rPr>
+                <w:bCs/>
+                <w:sz w:val="28"/>
+                <w:szCs w:val="28"/>
+              </w:rPr>
+              <w:t xml:space="preserve">Hường đề tài </w:t>
+            </w:r>
+          </w:p>
+        </w:tc>
+        <w:tc>
+          <w:tcPr>
+            <w:tcW w:w="6375" w:type="dxa"/>
+          </w:tcPr>
+          <w:p>
+            <w:pPr>
+              <w:pStyle w:val="Ba"/>
+              <w:ind w:firstLine="0"/>
+              <w:rPr>
+                <w:bCs/>
+                <w:sz w:val="28"/>
+                <w:szCs w:val="28"/>
+              </w:rPr>
+            </w:pPr>
+            <w:r>
+              <w:rPr>
+                <w:bCs/>
+                <w:sz w:val="28"/>
+                <w:szCs w:val="28"/>
+              </w:rPr>
+              <w:t>E</w:t>
+            </w:r>
+          </w:p>
+        </w:tc>
+      </w:tr>
+      <w:tr>
+        <w:tc>
+          <w:tcPr>
+            <w:tcW w:w="3256" w:type="dxa"/>
+          </w:tcPr>
+          <w:p>
+            <w:pPr>
+              <w:pStyle w:val="Ba"/>
+              <w:ind w:firstLine="0"/>
+              <w:rPr>
+                <w:bCs/>
+                <w:sz w:val="28"/>
+                <w:szCs w:val="28"/>
+              </w:rPr>
+            </w:pPr>
+            <w:r>
+              <w:rPr>
+                <w:bCs/>
+                <w:sz w:val="28"/>
+                <w:szCs w:val="28"/>
+              </w:rPr>
               <w:t>Link repo GitHub</w:t>
             </w:r>
           </w:p>
@@ -667,32 +767,6 @@
         <w:rPr>
           <w:bCs/>
           <w:sz w:val="30"/>
-        </w:rPr>
-      </w:pPr>
-    </w:p>
-    <w:p>
-      <w:pPr>
-        <w:pStyle w:val="Ba"/>
-        <w:ind w:firstLine="0"/>
-        <w:jc w:val="both"/>
-        <w:rPr>
-          <w:bCs/>
-          <w:i/>
-          <w:sz w:val="28"/>
-          <w:szCs w:val="20"/>
-        </w:rPr>
-      </w:pPr>
-    </w:p>
-    <w:p>
-      <w:pPr>
-        <w:pStyle w:val="Ba"/>
-        <w:ind w:firstLine="0"/>
-        <w:jc w:val="both"/>
-        <w:rPr>
-          <w:bCs/>
-          <w:i/>
-          <w:sz w:val="28"/>
-          <w:szCs w:val="20"/>
         </w:rPr>
       </w:pPr>
     </w:p>
@@ -1349,6 +1423,106 @@
                 <w:sz w:val="28"/>
                 <w:szCs w:val="28"/>
               </w:rPr>
+              <w:t>Mã đề tài</w:t>
+            </w:r>
+          </w:p>
+        </w:tc>
+        <w:tc>
+          <w:tcPr>
+            <w:tcW w:w="6375" w:type="dxa"/>
+          </w:tcPr>
+          <w:p>
+            <w:pPr>
+              <w:pStyle w:val="Ba"/>
+              <w:ind w:firstLine="0"/>
+              <w:rPr>
+                <w:bCs/>
+                <w:sz w:val="28"/>
+                <w:szCs w:val="28"/>
+              </w:rPr>
+            </w:pPr>
+            <w:r>
+              <w:rPr>
+                <w:bCs/>
+                <w:sz w:val="28"/>
+                <w:szCs w:val="28"/>
+              </w:rPr>
+              <w:t>34</w:t>
+            </w:r>
+          </w:p>
+        </w:tc>
+      </w:tr>
+      <w:tr>
+        <w:tc>
+          <w:tcPr>
+            <w:tcW w:w="3256" w:type="dxa"/>
+          </w:tcPr>
+          <w:p>
+            <w:pPr>
+              <w:pStyle w:val="Ba"/>
+              <w:ind w:firstLine="0"/>
+              <w:rPr>
+                <w:bCs/>
+                <w:sz w:val="28"/>
+                <w:szCs w:val="28"/>
+              </w:rPr>
+            </w:pPr>
+            <w:r>
+              <w:rPr>
+                <w:bCs/>
+                <w:sz w:val="28"/>
+                <w:szCs w:val="28"/>
+              </w:rPr>
+              <w:t xml:space="preserve">Hường đề tài </w:t>
+            </w:r>
+          </w:p>
+        </w:tc>
+        <w:tc>
+          <w:tcPr>
+            <w:tcW w:w="6375" w:type="dxa"/>
+          </w:tcPr>
+          <w:p>
+            <w:pPr>
+              <w:pStyle w:val="Ba"/>
+              <w:ind w:firstLine="0"/>
+              <w:rPr>
+                <w:bCs/>
+                <w:sz w:val="28"/>
+                <w:szCs w:val="28"/>
+              </w:rPr>
+            </w:pPr>
+            <w:r>
+              <w:rPr>
+                <w:bCs/>
+                <w:sz w:val="28"/>
+                <w:szCs w:val="28"/>
+              </w:rPr>
+              <w:t>E</w:t>
+            </w:r>
+          </w:p>
+        </w:tc>
+      </w:tr>
+      <w:tr>
+        <w:tc>
+          <w:tcPr>
+            <w:tcW w:w="3256" w:type="dxa"/>
+          </w:tcPr>
+          <w:p>
+            <w:pPr>
+              <w:pStyle w:val="Ba"/>
+              <w:ind w:firstLine="0"/>
+              <w:rPr>
+                <w:bCs/>
+                <w:sz w:val="28"/>
+                <w:szCs w:val="28"/>
+              </w:rPr>
+            </w:pPr>
+            <w:r>
+              <w:rPr>
+                <w:bCs/>
+                <w:sz w:val="28"/>
+                <w:szCs w:val="28"/>
+              </w:rPr>
               <w:t>Link repo GitHub</w:t>
             </w:r>
           </w:p>
@@ -1439,30 +1613,6 @@
           <w:bCs/>
           <w:sz w:val="24"/>
           <w:u w:val="single"/>
-        </w:rPr>
-      </w:pPr>
-    </w:p>
-    <w:p>
-      <w:pPr>
-        <w:pStyle w:val="Ba"/>
-        <w:jc w:val="both"/>
-        <w:rPr>
-          <w:bCs/>
-          <w:sz w:val="24"/>
-          <w:u w:val="single"/>
-        </w:rPr>
-      </w:pPr>
-    </w:p>
-    <w:p>
-      <w:pPr>
-        <w:pStyle w:val="Ba"/>
-        <w:ind w:firstLine="0"/>
-        <w:jc w:val="both"/>
-        <w:rPr>
-          <w:bCs/>
-          <w:i/>
-          <w:sz w:val="28"/>
-          <w:szCs w:val="20"/>
         </w:rPr>
       </w:pPr>
     </w:p>
@@ -16349,10 +16499,7 @@
               <w:t xml:space="preserve">src/node-red-flow.json, </w:t>
             </w:r>
             <w:r>
-              <w:t>results</w:t>
-            </w:r>
-            <w:r>
-              <w:t xml:space="preserve"> </w:t>
+              <w:t xml:space="preserve">results </w:t>
             </w:r>
             <w:r>
               <w:t>/node-red.png</w:t>
@@ -18655,13 +18802,7 @@
       </w:pPr>
       <w:bookmarkStart w:id="58" w:name="_Toc236053416"/>
       <w:r>
-        <w:t xml:space="preserve">Hình </w:t>
-      </w:r>
-      <w:r>
-        <w:t>4</w:t>
-      </w:r>
-      <w:r>
-        <w:t xml:space="preserve">.1. </w:t>
+        <w:t xml:space="preserve">Hình 4.1. </w:t>
       </w:r>
       <w:r>
         <w:t>Môi trường thực nghiệm hệ thống trên VMware Workstation</w:t>
@@ -18726,13 +18867,7 @@
       </w:pPr>
       <w:bookmarkStart w:id="59" w:name="_Toc236053417"/>
       <w:r>
-        <w:t xml:space="preserve">Hình </w:t>
-      </w:r>
-      <w:r>
-        <w:t>4</w:t>
-      </w:r>
-      <w:r>
-        <w:t xml:space="preserve">.2. </w:t>
+        <w:t xml:space="preserve">Hình 4.2. </w:t>
       </w:r>
       <w:r>
         <w:t>Windows Client kiểm tra kết nối đến pfSense và Kali Linux</w:t>
@@ -18793,13 +18928,7 @@
       </w:pPr>
       <w:bookmarkStart w:id="60" w:name="_Toc236053418"/>
       <w:r>
-        <w:t xml:space="preserve">Hình </w:t>
-      </w:r>
-      <w:r>
-        <w:t>4</w:t>
-      </w:r>
-      <w:r>
-        <w:t xml:space="preserve">.3. </w:t>
+        <w:t xml:space="preserve">Hình 4.3. </w:t>
       </w:r>
       <w:r>
         <w:t>Kali Linux kiểm tra kết nối đến pfSense và Windows Client</w:t>
@@ -18870,13 +18999,7 @@
       <w:bookmarkStart w:id="61" w:name="_Toc236053419"/>
       <w:r>
         <w:lastRenderedPageBreak/>
-        <w:t xml:space="preserve">Hình </w:t>
-      </w:r>
-      <w:r>
-        <w:t>4</w:t>
-      </w:r>
-      <w:r>
-        <w:t>.4. Đăng nhập WebConfigurator của pfSense</w:t>
+        <w:t>Hình 4.4. Đăng nhập WebConfigurator của pfSense</w:t>
       </w:r>
       <w:bookmarkEnd w:id="61"/>
     </w:p>
@@ -18933,13 +19056,7 @@
       </w:pPr>
       <w:bookmarkStart w:id="62" w:name="_Toc236053420"/>
       <w:r>
-        <w:t xml:space="preserve">Hình </w:t>
-      </w:r>
-      <w:r>
-        <w:t>4</w:t>
-      </w:r>
-      <w:r>
-        <w:t>.5. Giao diện WebConfigurator pfSense</w:t>
+        <w:t>Hình 4.5. Giao diện WebConfigurator pfSense</w:t>
       </w:r>
       <w:bookmarkEnd w:id="62"/>
     </w:p>
@@ -19002,13 +19119,7 @@
       </w:pPr>
       <w:bookmarkStart w:id="63" w:name="_Toc236053421"/>
       <w:r>
-        <w:t xml:space="preserve">Hình </w:t>
-      </w:r>
-      <w:r>
-        <w:t>4</w:t>
-      </w:r>
-      <w:r>
-        <w:t xml:space="preserve">.6. </w:t>
+        <w:t xml:space="preserve">Hình 4.6. </w:t>
       </w:r>
       <w:r>
         <w:t>Trình hướng dẫn thiết lập ban đầu của pfSense</w:t>
@@ -19063,13 +19174,7 @@
       </w:pPr>
       <w:bookmarkStart w:id="64" w:name="_Toc236053422"/>
       <w:r>
-        <w:t xml:space="preserve">Hình </w:t>
-      </w:r>
-      <w:r>
-        <w:t>4</w:t>
-      </w:r>
-      <w:r>
-        <w:t>.7. Giao diện quản trị chính của pfSense</w:t>
+        <w:t>Hình 4.7. Giao diện quản trị chính của pfSense</w:t>
       </w:r>
       <w:bookmarkEnd w:id="64"/>
     </w:p>
@@ -19132,13 +19237,7 @@
       </w:pPr>
       <w:bookmarkStart w:id="65" w:name="_Toc236053423"/>
       <w:r>
-        <w:t xml:space="preserve">Hình </w:t>
-      </w:r>
-      <w:r>
-        <w:t>4</w:t>
-      </w:r>
-      <w:r>
-        <w:t>.8. Cài đặt gói Suricata IDS trên pfSense</w:t>
+        <w:t>Hình 4.8. Cài đặt gói Suricata IDS trên pfSense</w:t>
       </w:r>
       <w:bookmarkEnd w:id="65"/>
     </w:p>
@@ -19190,13 +19289,7 @@
       </w:pPr>
       <w:bookmarkStart w:id="66" w:name="_Toc236053424"/>
       <w:r>
-        <w:t xml:space="preserve">Hình </w:t>
-      </w:r>
-      <w:r>
-        <w:t>4</w:t>
-      </w:r>
-      <w:r>
-        <w:t>.9. Giao diện của Suricata sau khi cài đặt thành công</w:t>
+        <w:t>Hình 4.9. Giao diện của Suricata sau khi cài đặt thành công</w:t>
       </w:r>
       <w:bookmarkEnd w:id="66"/>
     </w:p>
@@ -19254,13 +19347,7 @@
       </w:pPr>
       <w:bookmarkStart w:id="67" w:name="_Toc236053425"/>
       <w:r>
-        <w:t xml:space="preserve">Hình </w:t>
-      </w:r>
-      <w:r>
-        <w:t>4</w:t>
-      </w:r>
-      <w:r>
-        <w:t xml:space="preserve">.10. </w:t>
+        <w:t xml:space="preserve">Hình 4.10. </w:t>
       </w:r>
       <w:r>
         <w:t>Cấu hình bộ luật và cơ chế cập nhật của Suricata IDS</w:t>
@@ -19320,13 +19407,7 @@
       </w:pPr>
       <w:bookmarkStart w:id="68" w:name="_Toc236053426"/>
       <w:r>
-        <w:t xml:space="preserve">Hình </w:t>
-      </w:r>
-      <w:r>
-        <w:t>4</w:t>
-      </w:r>
-      <w:r>
-        <w:t xml:space="preserve">.11. </w:t>
+        <w:t xml:space="preserve">Hình 4.11. </w:t>
       </w:r>
       <w:r>
         <w:t>Cấu hình bộ luật và cơ chế cập nhật của Suricata IDS</w:t>
@@ -19392,13 +19473,7 @@
       </w:pPr>
       <w:bookmarkStart w:id="69" w:name="_Toc236053427"/>
       <w:r>
-        <w:t xml:space="preserve">Hình </w:t>
-      </w:r>
-      <w:r>
-        <w:t>4</w:t>
-      </w:r>
-      <w:r>
-        <w:t xml:space="preserve">.12. </w:t>
+        <w:t xml:space="preserve">Hình 4.12. </w:t>
       </w:r>
       <w:r>
         <w:t>Cập nhật bộ luật phát hiện xâm nhập của Suricata</w:t>
@@ -19464,13 +19539,7 @@
       <w:bookmarkStart w:id="70" w:name="_Toc236053428"/>
       <w:r>
         <w:lastRenderedPageBreak/>
-        <w:t xml:space="preserve">Hình </w:t>
-      </w:r>
-      <w:r>
-        <w:t>4</w:t>
-      </w:r>
-      <w:r>
-        <w:t xml:space="preserve">.13. </w:t>
+        <w:t xml:space="preserve">Hình 4.13. </w:t>
       </w:r>
       <w:r>
         <w:t>Thiết lập giao diện LAN cho Suricata</w:t>
@@ -19530,13 +19599,7 @@
       </w:pPr>
       <w:bookmarkStart w:id="71" w:name="_Toc236053429"/>
       <w:r>
-        <w:t xml:space="preserve">Hình </w:t>
-      </w:r>
-      <w:r>
-        <w:t>4</w:t>
-      </w:r>
-      <w:r>
-        <w:t>.14. Giao diện Interface Lan sau khi được thiết lập</w:t>
+        <w:t>Hình 4.14. Giao diện Interface Lan sau khi được thiết lập</w:t>
       </w:r>
       <w:bookmarkEnd w:id="71"/>
     </w:p>
@@ -19604,13 +19667,7 @@
       </w:pPr>
       <w:bookmarkStart w:id="72" w:name="_Toc236053430"/>
       <w:r>
-        <w:t xml:space="preserve">Hình </w:t>
-      </w:r>
-      <w:r>
-        <w:t>4</w:t>
-      </w:r>
-      <w:r>
-        <w:t>.15.Giao diện l</w:t>
+        <w:t>Hình 4.15.Giao diện l</w:t>
       </w:r>
       <w:r>
         <w:t>ựa chọn nhóm luật phát hiện xâm nhập cho Suricata</w:t>
@@ -19677,13 +19734,7 @@
       </w:pPr>
       <w:bookmarkStart w:id="73" w:name="_Toc236053431"/>
       <w:r>
-        <w:t xml:space="preserve">Hình </w:t>
-      </w:r>
-      <w:r>
-        <w:t>4</w:t>
-      </w:r>
-      <w:r>
-        <w:t xml:space="preserve">.16. </w:t>
+        <w:t xml:space="preserve">Hình 4.16. </w:t>
       </w:r>
       <w:r>
         <w:t>Lựa chọn các nhóm luật phát hiện xâm nhập của Suricata</w:t>
@@ -19743,13 +19794,7 @@
       </w:pPr>
       <w:bookmarkStart w:id="74" w:name="_Toc236053432"/>
       <w:r>
-        <w:t xml:space="preserve">Hình </w:t>
-      </w:r>
-      <w:r>
-        <w:t>4</w:t>
-      </w:r>
-      <w:r>
-        <w:t xml:space="preserve">.17. </w:t>
+        <w:t xml:space="preserve">Hình 4.17. </w:t>
       </w:r>
       <w:r>
         <w:t>Khởi động Suricata trên giao diện LAN</w:t>
@@ -19842,13 +19887,7 @@
       </w:pPr>
       <w:bookmarkStart w:id="78" w:name="_Toc236053433"/>
       <w:r>
-        <w:t xml:space="preserve">Hình </w:t>
-      </w:r>
-      <w:r>
-        <w:t>4</w:t>
-      </w:r>
-      <w:r>
-        <w:t>.18. Giao diện trang web Node.js</w:t>
+        <w:t>Hình 4.18. Giao diện trang web Node.js</w:t>
       </w:r>
       <w:bookmarkEnd w:id="78"/>
     </w:p>
@@ -19900,13 +19939,7 @@
       </w:pPr>
       <w:bookmarkStart w:id="79" w:name="_Toc236053434"/>
       <w:r>
-        <w:t xml:space="preserve">Hình </w:t>
-      </w:r>
-      <w:r>
-        <w:t>4</w:t>
-      </w:r>
-      <w:r>
-        <w:t xml:space="preserve">.19. </w:t>
+        <w:t xml:space="preserve">Hình 4.19. </w:t>
       </w:r>
       <w:r>
         <w:t>Kiểm tra môi trường Node.js trên Windows Client</w:t>
@@ -19967,13 +20000,7 @@
       </w:pPr>
       <w:bookmarkStart w:id="80" w:name="_Toc236053435"/>
       <w:r>
-        <w:t xml:space="preserve">Hình </w:t>
-      </w:r>
-      <w:r>
-        <w:t>4</w:t>
-      </w:r>
-      <w:r>
-        <w:t xml:space="preserve">.20. </w:t>
+        <w:t xml:space="preserve">Hình 4.20. </w:t>
       </w:r>
       <w:r>
         <w:t>Cài đặt Node-RED bằng npm</w:t>
@@ -20033,13 +20060,7 @@
       </w:pPr>
       <w:bookmarkStart w:id="81" w:name="_Toc236053436"/>
       <w:r>
-        <w:t xml:space="preserve">Hình </w:t>
-      </w:r>
-      <w:r>
-        <w:t>4</w:t>
-      </w:r>
-      <w:r>
-        <w:t xml:space="preserve">.21. </w:t>
+        <w:t xml:space="preserve">Hình 4.21. </w:t>
       </w:r>
       <w:r>
         <w:t>Khởi động dịch vụ Node-RED trên Windows Client</w:t>
@@ -20108,13 +20129,7 @@
       </w:pPr>
       <w:bookmarkStart w:id="82" w:name="_Toc236053437"/>
       <w:r>
-        <w:t xml:space="preserve">Hình </w:t>
-      </w:r>
-      <w:r>
-        <w:t>4</w:t>
-      </w:r>
-      <w:r>
-        <w:t xml:space="preserve">.22. </w:t>
+        <w:t xml:space="preserve">Hình 4.22. </w:t>
       </w:r>
       <w:r>
         <w:t>Giao diện quản lý Node-RED trên Windows Client</w:t>
@@ -20180,13 +20195,7 @@
       </w:pPr>
       <w:bookmarkStart w:id="83" w:name="_Toc236053438"/>
       <w:r>
-        <w:t xml:space="preserve">Hình </w:t>
-      </w:r>
-      <w:r>
-        <w:t>4</w:t>
-      </w:r>
-      <w:r>
-        <w:t xml:space="preserve">.23. </w:t>
+        <w:t xml:space="preserve">Hình 4.23. </w:t>
       </w:r>
       <w:r>
         <w:t>Cấu hình luồng mô phỏng dịch vụ cảm biến IoT trên Node-RED</w:t>
@@ -20254,13 +20263,7 @@
       </w:pPr>
       <w:bookmarkStart w:id="84" w:name="_Toc236053439"/>
       <w:r>
-        <w:t xml:space="preserve">Hình </w:t>
-      </w:r>
-      <w:r>
-        <w:t>4</w:t>
-      </w:r>
-      <w:r>
-        <w:t xml:space="preserve">.24. </w:t>
+        <w:t xml:space="preserve">Hình 4.24. </w:t>
       </w:r>
       <w:r>
         <w:t>Kiểm tra hoạt động của dịch vụ cảm biến IoT trên Node-RED</w:t>
@@ -20321,13 +20324,7 @@
       </w:pPr>
       <w:bookmarkStart w:id="85" w:name="_Toc236053440"/>
       <w:r>
-        <w:t xml:space="preserve">Hình </w:t>
-      </w:r>
-      <w:r>
-        <w:t>4</w:t>
-      </w:r>
-      <w:r>
-        <w:t xml:space="preserve">.25. </w:t>
+        <w:t xml:space="preserve">Hình 4.25. </w:t>
       </w:r>
       <w:r>
         <w:t>Kết quả truy cập dịch vụ cảm biến IoT từ máy Kali Linux</w:t>
@@ -20387,13 +20384,7 @@
       </w:pPr>
       <w:bookmarkStart w:id="86" w:name="_Toc236053441"/>
       <w:r>
-        <w:t xml:space="preserve">Hình </w:t>
-      </w:r>
-      <w:r>
-        <w:t>4</w:t>
-      </w:r>
-      <w:r>
-        <w:t xml:space="preserve">.26. </w:t>
+        <w:t xml:space="preserve">Hình 4.26. </w:t>
       </w:r>
       <w:r>
         <w:t>Tạo lưu lượng HTTP từ máy Kali Linux đến dịch vụ Node-RED</w:t>
@@ -20449,13 +20440,7 @@
       </w:pPr>
       <w:bookmarkStart w:id="87" w:name="_Toc236053442"/>
       <w:r>
-        <w:t xml:space="preserve">Hình </w:t>
-      </w:r>
-      <w:r>
-        <w:t>4</w:t>
-      </w:r>
-      <w:r>
-        <w:t xml:space="preserve">.27. </w:t>
+        <w:t xml:space="preserve">Hình 4.27. </w:t>
       </w:r>
       <w:r>
         <w:t>Kết quả quét cổng dịch vụ Node-RED bằng Nmap</w:t>
@@ -20526,13 +20511,7 @@
       </w:pPr>
       <w:bookmarkStart w:id="88" w:name="_Toc236053443"/>
       <w:r>
-        <w:t xml:space="preserve">Hình </w:t>
-      </w:r>
-      <w:r>
-        <w:t>4</w:t>
-      </w:r>
-      <w:r>
-        <w:t>.28. Giao diện trang cảnh báo</w:t>
+        <w:t>Hình 4.28. Giao diện trang cảnh báo</w:t>
       </w:r>
       <w:bookmarkEnd w:id="88"/>
     </w:p>
@@ -20589,13 +20568,7 @@
       </w:pPr>
       <w:bookmarkStart w:id="89" w:name="_Toc236053444"/>
       <w:r>
-        <w:t xml:space="preserve">Hình </w:t>
-      </w:r>
-      <w:r>
-        <w:t>4</w:t>
-      </w:r>
-      <w:r>
-        <w:t xml:space="preserve">.29. </w:t>
+        <w:t xml:space="preserve">Hình 4.29. </w:t>
       </w:r>
       <w:r>
         <w:t>Suricata IDS phát hiện hoạt động quét cổng từ máy Kali Linux</w:t>
@@ -24860,13 +24833,7 @@
         <w:rPr>
           <w:sz w:val="24"/>
         </w:rPr>
-        <w:t>Nghiên cứu kết hợp cơ chế phát hiện dựa trên chữ ký (Signature-based IDS) với các phương pháp phát hiện dựa trên hành vi hoặc học máy nhằm nâng cao khả năng nhận diện các mối đe dọa mới chưa có chữ ký.</w:t>
-      </w:r>
-      <w:r>
-        <w:rPr>
-          <w:sz w:val="24"/>
-        </w:rPr>
-        <w:t xml:space="preserve"> </w:t>
+        <w:t xml:space="preserve">Nghiên cứu kết hợp cơ chế phát hiện dựa trên chữ ký (Signature-based IDS) với các phương pháp phát hiện dựa trên hành vi hoặc học máy nhằm nâng cao khả năng nhận diện các mối đe dọa mới chưa có chữ ký. </w:t>
       </w:r>
       <w:r>
         <w:rPr>
@@ -26799,6 +26766,7 @@
   <w:style w:type="character" w:default="1" w:styleId="DefaultParagraphFont">
     <w:name w:val="Default Paragraph Font"/>
     <w:uiPriority w:val="1"/>
+    <w:semiHidden/>
     <w:unhideWhenUsed/>
   </w:style>
   <w:style w:type="table" w:default="1" w:styleId="TableNormal">

--- a/report/231A010689_NguyenQuocKiet_DeTai34_TieuLuan_CuoiKy.docx
+++ b/report/231A010689_NguyenQuocKiet_DeTai34_TieuLuan_CuoiKy.docx
@@ -1,6 +1,6 @@
 
 <file path=word/document.xml><?xml version="1.0" encoding="utf-8"?>
-<w:document xmlns:wpc="http://schemas.microsoft.com/office/word/2010/wordprocessingCanvas" xmlns:cx="http://schemas.microsoft.com/office/drawing/2014/chartex" xmlns:cx1="http://schemas.microsoft.com/office/drawing/2015/9/8/chartex" xmlns:cx2="http://schemas.microsoft.com/office/drawing/2015/10/21/chartex" xmlns:cx3="http://schemas.microsoft.com/office/drawing/2016/5/9/chartex" xmlns:cx4="http://schemas.microsoft.com/office/drawing/2016/5/10/chartex" xmlns:cx5="http://schemas.microsoft.com/office/drawing/2016/5/11/chartex" xmlns:cx6="http://schemas.microsoft.com/office/drawing/2016/5/12/chartex" xmlns:cx7="http://schemas.microsoft.com/office/drawing/2016/5/13/chartex" xmlns:cx8="http://schemas.microsoft.com/office/drawing/2016/5/14/chartex" xmlns:mc="http://schemas.openxmlformats.org/markup-compatibility/2006" xmlns:aink="http://schemas.microsoft.com/office/drawing/2016/ink" xmlns:am3d="http://schemas.microsoft.com/office/drawing/2017/model3d" xmlns:o="urn:schemas-microsoft-com:office:office" xmlns:oel="http://schemas.microsoft.com/office/2019/extlst" xmlns:r="http://schemas.openxmlformats.org/officeDocument/2006/relationships" xmlns:m="http://schemas.openxmlformats.org/officeDocument/2006/math" xmlns:v="urn:schemas-microsoft-com:vml" xmlns:wp14="http://schemas.microsoft.com/office/word/2010/wordprocessingDrawing" xmlns:wp="http://schemas.openxmlformats.org/drawingml/2006/wordprocessingDrawing" xmlns:w10="urn:schemas-microsoft-com:office:word" xmlns:w="http://schemas.openxmlformats.org/wordprocessingml/2006/main" xmlns:w14="http://schemas.microsoft.com/office/word/2010/wordml" xmlns:w15="http://schemas.microsoft.com/office/word/2012/wordml" xmlns:w16cex="http://schemas.microsoft.com/office/word/2018/wordml/cex" xmlns:w16cid="http://schemas.microsoft.com/office/word/2016/wordml/cid" xmlns:w16="http://schemas.microsoft.com/office/word/2018/wordml" xmlns:w16du="http://schemas.microsoft.com/office/word/2023/wordml/word16du" xmlns:w16sdtdh="http://schemas.microsoft.com/office/word/2020/wordml/sdtdatahash" xmlns:w16sdtfl="http://schemas.microsoft.com/office/word/2024/wordml/sdtformatlock" xmlns:w16se="http://schemas.microsoft.com/office/word/2015/wordml/symex" xmlns:wpg="http://schemas.microsoft.com/office/word/2010/wordprocessingGroup" xmlns:wpi="http://schemas.microsoft.com/office/word/2010/wordprocessingInk" xmlns:wne="http://schemas.microsoft.com/office/word/2006/wordml" xmlns:wps="http://schemas.microsoft.com/office/word/2010/wordprocessingShape" mc:Ignorable="w14 w15 w16se w16cid w16 w16cex w16sdtdh w16sdtfl w16du wp14">
+<w:document xmlns:wpc="http://schemas.microsoft.com/office/word/2010/wordprocessingCanvas" xmlns:cx="http://schemas.microsoft.com/office/drawing/2014/chartex" xmlns:cx1="http://schemas.microsoft.com/office/drawing/2015/9/8/chartex" xmlns:cx2="http://schemas.microsoft.com/office/drawing/2015/10/21/chartex" xmlns:cx3="http://schemas.microsoft.com/office/drawing/2016/5/9/chartex" xmlns:cx4="http://schemas.microsoft.com/office/drawing/2016/5/10/chartex" xmlns:cx5="http://schemas.microsoft.com/office/drawing/2016/5/11/chartex" xmlns:cx6="http://schemas.microsoft.com/office/drawing/2016/5/12/chartex" xmlns:cx7="http://schemas.microsoft.com/office/drawing/2016/5/13/chartex" xmlns:cx8="http://schemas.microsoft.com/office/drawing/2016/5/14/chartex" xmlns:mc="http://schemas.openxmlformats.org/markup-compatibility/2006" xmlns:aink="http://schemas.microsoft.com/office/drawing/2016/ink" xmlns:am3d="http://schemas.microsoft.com/office/drawing/2017/model3d" xmlns:o="urn:schemas-microsoft-com:office:office" xmlns:oel="http://schemas.microsoft.com/office/2019/extlst" xmlns:r="http://schemas.openxmlformats.org/officeDocument/2006/relationships" xmlns:m="http://schemas.openxmlformats.org/officeDocument/2006/math" xmlns:v="urn:schemas-microsoft-com:vml" xmlns:wp14="http://schemas.microsoft.com/office/word/2010/wordprocessingDrawing" xmlns:wp="http://schemas.openxmlformats.org/drawingml/2006/wordprocessingDrawing" xmlns:w10="urn:schemas-microsoft-com:office:word" xmlns:w="http://schemas.openxmlformats.org/wordprocessingml/2006/main" xmlns:w14="http://schemas.microsoft.com/office/word/2010/wordml" xmlns:w15="http://schemas.microsoft.com/office/word/2012/wordml" xmlns:w16cei="http://schemas.microsoft.com/office/word/2026/wordml/cei" xmlns:w16cex="http://schemas.microsoft.com/office/word/2018/wordml/cex" xmlns:w16cid="http://schemas.microsoft.com/office/word/2016/wordml/cid" xmlns:w16="http://schemas.microsoft.com/office/word/2018/wordml" xmlns:w16du="http://schemas.microsoft.com/office/word/2023/wordml/word16du" xmlns:w16sdtdh="http://schemas.microsoft.com/office/word/2020/wordml/sdtdatahash" xmlns:w16sdtfl="http://schemas.microsoft.com/office/word/2024/wordml/sdtformatlock" xmlns:w16se="http://schemas.microsoft.com/office/word/2015/wordml/symex" xmlns:wpg="http://schemas.microsoft.com/office/word/2010/wordprocessingGroup" xmlns:wpi="http://schemas.microsoft.com/office/word/2010/wordprocessingInk" xmlns:wne="http://schemas.microsoft.com/office/word/2006/wordml" xmlns:wps="http://schemas.microsoft.com/office/word/2010/wordprocessingShape" mc:Ignorable="w14 w15 w16se w16cid w16 w16cex w16sdtdh w16sdtfl w16du wp14">
   <w:body>
     <w:p>
       <w:pPr>
@@ -1709,267 +1709,8 @@
       <w:pPr>
         <w:pStyle w:val="Ba"/>
       </w:pPr>
-      <w:r>
-        <w:lastRenderedPageBreak/>
-        <w:t>LỜI CẢM ƠN</w:t>
-      </w:r>
-    </w:p>
-    <w:p>
-      <w:pPr>
-        <w:pStyle w:val="Ba"/>
-      </w:pPr>
-    </w:p>
-    <w:p>
-      <w:pPr>
-        <w:rPr>
-          <w:lang w:val="vi-VN"/>
-        </w:rPr>
-      </w:pPr>
-      <w:r>
-        <w:rPr>
-          <w:lang w:val="vi-VN"/>
-        </w:rPr>
-        <w:t xml:space="preserve">Em xin gửi lời cảm ơn chân thành nhất đến Ban Giám hiệu Trường </w:t>
-      </w:r>
-      <w:r>
-        <w:t>Đại học Văn Hiến</w:t>
-      </w:r>
-      <w:r>
-        <w:rPr>
-          <w:lang w:val="vi-VN"/>
-        </w:rPr>
-        <w:t>, cùng các thầy cô trong</w:t>
-      </w:r>
-      <w:r>
-        <w:t xml:space="preserve"> khoa</w:t>
-      </w:r>
-      <w:r>
-        <w:rPr>
-          <w:lang w:val="vi-VN"/>
-        </w:rPr>
-        <w:t xml:space="preserve"> </w:t>
-      </w:r>
-      <w:r>
-        <w:t>Công nghệ thông tin</w:t>
-      </w:r>
-      <w:r>
-        <w:rPr>
-          <w:lang w:val="vi-VN"/>
-        </w:rPr>
-        <w:t xml:space="preserve"> đã tận tình giảng dạy, truyền đạt cho em những kiến thức quý báu trong suốt quá trình học tập. Những kiến thức đó là nền tảng vững chắc giúp em có thể áp dụng vào thực tiễn trong </w:t>
-      </w:r>
-      <w:r>
-        <w:t>tương lai</w:t>
-      </w:r>
-      <w:r>
-        <w:rPr>
-          <w:lang w:val="vi-VN"/>
-        </w:rPr>
-        <w:t>.</w:t>
-      </w:r>
-    </w:p>
-    <w:p>
-      <w:pPr>
-        <w:rPr>
-          <w:lang w:val="vi-VN"/>
-        </w:rPr>
-      </w:pPr>
-      <w:r>
-        <w:rPr>
-          <w:lang w:val="vi-VN"/>
-        </w:rPr>
-        <w:t xml:space="preserve">Em xin bày tỏ lòng biết ơn sâu sắc đến Giảng viên hướng dẫn </w:t>
-      </w:r>
-      <w:r>
-        <w:t>Thầy</w:t>
-      </w:r>
-      <w:r>
-        <w:t xml:space="preserve"> </w:t>
-      </w:r>
-      <w:r>
-        <w:t>Hồ Nhựt Minh</w:t>
-      </w:r>
-      <w:r>
-        <w:t xml:space="preserve"> </w:t>
-      </w:r>
-      <w:r>
-        <w:rPr>
-          <w:lang w:val="vi-VN"/>
-        </w:rPr>
-        <w:t>, người đã tận tâm chỉ bảo</w:t>
-      </w:r>
-      <w:r>
-        <w:t xml:space="preserve"> </w:t>
-      </w:r>
-      <w:r>
-        <w:rPr>
-          <w:lang w:val="vi-VN"/>
-        </w:rPr>
-        <w:t>và góp ý cho em trong suốt quá trình thực hiện</w:t>
-      </w:r>
-      <w:r>
-        <w:t xml:space="preserve"> bài </w:t>
-      </w:r>
-      <w:r>
-        <w:rPr>
-          <w:lang w:val="vi-VN"/>
-        </w:rPr>
-        <w:t xml:space="preserve"> </w:t>
-      </w:r>
-      <w:r>
-        <w:t>tiểu luận</w:t>
-      </w:r>
-      <w:r>
-        <w:rPr>
-          <w:lang w:val="vi-VN"/>
-        </w:rPr>
-        <w:t>. Sự hỗ trợ và hướng dẫn tận tình của thầy là nguồn động viên lớn giúp</w:t>
-      </w:r>
-      <w:r>
-        <w:t xml:space="preserve"> </w:t>
-      </w:r>
-      <w:r>
-        <w:rPr>
-          <w:lang w:val="vi-VN"/>
-        </w:rPr>
-        <w:t xml:space="preserve">em hoàn thành tốt bài </w:t>
-      </w:r>
-      <w:r>
-        <w:t>tiểu luận</w:t>
-      </w:r>
-      <w:r>
-        <w:rPr>
-          <w:lang w:val="vi-VN"/>
-        </w:rPr>
-        <w:t xml:space="preserve"> này.</w:t>
-      </w:r>
-    </w:p>
-    <w:p>
-      <w:r>
-        <w:rPr>
-          <w:lang w:val="vi-VN"/>
-        </w:rPr>
-        <w:t>Cuối cùng,</w:t>
-      </w:r>
-      <w:r>
-        <w:t xml:space="preserve"> </w:t>
-      </w:r>
-      <w:r>
-        <w:rPr>
-          <w:lang w:val="vi-VN"/>
-        </w:rPr>
-        <w:t xml:space="preserve">em xin chân thành cảm ơn tất cả mọi người đã giúp đỡ, động viên và đồng hành cùng em trong suốt quá trình học tập và thực hiện </w:t>
-      </w:r>
-      <w:r>
-        <w:t>bài tiểu luận</w:t>
-      </w:r>
-      <w:r>
-        <w:rPr>
-          <w:lang w:val="vi-VN"/>
-        </w:rPr>
-        <w:t xml:space="preserve"> </w:t>
-      </w:r>
-      <w:r>
-        <w:t>cuối kì.</w:t>
-      </w:r>
-    </w:p>
-    <w:p>
-      <w:r>
-        <w:rPr>
-          <w:lang w:val="vi-VN"/>
-        </w:rPr>
-        <w:t>Em xin chân thành cảm ơn!</w:t>
-      </w:r>
-    </w:p>
-    <w:p>
-      <w:pPr>
-        <w:tabs>
-          <w:tab w:val="left" w:pos="3686"/>
-          <w:tab w:val="left" w:pos="4820"/>
-        </w:tabs>
-        <w:spacing w:line="240" w:lineRule="auto"/>
-        <w:jc w:val="right"/>
-      </w:pPr>
-      <w:r>
-        <w:t>Tp.Hồ Chí Minh, ngày....</w:t>
-      </w:r>
-      <w:r>
-        <w:t>......</w:t>
-      </w:r>
-      <w:r>
-        <w:t xml:space="preserve">tháng.............năm........... </w:t>
-      </w:r>
-    </w:p>
-    <w:p>
-      <w:pPr>
-        <w:tabs>
-          <w:tab w:val="left" w:pos="5245"/>
-        </w:tabs>
-        <w:spacing w:line="240" w:lineRule="auto"/>
-        <w:rPr>
-          <w:b/>
-          <w:bCs/>
-        </w:rPr>
-      </w:pPr>
-      <w:r>
-        <w:rPr>
-          <w:b/>
-          <w:bCs/>
-        </w:rPr>
-        <w:tab/>
-      </w:r>
-      <w:r>
-        <w:rPr>
-          <w:b/>
-          <w:bCs/>
-        </w:rPr>
-        <w:t xml:space="preserve">Sinh viên thực hiện </w:t>
-      </w:r>
-    </w:p>
-    <w:p>
-      <w:pPr>
-        <w:tabs>
-          <w:tab w:val="left" w:pos="5103"/>
-        </w:tabs>
-        <w:spacing w:line="240" w:lineRule="auto"/>
-        <w:rPr>
-          <w:i/>
-          <w:iCs/>
-        </w:rPr>
-      </w:pPr>
-      <w:r>
-        <w:rPr>
-          <w:i/>
-          <w:iCs/>
-        </w:rPr>
-        <w:tab/>
-      </w:r>
-      <w:r>
-        <w:rPr>
-          <w:i/>
-          <w:iCs/>
-        </w:rPr>
-        <w:t>(Ký tên và ghi rõ họ tên)</w:t>
-      </w:r>
-    </w:p>
-    <w:p>
-      <w:pPr>
-        <w:pStyle w:val="Ba"/>
-        <w:jc w:val="both"/>
-      </w:pPr>
       <w:bookmarkStart w:id="1" w:name="_Toc223615478"/>
       <w:bookmarkStart w:id="2" w:name="_Toc233835201"/>
-      <w:r>
-        <w:t xml:space="preserve"> </w:t>
-      </w:r>
-    </w:p>
-    <w:p>
-      <w:pPr>
-        <w:pStyle w:val="Ba"/>
-      </w:pPr>
-      <w:r>
-        <w:br w:type="page"/>
-      </w:r>
       <w:r>
         <w:lastRenderedPageBreak/>
         <w:t>LỜI CAM ĐOAN</w:t>
@@ -2001,7 +1742,13 @@
     </w:p>
     <w:p>
       <w:r>
-        <w:t>Tôi chịu hoàn toàn trách nhiệm về tính trung thực, chính xác của nội dung cũng như các số liệu, kết quả được trình bày trong báo cáo. Trường hợp có sai sót, bao gồm cả những thông tin hoặc số liệu do AI cung cấp nhưng chưa được kiểm chứng đầy đủ, tôi xin hoàn toàn chịu trách nhiệm và chấp nhận mọi hình thức xử lý theo quy định của nhà trường.</w:t>
+        <w:t>Tôi</w:t>
+      </w:r>
+      <w:r>
+        <w:t xml:space="preserve"> xin</w:t>
+      </w:r>
+      <w:r>
+        <w:t xml:space="preserve"> chịu hoàn toàn trách nhiệm về tính trung thực, chính xác của nội dung cũng như các số liệu, kết quả được trình bày trong báo cáo. Trường hợp có sai sót, bao gồm cả những thông tin hoặc số liệu do AI cung cấp nhưng chưa được kiểm chứng đầy đủ, tôi xin hoàn toàn chịu trách nhiệm và chấp nhận mọi hình thức xử lý theo quy định của nhà trường.</w:t>
       </w:r>
     </w:p>
     <w:p>
@@ -2406,7 +2153,7 @@
         </w:rPr>
         <w:fldChar w:fldCharType="separate"/>
       </w:r>
-      <w:hyperlink w:anchor="_Toc236053326" w:history="1">
+      <w:hyperlink w:anchor="_Toc236260189" w:history="1">
         <w:r>
           <w:rPr>
             <w:rStyle w:val="Hyperlink"/>
@@ -2433,7 +2180,7 @@
             <w:noProof/>
             <w:webHidden/>
           </w:rPr>
-          <w:instrText xml:space="preserve"> PAGEREF _Toc236053326 \h </w:instrText>
+          <w:instrText xml:space="preserve"> PAGEREF _Toc236260189 \h </w:instrText>
         </w:r>
         <w:r>
           <w:rPr>
@@ -2453,7 +2200,7 @@
             <w:noProof/>
             <w:webHidden/>
           </w:rPr>
-          <w:t>12</w:t>
+          <w:t>1</w:t>
         </w:r>
         <w:r>
           <w:rPr>
@@ -2479,7 +2226,7 @@
           <w14:ligatures w14:val="standardContextual"/>
         </w:rPr>
       </w:pPr>
-      <w:hyperlink w:anchor="_Toc236053327" w:history="1">
+      <w:hyperlink w:anchor="_Toc236260190" w:history="1">
         <w:r>
           <w:rPr>
             <w:rStyle w:val="Hyperlink"/>
@@ -2506,7 +2253,7 @@
             <w:noProof/>
             <w:webHidden/>
           </w:rPr>
-          <w:instrText xml:space="preserve"> PAGEREF _Toc236053327 \h </w:instrText>
+          <w:instrText xml:space="preserve"> PAGEREF _Toc236260190 \h </w:instrText>
         </w:r>
         <w:r>
           <w:rPr>
@@ -2526,7 +2273,7 @@
             <w:noProof/>
             <w:webHidden/>
           </w:rPr>
-          <w:t>12</w:t>
+          <w:t>1</w:t>
         </w:r>
         <w:r>
           <w:rPr>
@@ -2552,7 +2299,7 @@
           <w14:ligatures w14:val="standardContextual"/>
         </w:rPr>
       </w:pPr>
-      <w:hyperlink w:anchor="_Toc236053328" w:history="1">
+      <w:hyperlink w:anchor="_Toc236260191" w:history="1">
         <w:r>
           <w:rPr>
             <w:rStyle w:val="Hyperlink"/>
@@ -2579,7 +2326,7 @@
             <w:noProof/>
             <w:webHidden/>
           </w:rPr>
-          <w:instrText xml:space="preserve"> PAGEREF _Toc236053328 \h </w:instrText>
+          <w:instrText xml:space="preserve"> PAGEREF _Toc236260191 \h </w:instrText>
         </w:r>
         <w:r>
           <w:rPr>
@@ -2599,7 +2346,7 @@
             <w:noProof/>
             <w:webHidden/>
           </w:rPr>
-          <w:t>12</w:t>
+          <w:t>1</w:t>
         </w:r>
         <w:r>
           <w:rPr>
@@ -2625,7 +2372,7 @@
           <w14:ligatures w14:val="standardContextual"/>
         </w:rPr>
       </w:pPr>
-      <w:hyperlink w:anchor="_Toc236053329" w:history="1">
+      <w:hyperlink w:anchor="_Toc236260192" w:history="1">
         <w:r>
           <w:rPr>
             <w:rStyle w:val="Hyperlink"/>
@@ -2652,7 +2399,7 @@
             <w:noProof/>
             <w:webHidden/>
           </w:rPr>
-          <w:instrText xml:space="preserve"> PAGEREF _Toc236053329 \h </w:instrText>
+          <w:instrText xml:space="preserve"> PAGEREF _Toc236260192 \h </w:instrText>
         </w:r>
         <w:r>
           <w:rPr>
@@ -2672,7 +2419,7 @@
             <w:noProof/>
             <w:webHidden/>
           </w:rPr>
-          <w:t>13</w:t>
+          <w:t>2</w:t>
         </w:r>
         <w:r>
           <w:rPr>
@@ -2698,7 +2445,7 @@
           <w14:ligatures w14:val="standardContextual"/>
         </w:rPr>
       </w:pPr>
-      <w:hyperlink w:anchor="_Toc236053330" w:history="1">
+      <w:hyperlink w:anchor="_Toc236260193" w:history="1">
         <w:r>
           <w:rPr>
             <w:rStyle w:val="Hyperlink"/>
@@ -2725,7 +2472,7 @@
             <w:noProof/>
             <w:webHidden/>
           </w:rPr>
-          <w:instrText xml:space="preserve"> PAGEREF _Toc236053330 \h </w:instrText>
+          <w:instrText xml:space="preserve"> PAGEREF _Toc236260193 \h </w:instrText>
         </w:r>
         <w:r>
           <w:rPr>
@@ -2745,7 +2492,7 @@
             <w:noProof/>
             <w:webHidden/>
           </w:rPr>
-          <w:t>13</w:t>
+          <w:t>2</w:t>
         </w:r>
         <w:r>
           <w:rPr>
@@ -2771,7 +2518,7 @@
           <w14:ligatures w14:val="standardContextual"/>
         </w:rPr>
       </w:pPr>
-      <w:hyperlink w:anchor="_Toc236053331" w:history="1">
+      <w:hyperlink w:anchor="_Toc236260194" w:history="1">
         <w:r>
           <w:rPr>
             <w:rStyle w:val="Hyperlink"/>
@@ -2798,7 +2545,7 @@
             <w:noProof/>
             <w:webHidden/>
           </w:rPr>
-          <w:instrText xml:space="preserve"> PAGEREF _Toc236053331 \h </w:instrText>
+          <w:instrText xml:space="preserve"> PAGEREF _Toc236260194 \h </w:instrText>
         </w:r>
         <w:r>
           <w:rPr>
@@ -2818,7 +2565,7 @@
             <w:noProof/>
             <w:webHidden/>
           </w:rPr>
-          <w:t>14</w:t>
+          <w:t>3</w:t>
         </w:r>
         <w:r>
           <w:rPr>
@@ -2844,7 +2591,7 @@
           <w14:ligatures w14:val="standardContextual"/>
         </w:rPr>
       </w:pPr>
-      <w:hyperlink w:anchor="_Toc236053332" w:history="1">
+      <w:hyperlink w:anchor="_Toc236260195" w:history="1">
         <w:r>
           <w:rPr>
             <w:rStyle w:val="Hyperlink"/>
@@ -2871,7 +2618,7 @@
             <w:noProof/>
             <w:webHidden/>
           </w:rPr>
-          <w:instrText xml:space="preserve"> PAGEREF _Toc236053332 \h </w:instrText>
+          <w:instrText xml:space="preserve"> PAGEREF _Toc236260195 \h </w:instrText>
         </w:r>
         <w:r>
           <w:rPr>
@@ -2891,7 +2638,7 @@
             <w:noProof/>
             <w:webHidden/>
           </w:rPr>
-          <w:t>14</w:t>
+          <w:t>3</w:t>
         </w:r>
         <w:r>
           <w:rPr>
@@ -2917,7 +2664,7 @@
           <w14:ligatures w14:val="standardContextual"/>
         </w:rPr>
       </w:pPr>
-      <w:hyperlink w:anchor="_Toc236053333" w:history="1">
+      <w:hyperlink w:anchor="_Toc236260196" w:history="1">
         <w:r>
           <w:rPr>
             <w:rStyle w:val="Hyperlink"/>
@@ -2944,7 +2691,7 @@
             <w:noProof/>
             <w:webHidden/>
           </w:rPr>
-          <w:instrText xml:space="preserve"> PAGEREF _Toc236053333 \h </w:instrText>
+          <w:instrText xml:space="preserve"> PAGEREF _Toc236260196 \h </w:instrText>
         </w:r>
         <w:r>
           <w:rPr>
@@ -2964,7 +2711,7 @@
             <w:noProof/>
             <w:webHidden/>
           </w:rPr>
-          <w:t>17</w:t>
+          <w:t>5</w:t>
         </w:r>
         <w:r>
           <w:rPr>
@@ -2990,7 +2737,7 @@
           <w14:ligatures w14:val="standardContextual"/>
         </w:rPr>
       </w:pPr>
-      <w:hyperlink w:anchor="_Toc236053334" w:history="1">
+      <w:hyperlink w:anchor="_Toc236260197" w:history="1">
         <w:r>
           <w:rPr>
             <w:rStyle w:val="Hyperlink"/>
@@ -3017,7 +2764,7 @@
             <w:noProof/>
             <w:webHidden/>
           </w:rPr>
-          <w:instrText xml:space="preserve"> PAGEREF _Toc236053334 \h </w:instrText>
+          <w:instrText xml:space="preserve"> PAGEREF _Toc236260197 \h </w:instrText>
         </w:r>
         <w:r>
           <w:rPr>
@@ -3037,7 +2784,7 @@
             <w:noProof/>
             <w:webHidden/>
           </w:rPr>
-          <w:t>17</w:t>
+          <w:t>5</w:t>
         </w:r>
         <w:r>
           <w:rPr>
@@ -3063,7 +2810,7 @@
           <w14:ligatures w14:val="standardContextual"/>
         </w:rPr>
       </w:pPr>
-      <w:hyperlink w:anchor="_Toc236053335" w:history="1">
+      <w:hyperlink w:anchor="_Toc236260198" w:history="1">
         <w:r>
           <w:rPr>
             <w:rStyle w:val="Hyperlink"/>
@@ -3090,7 +2837,7 @@
             <w:noProof/>
             <w:webHidden/>
           </w:rPr>
-          <w:instrText xml:space="preserve"> PAGEREF _Toc236053335 \h </w:instrText>
+          <w:instrText xml:space="preserve"> PAGEREF _Toc236260198 \h </w:instrText>
         </w:r>
         <w:r>
           <w:rPr>
@@ -3110,7 +2857,7 @@
             <w:noProof/>
             <w:webHidden/>
           </w:rPr>
-          <w:t>17</w:t>
+          <w:t>5</w:t>
         </w:r>
         <w:r>
           <w:rPr>
@@ -3138,7 +2885,7 @@
           <w14:ligatures w14:val="standardContextual"/>
         </w:rPr>
       </w:pPr>
-      <w:hyperlink w:anchor="_Toc236053336" w:history="1">
+      <w:hyperlink w:anchor="_Toc236260199" w:history="1">
         <w:r>
           <w:rPr>
             <w:rStyle w:val="Hyperlink"/>
@@ -3173,7 +2920,7 @@
             <w:noProof/>
             <w:webHidden/>
           </w:rPr>
-          <w:instrText xml:space="preserve"> PAGEREF _Toc236053336 \h </w:instrText>
+          <w:instrText xml:space="preserve"> PAGEREF _Toc236260199 \h </w:instrText>
         </w:r>
         <w:r>
           <w:rPr>
@@ -3199,7 +2946,7 @@
             <w:noProof/>
             <w:webHidden/>
           </w:rPr>
-          <w:t>17</w:t>
+          <w:t>5</w:t>
         </w:r>
         <w:r>
           <w:rPr>
@@ -3229,7 +2976,7 @@
           <w14:ligatures w14:val="standardContextual"/>
         </w:rPr>
       </w:pPr>
-      <w:hyperlink w:anchor="_Toc236053337" w:history="1">
+      <w:hyperlink w:anchor="_Toc236260200" w:history="1">
         <w:r>
           <w:rPr>
             <w:rStyle w:val="Hyperlink"/>
@@ -3264,7 +3011,7 @@
             <w:noProof/>
             <w:webHidden/>
           </w:rPr>
-          <w:instrText xml:space="preserve"> PAGEREF _Toc236053337 \h </w:instrText>
+          <w:instrText xml:space="preserve"> PAGEREF _Toc236260200 \h </w:instrText>
         </w:r>
         <w:r>
           <w:rPr>
@@ -3290,7 +3037,7 @@
             <w:noProof/>
             <w:webHidden/>
           </w:rPr>
-          <w:t>17</w:t>
+          <w:t>5</w:t>
         </w:r>
         <w:r>
           <w:rPr>
@@ -3320,7 +3067,7 @@
           <w14:ligatures w14:val="standardContextual"/>
         </w:rPr>
       </w:pPr>
-      <w:hyperlink w:anchor="_Toc236053338" w:history="1">
+      <w:hyperlink w:anchor="_Toc236260201" w:history="1">
         <w:r>
           <w:rPr>
             <w:rStyle w:val="Hyperlink"/>
@@ -3355,7 +3102,7 @@
             <w:noProof/>
             <w:webHidden/>
           </w:rPr>
-          <w:instrText xml:space="preserve"> PAGEREF _Toc236053338 \h </w:instrText>
+          <w:instrText xml:space="preserve"> PAGEREF _Toc236260201 \h </w:instrText>
         </w:r>
         <w:r>
           <w:rPr>
@@ -3381,7 +3128,7 @@
             <w:noProof/>
             <w:webHidden/>
           </w:rPr>
-          <w:t>17</w:t>
+          <w:t>5</w:t>
         </w:r>
         <w:r>
           <w:rPr>
@@ -3411,7 +3158,7 @@
           <w14:ligatures w14:val="standardContextual"/>
         </w:rPr>
       </w:pPr>
-      <w:hyperlink w:anchor="_Toc236053339" w:history="1">
+      <w:hyperlink w:anchor="_Toc236260202" w:history="1">
         <w:r>
           <w:rPr>
             <w:rStyle w:val="Hyperlink"/>
@@ -3446,7 +3193,7 @@
             <w:noProof/>
             <w:webHidden/>
           </w:rPr>
-          <w:instrText xml:space="preserve"> PAGEREF _Toc236053339 \h </w:instrText>
+          <w:instrText xml:space="preserve"> PAGEREF _Toc236260202 \h </w:instrText>
         </w:r>
         <w:r>
           <w:rPr>
@@ -3472,7 +3219,7 @@
             <w:noProof/>
             <w:webHidden/>
           </w:rPr>
-          <w:t>18</w:t>
+          <w:t>6</w:t>
         </w:r>
         <w:r>
           <w:rPr>
@@ -3502,7 +3249,7 @@
           <w14:ligatures w14:val="standardContextual"/>
         </w:rPr>
       </w:pPr>
-      <w:hyperlink w:anchor="_Toc236053340" w:history="1">
+      <w:hyperlink w:anchor="_Toc236260203" w:history="1">
         <w:r>
           <w:rPr>
             <w:rStyle w:val="Hyperlink"/>
@@ -3537,7 +3284,7 @@
             <w:noProof/>
             <w:webHidden/>
           </w:rPr>
-          <w:instrText xml:space="preserve"> PAGEREF _Toc236053340 \h </w:instrText>
+          <w:instrText xml:space="preserve"> PAGEREF _Toc236260203 \h </w:instrText>
         </w:r>
         <w:r>
           <w:rPr>
@@ -3563,7 +3310,7 @@
             <w:noProof/>
             <w:webHidden/>
           </w:rPr>
-          <w:t>18</w:t>
+          <w:t>6</w:t>
         </w:r>
         <w:r>
           <w:rPr>
@@ -3593,7 +3340,7 @@
           <w14:ligatures w14:val="standardContextual"/>
         </w:rPr>
       </w:pPr>
-      <w:hyperlink w:anchor="_Toc236053341" w:history="1">
+      <w:hyperlink w:anchor="_Toc236260204" w:history="1">
         <w:r>
           <w:rPr>
             <w:rStyle w:val="Hyperlink"/>
@@ -3628,7 +3375,7 @@
             <w:noProof/>
             <w:webHidden/>
           </w:rPr>
-          <w:instrText xml:space="preserve"> PAGEREF _Toc236053341 \h </w:instrText>
+          <w:instrText xml:space="preserve"> PAGEREF _Toc236260204 \h </w:instrText>
         </w:r>
         <w:r>
           <w:rPr>
@@ -3654,523 +3401,12 @@
             <w:noProof/>
             <w:webHidden/>
           </w:rPr>
-          <w:t>19</w:t>
+          <w:t>6</w:t>
         </w:r>
         <w:r>
           <w:rPr>
             <w:i/>
             <w:iCs/>
-            <w:noProof/>
-            <w:webHidden/>
-          </w:rPr>
-          <w:fldChar w:fldCharType="end"/>
-        </w:r>
-      </w:hyperlink>
-    </w:p>
-    <w:p>
-      <w:pPr>
-        <w:pStyle w:val="TOC1"/>
-        <w:tabs>
-          <w:tab w:val="right" w:leader="dot" w:pos="8777"/>
-        </w:tabs>
-        <w:rPr>
-          <w:rFonts w:asciiTheme="minorHAnsi" w:eastAsiaTheme="minorEastAsia" w:hAnsiTheme="minorHAnsi" w:cstheme="minorBidi"/>
-          <w:b w:val="0"/>
-          <w:noProof/>
-          <w:kern w:val="2"/>
-          <w:sz w:val="24"/>
-          <w14:ligatures w14:val="standardContextual"/>
-        </w:rPr>
-      </w:pPr>
-      <w:hyperlink w:anchor="_Toc236053342" w:history="1">
-        <w:r>
-          <w:rPr>
-            <w:rStyle w:val="Hyperlink"/>
-            <w:noProof/>
-          </w:rPr>
-          <w:t>2.3. Trọng tâm theo hướng</w:t>
-        </w:r>
-        <w:r>
-          <w:rPr>
-            <w:noProof/>
-            <w:webHidden/>
-          </w:rPr>
-          <w:tab/>
-        </w:r>
-        <w:r>
-          <w:rPr>
-            <w:noProof/>
-            <w:webHidden/>
-          </w:rPr>
-          <w:fldChar w:fldCharType="begin"/>
-        </w:r>
-        <w:r>
-          <w:rPr>
-            <w:noProof/>
-            <w:webHidden/>
-          </w:rPr>
-          <w:instrText xml:space="preserve"> PAGEREF _Toc236053342 \h </w:instrText>
-        </w:r>
-        <w:r>
-          <w:rPr>
-            <w:noProof/>
-            <w:webHidden/>
-          </w:rPr>
-        </w:r>
-        <w:r>
-          <w:rPr>
-            <w:noProof/>
-            <w:webHidden/>
-          </w:rPr>
-          <w:fldChar w:fldCharType="separate"/>
-        </w:r>
-        <w:r>
-          <w:rPr>
-            <w:noProof/>
-            <w:webHidden/>
-          </w:rPr>
-          <w:t>19</w:t>
-        </w:r>
-        <w:r>
-          <w:rPr>
-            <w:noProof/>
-            <w:webHidden/>
-          </w:rPr>
-          <w:fldChar w:fldCharType="end"/>
-        </w:r>
-      </w:hyperlink>
-    </w:p>
-    <w:p>
-      <w:pPr>
-        <w:pStyle w:val="TOC1"/>
-        <w:tabs>
-          <w:tab w:val="right" w:leader="dot" w:pos="8777"/>
-        </w:tabs>
-        <w:rPr>
-          <w:rFonts w:asciiTheme="minorHAnsi" w:eastAsiaTheme="minorEastAsia" w:hAnsiTheme="minorHAnsi" w:cstheme="minorBidi"/>
-          <w:b w:val="0"/>
-          <w:noProof/>
-          <w:kern w:val="2"/>
-          <w:sz w:val="24"/>
-          <w14:ligatures w14:val="standardContextual"/>
-        </w:rPr>
-      </w:pPr>
-      <w:hyperlink w:anchor="_Toc236053343" w:history="1">
-        <w:r>
-          <w:rPr>
-            <w:rStyle w:val="Hyperlink"/>
-            <w:noProof/>
-          </w:rPr>
-          <w:t>2.4. Chuẩn, tài liệu và nguồn công cụ GitHub</w:t>
-        </w:r>
-        <w:r>
-          <w:rPr>
-            <w:noProof/>
-            <w:webHidden/>
-          </w:rPr>
-          <w:tab/>
-        </w:r>
-        <w:r>
-          <w:rPr>
-            <w:noProof/>
-            <w:webHidden/>
-          </w:rPr>
-          <w:fldChar w:fldCharType="begin"/>
-        </w:r>
-        <w:r>
-          <w:rPr>
-            <w:noProof/>
-            <w:webHidden/>
-          </w:rPr>
-          <w:instrText xml:space="preserve"> PAGEREF _Toc236053343 \h </w:instrText>
-        </w:r>
-        <w:r>
-          <w:rPr>
-            <w:noProof/>
-            <w:webHidden/>
-          </w:rPr>
-        </w:r>
-        <w:r>
-          <w:rPr>
-            <w:noProof/>
-            <w:webHidden/>
-          </w:rPr>
-          <w:fldChar w:fldCharType="separate"/>
-        </w:r>
-        <w:r>
-          <w:rPr>
-            <w:noProof/>
-            <w:webHidden/>
-          </w:rPr>
-          <w:t>21</w:t>
-        </w:r>
-        <w:r>
-          <w:rPr>
-            <w:noProof/>
-            <w:webHidden/>
-          </w:rPr>
-          <w:fldChar w:fldCharType="end"/>
-        </w:r>
-      </w:hyperlink>
-    </w:p>
-    <w:p>
-      <w:pPr>
-        <w:pStyle w:val="TOC1"/>
-        <w:tabs>
-          <w:tab w:val="right" w:leader="dot" w:pos="8777"/>
-        </w:tabs>
-        <w:rPr>
-          <w:rFonts w:asciiTheme="minorHAnsi" w:eastAsiaTheme="minorEastAsia" w:hAnsiTheme="minorHAnsi" w:cstheme="minorBidi"/>
-          <w:b w:val="0"/>
-          <w:noProof/>
-          <w:kern w:val="2"/>
-          <w:sz w:val="24"/>
-          <w14:ligatures w14:val="standardContextual"/>
-        </w:rPr>
-      </w:pPr>
-      <w:hyperlink w:anchor="_Toc236053344" w:history="1">
-        <w:r>
-          <w:rPr>
-            <w:rStyle w:val="Hyperlink"/>
-            <w:noProof/>
-          </w:rPr>
-          <w:t>2.5. Công trình hoặc giải pháp liên quan</w:t>
-        </w:r>
-        <w:r>
-          <w:rPr>
-            <w:noProof/>
-            <w:webHidden/>
-          </w:rPr>
-          <w:tab/>
-        </w:r>
-        <w:r>
-          <w:rPr>
-            <w:noProof/>
-            <w:webHidden/>
-          </w:rPr>
-          <w:fldChar w:fldCharType="begin"/>
-        </w:r>
-        <w:r>
-          <w:rPr>
-            <w:noProof/>
-            <w:webHidden/>
-          </w:rPr>
-          <w:instrText xml:space="preserve"> PAGEREF _Toc236053344 \h </w:instrText>
-        </w:r>
-        <w:r>
-          <w:rPr>
-            <w:noProof/>
-            <w:webHidden/>
-          </w:rPr>
-        </w:r>
-        <w:r>
-          <w:rPr>
-            <w:noProof/>
-            <w:webHidden/>
-          </w:rPr>
-          <w:fldChar w:fldCharType="separate"/>
-        </w:r>
-        <w:r>
-          <w:rPr>
-            <w:noProof/>
-            <w:webHidden/>
-          </w:rPr>
-          <w:t>21</w:t>
-        </w:r>
-        <w:r>
-          <w:rPr>
-            <w:noProof/>
-            <w:webHidden/>
-          </w:rPr>
-          <w:fldChar w:fldCharType="end"/>
-        </w:r>
-      </w:hyperlink>
-    </w:p>
-    <w:p>
-      <w:pPr>
-        <w:pStyle w:val="TOC1"/>
-        <w:tabs>
-          <w:tab w:val="right" w:leader="dot" w:pos="8777"/>
-        </w:tabs>
-        <w:rPr>
-          <w:rFonts w:asciiTheme="minorHAnsi" w:eastAsiaTheme="minorEastAsia" w:hAnsiTheme="minorHAnsi" w:cstheme="minorBidi"/>
-          <w:b w:val="0"/>
-          <w:noProof/>
-          <w:kern w:val="2"/>
-          <w:sz w:val="24"/>
-          <w14:ligatures w14:val="standardContextual"/>
-        </w:rPr>
-      </w:pPr>
-      <w:hyperlink w:anchor="_Toc236053345" w:history="1">
-        <w:r>
-          <w:rPr>
-            <w:rStyle w:val="Hyperlink"/>
-            <w:noProof/>
-          </w:rPr>
-          <w:t>2.6. Tiểu kết</w:t>
-        </w:r>
-        <w:r>
-          <w:rPr>
-            <w:noProof/>
-            <w:webHidden/>
-          </w:rPr>
-          <w:tab/>
-        </w:r>
-        <w:r>
-          <w:rPr>
-            <w:noProof/>
-            <w:webHidden/>
-          </w:rPr>
-          <w:fldChar w:fldCharType="begin"/>
-        </w:r>
-        <w:r>
-          <w:rPr>
-            <w:noProof/>
-            <w:webHidden/>
-          </w:rPr>
-          <w:instrText xml:space="preserve"> PAGEREF _Toc236053345 \h </w:instrText>
-        </w:r>
-        <w:r>
-          <w:rPr>
-            <w:noProof/>
-            <w:webHidden/>
-          </w:rPr>
-        </w:r>
-        <w:r>
-          <w:rPr>
-            <w:noProof/>
-            <w:webHidden/>
-          </w:rPr>
-          <w:fldChar w:fldCharType="separate"/>
-        </w:r>
-        <w:r>
-          <w:rPr>
-            <w:noProof/>
-            <w:webHidden/>
-          </w:rPr>
-          <w:t>25</w:t>
-        </w:r>
-        <w:r>
-          <w:rPr>
-            <w:noProof/>
-            <w:webHidden/>
-          </w:rPr>
-          <w:fldChar w:fldCharType="end"/>
-        </w:r>
-      </w:hyperlink>
-    </w:p>
-    <w:p>
-      <w:pPr>
-        <w:pStyle w:val="TOC1"/>
-        <w:tabs>
-          <w:tab w:val="right" w:leader="dot" w:pos="8777"/>
-        </w:tabs>
-        <w:rPr>
-          <w:rFonts w:asciiTheme="minorHAnsi" w:eastAsiaTheme="minorEastAsia" w:hAnsiTheme="minorHAnsi" w:cstheme="minorBidi"/>
-          <w:b w:val="0"/>
-          <w:noProof/>
-          <w:kern w:val="2"/>
-          <w:sz w:val="24"/>
-          <w14:ligatures w14:val="standardContextual"/>
-        </w:rPr>
-      </w:pPr>
-      <w:hyperlink w:anchor="_Toc236053346" w:history="1">
-        <w:r>
-          <w:rPr>
-            <w:rStyle w:val="Hyperlink"/>
-            <w:noProof/>
-          </w:rPr>
-          <w:t>CHƯƠNG 3: PHƯƠNG PHÁP VÀ THIẾT KẾ</w:t>
-        </w:r>
-        <w:r>
-          <w:rPr>
-            <w:noProof/>
-            <w:webHidden/>
-          </w:rPr>
-          <w:tab/>
-        </w:r>
-        <w:r>
-          <w:rPr>
-            <w:noProof/>
-            <w:webHidden/>
-          </w:rPr>
-          <w:fldChar w:fldCharType="begin"/>
-        </w:r>
-        <w:r>
-          <w:rPr>
-            <w:noProof/>
-            <w:webHidden/>
-          </w:rPr>
-          <w:instrText xml:space="preserve"> PAGEREF _Toc236053346 \h </w:instrText>
-        </w:r>
-        <w:r>
-          <w:rPr>
-            <w:noProof/>
-            <w:webHidden/>
-          </w:rPr>
-        </w:r>
-        <w:r>
-          <w:rPr>
-            <w:noProof/>
-            <w:webHidden/>
-          </w:rPr>
-          <w:fldChar w:fldCharType="separate"/>
-        </w:r>
-        <w:r>
-          <w:rPr>
-            <w:noProof/>
-            <w:webHidden/>
-          </w:rPr>
-          <w:t>26</w:t>
-        </w:r>
-        <w:r>
-          <w:rPr>
-            <w:noProof/>
-            <w:webHidden/>
-          </w:rPr>
-          <w:fldChar w:fldCharType="end"/>
-        </w:r>
-      </w:hyperlink>
-    </w:p>
-    <w:p>
-      <w:pPr>
-        <w:pStyle w:val="TOC1"/>
-        <w:tabs>
-          <w:tab w:val="right" w:leader="dot" w:pos="8777"/>
-        </w:tabs>
-        <w:rPr>
-          <w:rFonts w:asciiTheme="minorHAnsi" w:eastAsiaTheme="minorEastAsia" w:hAnsiTheme="minorHAnsi" w:cstheme="minorBidi"/>
-          <w:b w:val="0"/>
-          <w:noProof/>
-          <w:kern w:val="2"/>
-          <w:sz w:val="24"/>
-          <w14:ligatures w14:val="standardContextual"/>
-        </w:rPr>
-      </w:pPr>
-      <w:hyperlink w:anchor="_Toc236053347" w:history="1">
-        <w:r>
-          <w:rPr>
-            <w:rStyle w:val="Hyperlink"/>
-            <w:noProof/>
-          </w:rPr>
-          <w:t>3.1. Phương pháp thực hiện</w:t>
-        </w:r>
-        <w:r>
-          <w:rPr>
-            <w:noProof/>
-            <w:webHidden/>
-          </w:rPr>
-          <w:tab/>
-        </w:r>
-        <w:r>
-          <w:rPr>
-            <w:noProof/>
-            <w:webHidden/>
-          </w:rPr>
-          <w:fldChar w:fldCharType="begin"/>
-        </w:r>
-        <w:r>
-          <w:rPr>
-            <w:noProof/>
-            <w:webHidden/>
-          </w:rPr>
-          <w:instrText xml:space="preserve"> PAGEREF _Toc236053347 \h </w:instrText>
-        </w:r>
-        <w:r>
-          <w:rPr>
-            <w:noProof/>
-            <w:webHidden/>
-          </w:rPr>
-        </w:r>
-        <w:r>
-          <w:rPr>
-            <w:noProof/>
-            <w:webHidden/>
-          </w:rPr>
-          <w:fldChar w:fldCharType="separate"/>
-        </w:r>
-        <w:r>
-          <w:rPr>
-            <w:noProof/>
-            <w:webHidden/>
-          </w:rPr>
-          <w:t>26</w:t>
-        </w:r>
-        <w:r>
-          <w:rPr>
-            <w:noProof/>
-            <w:webHidden/>
-          </w:rPr>
-          <w:fldChar w:fldCharType="end"/>
-        </w:r>
-      </w:hyperlink>
-    </w:p>
-    <w:p>
-      <w:pPr>
-        <w:pStyle w:val="TOC1"/>
-        <w:tabs>
-          <w:tab w:val="right" w:leader="dot" w:pos="8777"/>
-        </w:tabs>
-        <w:rPr>
-          <w:rFonts w:asciiTheme="minorHAnsi" w:eastAsiaTheme="minorEastAsia" w:hAnsiTheme="minorHAnsi" w:cstheme="minorBidi"/>
-          <w:b w:val="0"/>
-          <w:noProof/>
-          <w:kern w:val="2"/>
-          <w:sz w:val="24"/>
-          <w14:ligatures w14:val="standardContextual"/>
-        </w:rPr>
-      </w:pPr>
-      <w:hyperlink w:anchor="_Toc236053348" w:history="1">
-        <w:r>
-          <w:rPr>
-            <w:rStyle w:val="Hyperlink"/>
-            <w:noProof/>
-          </w:rPr>
-          <w:t>3.2. Kiến trúc/mô hình và luồng dữ liệu</w:t>
-        </w:r>
-        <w:r>
-          <w:rPr>
-            <w:noProof/>
-            <w:webHidden/>
-          </w:rPr>
-          <w:tab/>
-        </w:r>
-        <w:r>
-          <w:rPr>
-            <w:noProof/>
-            <w:webHidden/>
-          </w:rPr>
-          <w:fldChar w:fldCharType="begin"/>
-        </w:r>
-        <w:r>
-          <w:rPr>
-            <w:noProof/>
-            <w:webHidden/>
-          </w:rPr>
-          <w:instrText xml:space="preserve"> PAGEREF _Toc236053348 \h </w:instrText>
-        </w:r>
-        <w:r>
-          <w:rPr>
-            <w:noProof/>
-            <w:webHidden/>
-          </w:rPr>
-        </w:r>
-        <w:r>
-          <w:rPr>
-            <w:noProof/>
-            <w:webHidden/>
-          </w:rPr>
-          <w:fldChar w:fldCharType="separate"/>
-        </w:r>
-        <w:r>
-          <w:rPr>
-            <w:noProof/>
-            <w:webHidden/>
-          </w:rPr>
-          <w:t>26</w:t>
-        </w:r>
-        <w:r>
-          <w:rPr>
             <w:noProof/>
             <w:webHidden/>
           </w:rPr>
@@ -4195,7 +3431,7 @@
           <w14:ligatures w14:val="standardContextual"/>
         </w:rPr>
       </w:pPr>
-      <w:hyperlink w:anchor="_Toc236053349" w:history="1">
+      <w:hyperlink w:anchor="_Toc236260205" w:history="1">
         <w:r>
           <w:rPr>
             <w:rStyle w:val="Hyperlink"/>
@@ -4203,7 +3439,7 @@
             <w:iCs/>
             <w:noProof/>
           </w:rPr>
-          <w:t>3.2.1. Kiến trúc hệ thống</w:t>
+          <w:t>2.2.7. So sánh Signature-based IDS và Anomaly-based IDS</w:t>
         </w:r>
         <w:r>
           <w:rPr>
@@ -4230,7 +3466,7 @@
             <w:noProof/>
             <w:webHidden/>
           </w:rPr>
-          <w:instrText xml:space="preserve"> PAGEREF _Toc236053349 \h </w:instrText>
+          <w:instrText xml:space="preserve"> PAGEREF _Toc236260205 \h </w:instrText>
         </w:r>
         <w:r>
           <w:rPr>
@@ -4256,12 +3492,523 @@
             <w:noProof/>
             <w:webHidden/>
           </w:rPr>
-          <w:t>26</w:t>
+          <w:t>7</w:t>
         </w:r>
         <w:r>
           <w:rPr>
             <w:i/>
             <w:iCs/>
+            <w:noProof/>
+            <w:webHidden/>
+          </w:rPr>
+          <w:fldChar w:fldCharType="end"/>
+        </w:r>
+      </w:hyperlink>
+    </w:p>
+    <w:p>
+      <w:pPr>
+        <w:pStyle w:val="TOC1"/>
+        <w:tabs>
+          <w:tab w:val="right" w:leader="dot" w:pos="8777"/>
+        </w:tabs>
+        <w:rPr>
+          <w:rFonts w:asciiTheme="minorHAnsi" w:eastAsiaTheme="minorEastAsia" w:hAnsiTheme="minorHAnsi" w:cstheme="minorBidi"/>
+          <w:b w:val="0"/>
+          <w:noProof/>
+          <w:kern w:val="2"/>
+          <w:sz w:val="24"/>
+          <w14:ligatures w14:val="standardContextual"/>
+        </w:rPr>
+      </w:pPr>
+      <w:hyperlink w:anchor="_Toc236260206" w:history="1">
+        <w:r>
+          <w:rPr>
+            <w:rStyle w:val="Hyperlink"/>
+            <w:noProof/>
+          </w:rPr>
+          <w:t>2.3. Trọng tâm theo hướng</w:t>
+        </w:r>
+        <w:r>
+          <w:rPr>
+            <w:noProof/>
+            <w:webHidden/>
+          </w:rPr>
+          <w:tab/>
+        </w:r>
+        <w:r>
+          <w:rPr>
+            <w:noProof/>
+            <w:webHidden/>
+          </w:rPr>
+          <w:fldChar w:fldCharType="begin"/>
+        </w:r>
+        <w:r>
+          <w:rPr>
+            <w:noProof/>
+            <w:webHidden/>
+          </w:rPr>
+          <w:instrText xml:space="preserve"> PAGEREF _Toc236260206 \h </w:instrText>
+        </w:r>
+        <w:r>
+          <w:rPr>
+            <w:noProof/>
+            <w:webHidden/>
+          </w:rPr>
+        </w:r>
+        <w:r>
+          <w:rPr>
+            <w:noProof/>
+            <w:webHidden/>
+          </w:rPr>
+          <w:fldChar w:fldCharType="separate"/>
+        </w:r>
+        <w:r>
+          <w:rPr>
+            <w:noProof/>
+            <w:webHidden/>
+          </w:rPr>
+          <w:t>8</w:t>
+        </w:r>
+        <w:r>
+          <w:rPr>
+            <w:noProof/>
+            <w:webHidden/>
+          </w:rPr>
+          <w:fldChar w:fldCharType="end"/>
+        </w:r>
+      </w:hyperlink>
+    </w:p>
+    <w:p>
+      <w:pPr>
+        <w:pStyle w:val="TOC1"/>
+        <w:tabs>
+          <w:tab w:val="right" w:leader="dot" w:pos="8777"/>
+        </w:tabs>
+        <w:rPr>
+          <w:rFonts w:asciiTheme="minorHAnsi" w:eastAsiaTheme="minorEastAsia" w:hAnsiTheme="minorHAnsi" w:cstheme="minorBidi"/>
+          <w:b w:val="0"/>
+          <w:noProof/>
+          <w:kern w:val="2"/>
+          <w:sz w:val="24"/>
+          <w14:ligatures w14:val="standardContextual"/>
+        </w:rPr>
+      </w:pPr>
+      <w:hyperlink w:anchor="_Toc236260207" w:history="1">
+        <w:r>
+          <w:rPr>
+            <w:rStyle w:val="Hyperlink"/>
+            <w:noProof/>
+          </w:rPr>
+          <w:t>2.4. Chuẩn, tài liệu và nguồn công cụ GitHub</w:t>
+        </w:r>
+        <w:r>
+          <w:rPr>
+            <w:noProof/>
+            <w:webHidden/>
+          </w:rPr>
+          <w:tab/>
+        </w:r>
+        <w:r>
+          <w:rPr>
+            <w:noProof/>
+            <w:webHidden/>
+          </w:rPr>
+          <w:fldChar w:fldCharType="begin"/>
+        </w:r>
+        <w:r>
+          <w:rPr>
+            <w:noProof/>
+            <w:webHidden/>
+          </w:rPr>
+          <w:instrText xml:space="preserve"> PAGEREF _Toc236260207 \h </w:instrText>
+        </w:r>
+        <w:r>
+          <w:rPr>
+            <w:noProof/>
+            <w:webHidden/>
+          </w:rPr>
+        </w:r>
+        <w:r>
+          <w:rPr>
+            <w:noProof/>
+            <w:webHidden/>
+          </w:rPr>
+          <w:fldChar w:fldCharType="separate"/>
+        </w:r>
+        <w:r>
+          <w:rPr>
+            <w:noProof/>
+            <w:webHidden/>
+          </w:rPr>
+          <w:t>9</w:t>
+        </w:r>
+        <w:r>
+          <w:rPr>
+            <w:noProof/>
+            <w:webHidden/>
+          </w:rPr>
+          <w:fldChar w:fldCharType="end"/>
+        </w:r>
+      </w:hyperlink>
+    </w:p>
+    <w:p>
+      <w:pPr>
+        <w:pStyle w:val="TOC1"/>
+        <w:tabs>
+          <w:tab w:val="right" w:leader="dot" w:pos="8777"/>
+        </w:tabs>
+        <w:rPr>
+          <w:rFonts w:asciiTheme="minorHAnsi" w:eastAsiaTheme="minorEastAsia" w:hAnsiTheme="minorHAnsi" w:cstheme="minorBidi"/>
+          <w:b w:val="0"/>
+          <w:noProof/>
+          <w:kern w:val="2"/>
+          <w:sz w:val="24"/>
+          <w14:ligatures w14:val="standardContextual"/>
+        </w:rPr>
+      </w:pPr>
+      <w:hyperlink w:anchor="_Toc236260208" w:history="1">
+        <w:r>
+          <w:rPr>
+            <w:rStyle w:val="Hyperlink"/>
+            <w:noProof/>
+          </w:rPr>
+          <w:t>2.5. Công trình hoặc giải pháp liên quan</w:t>
+        </w:r>
+        <w:r>
+          <w:rPr>
+            <w:noProof/>
+            <w:webHidden/>
+          </w:rPr>
+          <w:tab/>
+        </w:r>
+        <w:r>
+          <w:rPr>
+            <w:noProof/>
+            <w:webHidden/>
+          </w:rPr>
+          <w:fldChar w:fldCharType="begin"/>
+        </w:r>
+        <w:r>
+          <w:rPr>
+            <w:noProof/>
+            <w:webHidden/>
+          </w:rPr>
+          <w:instrText xml:space="preserve"> PAGEREF _Toc236260208 \h </w:instrText>
+        </w:r>
+        <w:r>
+          <w:rPr>
+            <w:noProof/>
+            <w:webHidden/>
+          </w:rPr>
+        </w:r>
+        <w:r>
+          <w:rPr>
+            <w:noProof/>
+            <w:webHidden/>
+          </w:rPr>
+          <w:fldChar w:fldCharType="separate"/>
+        </w:r>
+        <w:r>
+          <w:rPr>
+            <w:noProof/>
+            <w:webHidden/>
+          </w:rPr>
+          <w:t>9</w:t>
+        </w:r>
+        <w:r>
+          <w:rPr>
+            <w:noProof/>
+            <w:webHidden/>
+          </w:rPr>
+          <w:fldChar w:fldCharType="end"/>
+        </w:r>
+      </w:hyperlink>
+    </w:p>
+    <w:p>
+      <w:pPr>
+        <w:pStyle w:val="TOC1"/>
+        <w:tabs>
+          <w:tab w:val="right" w:leader="dot" w:pos="8777"/>
+        </w:tabs>
+        <w:rPr>
+          <w:rFonts w:asciiTheme="minorHAnsi" w:eastAsiaTheme="minorEastAsia" w:hAnsiTheme="minorHAnsi" w:cstheme="minorBidi"/>
+          <w:b w:val="0"/>
+          <w:noProof/>
+          <w:kern w:val="2"/>
+          <w:sz w:val="24"/>
+          <w14:ligatures w14:val="standardContextual"/>
+        </w:rPr>
+      </w:pPr>
+      <w:hyperlink w:anchor="_Toc236260209" w:history="1">
+        <w:r>
+          <w:rPr>
+            <w:rStyle w:val="Hyperlink"/>
+            <w:noProof/>
+          </w:rPr>
+          <w:t>2.6. Tiểu kết</w:t>
+        </w:r>
+        <w:r>
+          <w:rPr>
+            <w:noProof/>
+            <w:webHidden/>
+          </w:rPr>
+          <w:tab/>
+        </w:r>
+        <w:r>
+          <w:rPr>
+            <w:noProof/>
+            <w:webHidden/>
+          </w:rPr>
+          <w:fldChar w:fldCharType="begin"/>
+        </w:r>
+        <w:r>
+          <w:rPr>
+            <w:noProof/>
+            <w:webHidden/>
+          </w:rPr>
+          <w:instrText xml:space="preserve"> PAGEREF _Toc236260209 \h </w:instrText>
+        </w:r>
+        <w:r>
+          <w:rPr>
+            <w:noProof/>
+            <w:webHidden/>
+          </w:rPr>
+        </w:r>
+        <w:r>
+          <w:rPr>
+            <w:noProof/>
+            <w:webHidden/>
+          </w:rPr>
+          <w:fldChar w:fldCharType="separate"/>
+        </w:r>
+        <w:r>
+          <w:rPr>
+            <w:noProof/>
+            <w:webHidden/>
+          </w:rPr>
+          <w:t>13</w:t>
+        </w:r>
+        <w:r>
+          <w:rPr>
+            <w:noProof/>
+            <w:webHidden/>
+          </w:rPr>
+          <w:fldChar w:fldCharType="end"/>
+        </w:r>
+      </w:hyperlink>
+    </w:p>
+    <w:p>
+      <w:pPr>
+        <w:pStyle w:val="TOC1"/>
+        <w:tabs>
+          <w:tab w:val="right" w:leader="dot" w:pos="8777"/>
+        </w:tabs>
+        <w:rPr>
+          <w:rFonts w:asciiTheme="minorHAnsi" w:eastAsiaTheme="minorEastAsia" w:hAnsiTheme="minorHAnsi" w:cstheme="minorBidi"/>
+          <w:b w:val="0"/>
+          <w:noProof/>
+          <w:kern w:val="2"/>
+          <w:sz w:val="24"/>
+          <w14:ligatures w14:val="standardContextual"/>
+        </w:rPr>
+      </w:pPr>
+      <w:hyperlink w:anchor="_Toc236260210" w:history="1">
+        <w:r>
+          <w:rPr>
+            <w:rStyle w:val="Hyperlink"/>
+            <w:noProof/>
+          </w:rPr>
+          <w:t>CHƯƠNG 3: PHƯƠNG PHÁP VÀ THIẾT KẾ</w:t>
+        </w:r>
+        <w:r>
+          <w:rPr>
+            <w:noProof/>
+            <w:webHidden/>
+          </w:rPr>
+          <w:tab/>
+        </w:r>
+        <w:r>
+          <w:rPr>
+            <w:noProof/>
+            <w:webHidden/>
+          </w:rPr>
+          <w:fldChar w:fldCharType="begin"/>
+        </w:r>
+        <w:r>
+          <w:rPr>
+            <w:noProof/>
+            <w:webHidden/>
+          </w:rPr>
+          <w:instrText xml:space="preserve"> PAGEREF _Toc236260210 \h </w:instrText>
+        </w:r>
+        <w:r>
+          <w:rPr>
+            <w:noProof/>
+            <w:webHidden/>
+          </w:rPr>
+        </w:r>
+        <w:r>
+          <w:rPr>
+            <w:noProof/>
+            <w:webHidden/>
+          </w:rPr>
+          <w:fldChar w:fldCharType="separate"/>
+        </w:r>
+        <w:r>
+          <w:rPr>
+            <w:noProof/>
+            <w:webHidden/>
+          </w:rPr>
+          <w:t>14</w:t>
+        </w:r>
+        <w:r>
+          <w:rPr>
+            <w:noProof/>
+            <w:webHidden/>
+          </w:rPr>
+          <w:fldChar w:fldCharType="end"/>
+        </w:r>
+      </w:hyperlink>
+    </w:p>
+    <w:p>
+      <w:pPr>
+        <w:pStyle w:val="TOC1"/>
+        <w:tabs>
+          <w:tab w:val="right" w:leader="dot" w:pos="8777"/>
+        </w:tabs>
+        <w:rPr>
+          <w:rFonts w:asciiTheme="minorHAnsi" w:eastAsiaTheme="minorEastAsia" w:hAnsiTheme="minorHAnsi" w:cstheme="minorBidi"/>
+          <w:b w:val="0"/>
+          <w:noProof/>
+          <w:kern w:val="2"/>
+          <w:sz w:val="24"/>
+          <w14:ligatures w14:val="standardContextual"/>
+        </w:rPr>
+      </w:pPr>
+      <w:hyperlink w:anchor="_Toc236260211" w:history="1">
+        <w:r>
+          <w:rPr>
+            <w:rStyle w:val="Hyperlink"/>
+            <w:noProof/>
+          </w:rPr>
+          <w:t>3.1. Phương pháp thực hiện</w:t>
+        </w:r>
+        <w:r>
+          <w:rPr>
+            <w:noProof/>
+            <w:webHidden/>
+          </w:rPr>
+          <w:tab/>
+        </w:r>
+        <w:r>
+          <w:rPr>
+            <w:noProof/>
+            <w:webHidden/>
+          </w:rPr>
+          <w:fldChar w:fldCharType="begin"/>
+        </w:r>
+        <w:r>
+          <w:rPr>
+            <w:noProof/>
+            <w:webHidden/>
+          </w:rPr>
+          <w:instrText xml:space="preserve"> PAGEREF _Toc236260211 \h </w:instrText>
+        </w:r>
+        <w:r>
+          <w:rPr>
+            <w:noProof/>
+            <w:webHidden/>
+          </w:rPr>
+        </w:r>
+        <w:r>
+          <w:rPr>
+            <w:noProof/>
+            <w:webHidden/>
+          </w:rPr>
+          <w:fldChar w:fldCharType="separate"/>
+        </w:r>
+        <w:r>
+          <w:rPr>
+            <w:noProof/>
+            <w:webHidden/>
+          </w:rPr>
+          <w:t>14</w:t>
+        </w:r>
+        <w:r>
+          <w:rPr>
+            <w:noProof/>
+            <w:webHidden/>
+          </w:rPr>
+          <w:fldChar w:fldCharType="end"/>
+        </w:r>
+      </w:hyperlink>
+    </w:p>
+    <w:p>
+      <w:pPr>
+        <w:pStyle w:val="TOC1"/>
+        <w:tabs>
+          <w:tab w:val="right" w:leader="dot" w:pos="8777"/>
+        </w:tabs>
+        <w:rPr>
+          <w:rFonts w:asciiTheme="minorHAnsi" w:eastAsiaTheme="minorEastAsia" w:hAnsiTheme="minorHAnsi" w:cstheme="minorBidi"/>
+          <w:b w:val="0"/>
+          <w:noProof/>
+          <w:kern w:val="2"/>
+          <w:sz w:val="24"/>
+          <w14:ligatures w14:val="standardContextual"/>
+        </w:rPr>
+      </w:pPr>
+      <w:hyperlink w:anchor="_Toc236260212" w:history="1">
+        <w:r>
+          <w:rPr>
+            <w:rStyle w:val="Hyperlink"/>
+            <w:noProof/>
+          </w:rPr>
+          <w:t>3.2. Kiến trúc/mô hình và luồng dữ liệu</w:t>
+        </w:r>
+        <w:r>
+          <w:rPr>
+            <w:noProof/>
+            <w:webHidden/>
+          </w:rPr>
+          <w:tab/>
+        </w:r>
+        <w:r>
+          <w:rPr>
+            <w:noProof/>
+            <w:webHidden/>
+          </w:rPr>
+          <w:fldChar w:fldCharType="begin"/>
+        </w:r>
+        <w:r>
+          <w:rPr>
+            <w:noProof/>
+            <w:webHidden/>
+          </w:rPr>
+          <w:instrText xml:space="preserve"> PAGEREF _Toc236260212 \h </w:instrText>
+        </w:r>
+        <w:r>
+          <w:rPr>
+            <w:noProof/>
+            <w:webHidden/>
+          </w:rPr>
+        </w:r>
+        <w:r>
+          <w:rPr>
+            <w:noProof/>
+            <w:webHidden/>
+          </w:rPr>
+          <w:fldChar w:fldCharType="separate"/>
+        </w:r>
+        <w:r>
+          <w:rPr>
+            <w:noProof/>
+            <w:webHidden/>
+          </w:rPr>
+          <w:t>14</w:t>
+        </w:r>
+        <w:r>
+          <w:rPr>
             <w:noProof/>
             <w:webHidden/>
           </w:rPr>
@@ -4286,7 +4033,7 @@
           <w14:ligatures w14:val="standardContextual"/>
         </w:rPr>
       </w:pPr>
-      <w:hyperlink w:anchor="_Toc236053350" w:history="1">
+      <w:hyperlink w:anchor="_Toc236260213" w:history="1">
         <w:r>
           <w:rPr>
             <w:rStyle w:val="Hyperlink"/>
@@ -4294,7 +4041,7 @@
             <w:iCs/>
             <w:noProof/>
           </w:rPr>
-          <w:t>3.2.2. Phân vùng tin cậy của hệ thống</w:t>
+          <w:t>3.2.1. Kiến trúc hệ thống</w:t>
         </w:r>
         <w:r>
           <w:rPr>
@@ -4321,7 +4068,7 @@
             <w:noProof/>
             <w:webHidden/>
           </w:rPr>
-          <w:instrText xml:space="preserve"> PAGEREF _Toc236053350 \h </w:instrText>
+          <w:instrText xml:space="preserve"> PAGEREF _Toc236260213 \h </w:instrText>
         </w:r>
         <w:r>
           <w:rPr>
@@ -4347,7 +4094,7 @@
             <w:noProof/>
             <w:webHidden/>
           </w:rPr>
-          <w:t>27</w:t>
+          <w:t>14</w:t>
         </w:r>
         <w:r>
           <w:rPr>
@@ -4377,7 +4124,7 @@
           <w14:ligatures w14:val="standardContextual"/>
         </w:rPr>
       </w:pPr>
-      <w:hyperlink w:anchor="_Toc236053351" w:history="1">
+      <w:hyperlink w:anchor="_Toc236260214" w:history="1">
         <w:r>
           <w:rPr>
             <w:rStyle w:val="Hyperlink"/>
@@ -4385,7 +4132,7 @@
             <w:iCs/>
             <w:noProof/>
           </w:rPr>
-          <w:t>3.2.3. Dữ liệu nhạy cảm trong hệ thống</w:t>
+          <w:t>3.2.2. Phân vùng tin cậy của hệ thống</w:t>
         </w:r>
         <w:r>
           <w:rPr>
@@ -4412,7 +4159,7 @@
             <w:noProof/>
             <w:webHidden/>
           </w:rPr>
-          <w:instrText xml:space="preserve"> PAGEREF _Toc236053351 \h </w:instrText>
+          <w:instrText xml:space="preserve"> PAGEREF _Toc236260214 \h </w:instrText>
         </w:r>
         <w:r>
           <w:rPr>
@@ -4438,596 +4185,12 @@
             <w:noProof/>
             <w:webHidden/>
           </w:rPr>
-          <w:t>28</w:t>
+          <w:t>16</w:t>
         </w:r>
         <w:r>
           <w:rPr>
             <w:i/>
             <w:iCs/>
-            <w:noProof/>
-            <w:webHidden/>
-          </w:rPr>
-          <w:fldChar w:fldCharType="end"/>
-        </w:r>
-      </w:hyperlink>
-    </w:p>
-    <w:p>
-      <w:pPr>
-        <w:pStyle w:val="TOC1"/>
-        <w:tabs>
-          <w:tab w:val="right" w:leader="dot" w:pos="8777"/>
-        </w:tabs>
-        <w:rPr>
-          <w:rFonts w:asciiTheme="minorHAnsi" w:eastAsiaTheme="minorEastAsia" w:hAnsiTheme="minorHAnsi" w:cstheme="minorBidi"/>
-          <w:b w:val="0"/>
-          <w:noProof/>
-          <w:kern w:val="2"/>
-          <w:sz w:val="24"/>
-          <w14:ligatures w14:val="standardContextual"/>
-        </w:rPr>
-      </w:pPr>
-      <w:hyperlink w:anchor="_Toc236053352" w:history="1">
-        <w:r>
-          <w:rPr>
-            <w:rStyle w:val="Hyperlink"/>
-            <w:noProof/>
-          </w:rPr>
-          <w:t>3.4. Quy trình thực hiện</w:t>
-        </w:r>
-        <w:r>
-          <w:rPr>
-            <w:noProof/>
-            <w:webHidden/>
-          </w:rPr>
-          <w:tab/>
-        </w:r>
-        <w:r>
-          <w:rPr>
-            <w:noProof/>
-            <w:webHidden/>
-          </w:rPr>
-          <w:fldChar w:fldCharType="begin"/>
-        </w:r>
-        <w:r>
-          <w:rPr>
-            <w:noProof/>
-            <w:webHidden/>
-          </w:rPr>
-          <w:instrText xml:space="preserve"> PAGEREF _Toc236053352 \h </w:instrText>
-        </w:r>
-        <w:r>
-          <w:rPr>
-            <w:noProof/>
-            <w:webHidden/>
-          </w:rPr>
-        </w:r>
-        <w:r>
-          <w:rPr>
-            <w:noProof/>
-            <w:webHidden/>
-          </w:rPr>
-          <w:fldChar w:fldCharType="separate"/>
-        </w:r>
-        <w:r>
-          <w:rPr>
-            <w:noProof/>
-            <w:webHidden/>
-          </w:rPr>
-          <w:t>30</w:t>
-        </w:r>
-        <w:r>
-          <w:rPr>
-            <w:noProof/>
-            <w:webHidden/>
-          </w:rPr>
-          <w:fldChar w:fldCharType="end"/>
-        </w:r>
-      </w:hyperlink>
-    </w:p>
-    <w:p>
-      <w:pPr>
-        <w:pStyle w:val="TOC1"/>
-        <w:tabs>
-          <w:tab w:val="right" w:leader="dot" w:pos="8777"/>
-        </w:tabs>
-        <w:rPr>
-          <w:rFonts w:asciiTheme="minorHAnsi" w:eastAsiaTheme="minorEastAsia" w:hAnsiTheme="minorHAnsi" w:cstheme="minorBidi"/>
-          <w:b w:val="0"/>
-          <w:noProof/>
-          <w:kern w:val="2"/>
-          <w:sz w:val="24"/>
-          <w14:ligatures w14:val="standardContextual"/>
-        </w:rPr>
-      </w:pPr>
-      <w:hyperlink w:anchor="_Toc236053353" w:history="1">
-        <w:r>
-          <w:rPr>
-            <w:rStyle w:val="Hyperlink"/>
-            <w:noProof/>
-          </w:rPr>
-          <w:t>3.5. Tiêu chí đánh giá</w:t>
-        </w:r>
-        <w:r>
-          <w:rPr>
-            <w:noProof/>
-            <w:webHidden/>
-          </w:rPr>
-          <w:tab/>
-        </w:r>
-        <w:r>
-          <w:rPr>
-            <w:noProof/>
-            <w:webHidden/>
-          </w:rPr>
-          <w:fldChar w:fldCharType="begin"/>
-        </w:r>
-        <w:r>
-          <w:rPr>
-            <w:noProof/>
-            <w:webHidden/>
-          </w:rPr>
-          <w:instrText xml:space="preserve"> PAGEREF _Toc236053353 \h </w:instrText>
-        </w:r>
-        <w:r>
-          <w:rPr>
-            <w:noProof/>
-            <w:webHidden/>
-          </w:rPr>
-        </w:r>
-        <w:r>
-          <w:rPr>
-            <w:noProof/>
-            <w:webHidden/>
-          </w:rPr>
-          <w:fldChar w:fldCharType="separate"/>
-        </w:r>
-        <w:r>
-          <w:rPr>
-            <w:noProof/>
-            <w:webHidden/>
-          </w:rPr>
-          <w:t>30</w:t>
-        </w:r>
-        <w:r>
-          <w:rPr>
-            <w:noProof/>
-            <w:webHidden/>
-          </w:rPr>
-          <w:fldChar w:fldCharType="end"/>
-        </w:r>
-      </w:hyperlink>
-    </w:p>
-    <w:p>
-      <w:pPr>
-        <w:pStyle w:val="TOC1"/>
-        <w:tabs>
-          <w:tab w:val="right" w:leader="dot" w:pos="8777"/>
-        </w:tabs>
-        <w:rPr>
-          <w:rFonts w:asciiTheme="minorHAnsi" w:eastAsiaTheme="minorEastAsia" w:hAnsiTheme="minorHAnsi" w:cstheme="minorBidi"/>
-          <w:b w:val="0"/>
-          <w:noProof/>
-          <w:kern w:val="2"/>
-          <w:sz w:val="24"/>
-          <w14:ligatures w14:val="standardContextual"/>
-        </w:rPr>
-      </w:pPr>
-      <w:hyperlink w:anchor="_Toc236053354" w:history="1">
-        <w:r>
-          <w:rPr>
-            <w:rStyle w:val="Hyperlink"/>
-            <w:noProof/>
-          </w:rPr>
-          <w:t>CHƯƠNG 4: TRIỂN KHAI VÀ KẾT QUẢ</w:t>
-        </w:r>
-        <w:r>
-          <w:rPr>
-            <w:noProof/>
-            <w:webHidden/>
-          </w:rPr>
-          <w:tab/>
-        </w:r>
-        <w:r>
-          <w:rPr>
-            <w:noProof/>
-            <w:webHidden/>
-          </w:rPr>
-          <w:fldChar w:fldCharType="begin"/>
-        </w:r>
-        <w:r>
-          <w:rPr>
-            <w:noProof/>
-            <w:webHidden/>
-          </w:rPr>
-          <w:instrText xml:space="preserve"> PAGEREF _Toc236053354 \h </w:instrText>
-        </w:r>
-        <w:r>
-          <w:rPr>
-            <w:noProof/>
-            <w:webHidden/>
-          </w:rPr>
-        </w:r>
-        <w:r>
-          <w:rPr>
-            <w:noProof/>
-            <w:webHidden/>
-          </w:rPr>
-          <w:fldChar w:fldCharType="separate"/>
-        </w:r>
-        <w:r>
-          <w:rPr>
-            <w:noProof/>
-            <w:webHidden/>
-          </w:rPr>
-          <w:t>32</w:t>
-        </w:r>
-        <w:r>
-          <w:rPr>
-            <w:noProof/>
-            <w:webHidden/>
-          </w:rPr>
-          <w:fldChar w:fldCharType="end"/>
-        </w:r>
-      </w:hyperlink>
-    </w:p>
-    <w:p>
-      <w:pPr>
-        <w:pStyle w:val="TOC1"/>
-        <w:tabs>
-          <w:tab w:val="right" w:leader="dot" w:pos="8777"/>
-        </w:tabs>
-        <w:rPr>
-          <w:rFonts w:asciiTheme="minorHAnsi" w:eastAsiaTheme="minorEastAsia" w:hAnsiTheme="minorHAnsi" w:cstheme="minorBidi"/>
-          <w:b w:val="0"/>
-          <w:noProof/>
-          <w:kern w:val="2"/>
-          <w:sz w:val="24"/>
-          <w14:ligatures w14:val="standardContextual"/>
-        </w:rPr>
-      </w:pPr>
-      <w:hyperlink w:anchor="_Toc236053355" w:history="1">
-        <w:r>
-          <w:rPr>
-            <w:rStyle w:val="Hyperlink"/>
-            <w:noProof/>
-          </w:rPr>
-          <w:t>4.1. Chuẩn bị môi trường</w:t>
-        </w:r>
-        <w:r>
-          <w:rPr>
-            <w:noProof/>
-            <w:webHidden/>
-          </w:rPr>
-          <w:tab/>
-        </w:r>
-        <w:r>
-          <w:rPr>
-            <w:noProof/>
-            <w:webHidden/>
-          </w:rPr>
-          <w:fldChar w:fldCharType="begin"/>
-        </w:r>
-        <w:r>
-          <w:rPr>
-            <w:noProof/>
-            <w:webHidden/>
-          </w:rPr>
-          <w:instrText xml:space="preserve"> PAGEREF _Toc236053355 \h </w:instrText>
-        </w:r>
-        <w:r>
-          <w:rPr>
-            <w:noProof/>
-            <w:webHidden/>
-          </w:rPr>
-        </w:r>
-        <w:r>
-          <w:rPr>
-            <w:noProof/>
-            <w:webHidden/>
-          </w:rPr>
-          <w:fldChar w:fldCharType="separate"/>
-        </w:r>
-        <w:r>
-          <w:rPr>
-            <w:noProof/>
-            <w:webHidden/>
-          </w:rPr>
-          <w:t>32</w:t>
-        </w:r>
-        <w:r>
-          <w:rPr>
-            <w:noProof/>
-            <w:webHidden/>
-          </w:rPr>
-          <w:fldChar w:fldCharType="end"/>
-        </w:r>
-      </w:hyperlink>
-    </w:p>
-    <w:p>
-      <w:pPr>
-        <w:pStyle w:val="TOC1"/>
-        <w:tabs>
-          <w:tab w:val="right" w:leader="dot" w:pos="8777"/>
-        </w:tabs>
-        <w:rPr>
-          <w:rFonts w:asciiTheme="minorHAnsi" w:eastAsiaTheme="minorEastAsia" w:hAnsiTheme="minorHAnsi" w:cstheme="minorBidi"/>
-          <w:b w:val="0"/>
-          <w:noProof/>
-          <w:kern w:val="2"/>
-          <w:sz w:val="24"/>
-          <w14:ligatures w14:val="standardContextual"/>
-        </w:rPr>
-      </w:pPr>
-      <w:hyperlink w:anchor="_Toc236053356" w:history="1">
-        <w:r>
-          <w:rPr>
-            <w:rStyle w:val="Hyperlink"/>
-            <w:noProof/>
-          </w:rPr>
-          <w:t>4.2. Thành phần sản phẩm</w:t>
-        </w:r>
-        <w:r>
-          <w:rPr>
-            <w:noProof/>
-            <w:webHidden/>
-          </w:rPr>
-          <w:tab/>
-        </w:r>
-        <w:r>
-          <w:rPr>
-            <w:noProof/>
-            <w:webHidden/>
-          </w:rPr>
-          <w:fldChar w:fldCharType="begin"/>
-        </w:r>
-        <w:r>
-          <w:rPr>
-            <w:noProof/>
-            <w:webHidden/>
-          </w:rPr>
-          <w:instrText xml:space="preserve"> PAGEREF _Toc236053356 \h </w:instrText>
-        </w:r>
-        <w:r>
-          <w:rPr>
-            <w:noProof/>
-            <w:webHidden/>
-          </w:rPr>
-        </w:r>
-        <w:r>
-          <w:rPr>
-            <w:noProof/>
-            <w:webHidden/>
-          </w:rPr>
-          <w:fldChar w:fldCharType="separate"/>
-        </w:r>
-        <w:r>
-          <w:rPr>
-            <w:noProof/>
-            <w:webHidden/>
-          </w:rPr>
-          <w:t>32</w:t>
-        </w:r>
-        <w:r>
-          <w:rPr>
-            <w:noProof/>
-            <w:webHidden/>
-          </w:rPr>
-          <w:fldChar w:fldCharType="end"/>
-        </w:r>
-      </w:hyperlink>
-    </w:p>
-    <w:p>
-      <w:pPr>
-        <w:pStyle w:val="TOC1"/>
-        <w:tabs>
-          <w:tab w:val="right" w:leader="dot" w:pos="8777"/>
-        </w:tabs>
-        <w:rPr>
-          <w:rFonts w:asciiTheme="minorHAnsi" w:eastAsiaTheme="minorEastAsia" w:hAnsiTheme="minorHAnsi" w:cstheme="minorBidi"/>
-          <w:b w:val="0"/>
-          <w:noProof/>
-          <w:kern w:val="2"/>
-          <w:sz w:val="24"/>
-          <w14:ligatures w14:val="standardContextual"/>
-        </w:rPr>
-      </w:pPr>
-      <w:hyperlink w:anchor="_Toc236053357" w:history="1">
-        <w:r>
-          <w:rPr>
-            <w:rStyle w:val="Hyperlink"/>
-            <w:noProof/>
-          </w:rPr>
-          <w:t>4.3. Kịch bản thử nghiệm/đánh giá</w:t>
-        </w:r>
-        <w:r>
-          <w:rPr>
-            <w:noProof/>
-            <w:webHidden/>
-          </w:rPr>
-          <w:tab/>
-        </w:r>
-        <w:r>
-          <w:rPr>
-            <w:noProof/>
-            <w:webHidden/>
-          </w:rPr>
-          <w:fldChar w:fldCharType="begin"/>
-        </w:r>
-        <w:r>
-          <w:rPr>
-            <w:noProof/>
-            <w:webHidden/>
-          </w:rPr>
-          <w:instrText xml:space="preserve"> PAGEREF _Toc236053357 \h </w:instrText>
-        </w:r>
-        <w:r>
-          <w:rPr>
-            <w:noProof/>
-            <w:webHidden/>
-          </w:rPr>
-        </w:r>
-        <w:r>
-          <w:rPr>
-            <w:noProof/>
-            <w:webHidden/>
-          </w:rPr>
-          <w:fldChar w:fldCharType="separate"/>
-        </w:r>
-        <w:r>
-          <w:rPr>
-            <w:noProof/>
-            <w:webHidden/>
-          </w:rPr>
-          <w:t>35</w:t>
-        </w:r>
-        <w:r>
-          <w:rPr>
-            <w:noProof/>
-            <w:webHidden/>
-          </w:rPr>
-          <w:fldChar w:fldCharType="end"/>
-        </w:r>
-      </w:hyperlink>
-    </w:p>
-    <w:p>
-      <w:pPr>
-        <w:pStyle w:val="TOC1"/>
-        <w:tabs>
-          <w:tab w:val="right" w:leader="dot" w:pos="8777"/>
-        </w:tabs>
-        <w:rPr>
-          <w:rFonts w:asciiTheme="minorHAnsi" w:eastAsiaTheme="minorEastAsia" w:hAnsiTheme="minorHAnsi" w:cstheme="minorBidi"/>
-          <w:b w:val="0"/>
-          <w:noProof/>
-          <w:kern w:val="2"/>
-          <w:sz w:val="24"/>
-          <w14:ligatures w14:val="standardContextual"/>
-        </w:rPr>
-      </w:pPr>
-      <w:hyperlink w:anchor="_Toc236053358" w:history="1">
-        <w:r>
-          <w:rPr>
-            <w:rStyle w:val="Hyperlink"/>
-            <w:noProof/>
-          </w:rPr>
-          <w:t>4.4. Kết quả</w:t>
-        </w:r>
-        <w:r>
-          <w:rPr>
-            <w:noProof/>
-            <w:webHidden/>
-          </w:rPr>
-          <w:tab/>
-        </w:r>
-        <w:r>
-          <w:rPr>
-            <w:noProof/>
-            <w:webHidden/>
-          </w:rPr>
-          <w:fldChar w:fldCharType="begin"/>
-        </w:r>
-        <w:r>
-          <w:rPr>
-            <w:noProof/>
-            <w:webHidden/>
-          </w:rPr>
-          <w:instrText xml:space="preserve"> PAGEREF _Toc236053358 \h </w:instrText>
-        </w:r>
-        <w:r>
-          <w:rPr>
-            <w:noProof/>
-            <w:webHidden/>
-          </w:rPr>
-        </w:r>
-        <w:r>
-          <w:rPr>
-            <w:noProof/>
-            <w:webHidden/>
-          </w:rPr>
-          <w:fldChar w:fldCharType="separate"/>
-        </w:r>
-        <w:r>
-          <w:rPr>
-            <w:noProof/>
-            <w:webHidden/>
-          </w:rPr>
-          <w:t>36</w:t>
-        </w:r>
-        <w:r>
-          <w:rPr>
-            <w:noProof/>
-            <w:webHidden/>
-          </w:rPr>
-          <w:fldChar w:fldCharType="end"/>
-        </w:r>
-      </w:hyperlink>
-    </w:p>
-    <w:p>
-      <w:pPr>
-        <w:pStyle w:val="TOC1"/>
-        <w:tabs>
-          <w:tab w:val="right" w:leader="dot" w:pos="8777"/>
-        </w:tabs>
-        <w:rPr>
-          <w:rFonts w:asciiTheme="minorHAnsi" w:eastAsiaTheme="minorEastAsia" w:hAnsiTheme="minorHAnsi" w:cstheme="minorBidi"/>
-          <w:b w:val="0"/>
-          <w:noProof/>
-          <w:kern w:val="2"/>
-          <w:sz w:val="24"/>
-          <w14:ligatures w14:val="standardContextual"/>
-        </w:rPr>
-      </w:pPr>
-      <w:hyperlink w:anchor="_Toc236053360" w:history="1">
-        <w:r>
-          <w:rPr>
-            <w:rStyle w:val="Hyperlink"/>
-            <w:noProof/>
-          </w:rPr>
-          <w:t>4.5. Thảo luận &amp; hạn chế</w:t>
-        </w:r>
-        <w:r>
-          <w:rPr>
-            <w:noProof/>
-            <w:webHidden/>
-          </w:rPr>
-          <w:tab/>
-        </w:r>
-        <w:r>
-          <w:rPr>
-            <w:noProof/>
-            <w:webHidden/>
-          </w:rPr>
-          <w:fldChar w:fldCharType="begin"/>
-        </w:r>
-        <w:r>
-          <w:rPr>
-            <w:noProof/>
-            <w:webHidden/>
-          </w:rPr>
-          <w:instrText xml:space="preserve"> PAGEREF _Toc236053360 \h </w:instrText>
-        </w:r>
-        <w:r>
-          <w:rPr>
-            <w:noProof/>
-            <w:webHidden/>
-          </w:rPr>
-        </w:r>
-        <w:r>
-          <w:rPr>
-            <w:noProof/>
-            <w:webHidden/>
-          </w:rPr>
-          <w:fldChar w:fldCharType="separate"/>
-        </w:r>
-        <w:r>
-          <w:rPr>
-            <w:noProof/>
-            <w:webHidden/>
-          </w:rPr>
-          <w:t>52</w:t>
-        </w:r>
-        <w:r>
-          <w:rPr>
             <w:noProof/>
             <w:webHidden/>
           </w:rPr>
@@ -5052,7 +4215,7 @@
           <w14:ligatures w14:val="standardContextual"/>
         </w:rPr>
       </w:pPr>
-      <w:hyperlink w:anchor="_Toc236053361" w:history="1">
+      <w:hyperlink w:anchor="_Toc236260215" w:history="1">
         <w:r>
           <w:rPr>
             <w:rStyle w:val="Hyperlink"/>
@@ -5060,7 +4223,7 @@
             <w:iCs/>
             <w:noProof/>
           </w:rPr>
-          <w:t>4.5.1. Thảo luận kết quả</w:t>
+          <w:t>3.2.3. Dữ liệu nhạy cảm trong hệ thống</w:t>
         </w:r>
         <w:r>
           <w:rPr>
@@ -5087,7 +4250,7 @@
             <w:noProof/>
             <w:webHidden/>
           </w:rPr>
-          <w:instrText xml:space="preserve"> PAGEREF _Toc236053361 \h </w:instrText>
+          <w:instrText xml:space="preserve"> PAGEREF _Toc236260215 \h </w:instrText>
         </w:r>
         <w:r>
           <w:rPr>
@@ -5113,12 +4276,596 @@
             <w:noProof/>
             <w:webHidden/>
           </w:rPr>
-          <w:t>52</w:t>
+          <w:t>16</w:t>
         </w:r>
         <w:r>
           <w:rPr>
             <w:i/>
             <w:iCs/>
+            <w:noProof/>
+            <w:webHidden/>
+          </w:rPr>
+          <w:fldChar w:fldCharType="end"/>
+        </w:r>
+      </w:hyperlink>
+    </w:p>
+    <w:p>
+      <w:pPr>
+        <w:pStyle w:val="TOC1"/>
+        <w:tabs>
+          <w:tab w:val="right" w:leader="dot" w:pos="8777"/>
+        </w:tabs>
+        <w:rPr>
+          <w:rFonts w:asciiTheme="minorHAnsi" w:eastAsiaTheme="minorEastAsia" w:hAnsiTheme="minorHAnsi" w:cstheme="minorBidi"/>
+          <w:b w:val="0"/>
+          <w:noProof/>
+          <w:kern w:val="2"/>
+          <w:sz w:val="24"/>
+          <w14:ligatures w14:val="standardContextual"/>
+        </w:rPr>
+      </w:pPr>
+      <w:hyperlink w:anchor="_Toc236260216" w:history="1">
+        <w:r>
+          <w:rPr>
+            <w:rStyle w:val="Hyperlink"/>
+            <w:noProof/>
+          </w:rPr>
+          <w:t>3.4. Quy trình thực hiện</w:t>
+        </w:r>
+        <w:r>
+          <w:rPr>
+            <w:noProof/>
+            <w:webHidden/>
+          </w:rPr>
+          <w:tab/>
+        </w:r>
+        <w:r>
+          <w:rPr>
+            <w:noProof/>
+            <w:webHidden/>
+          </w:rPr>
+          <w:fldChar w:fldCharType="begin"/>
+        </w:r>
+        <w:r>
+          <w:rPr>
+            <w:noProof/>
+            <w:webHidden/>
+          </w:rPr>
+          <w:instrText xml:space="preserve"> PAGEREF _Toc236260216 \h </w:instrText>
+        </w:r>
+        <w:r>
+          <w:rPr>
+            <w:noProof/>
+            <w:webHidden/>
+          </w:rPr>
+        </w:r>
+        <w:r>
+          <w:rPr>
+            <w:noProof/>
+            <w:webHidden/>
+          </w:rPr>
+          <w:fldChar w:fldCharType="separate"/>
+        </w:r>
+        <w:r>
+          <w:rPr>
+            <w:noProof/>
+            <w:webHidden/>
+          </w:rPr>
+          <w:t>18</w:t>
+        </w:r>
+        <w:r>
+          <w:rPr>
+            <w:noProof/>
+            <w:webHidden/>
+          </w:rPr>
+          <w:fldChar w:fldCharType="end"/>
+        </w:r>
+      </w:hyperlink>
+    </w:p>
+    <w:p>
+      <w:pPr>
+        <w:pStyle w:val="TOC1"/>
+        <w:tabs>
+          <w:tab w:val="right" w:leader="dot" w:pos="8777"/>
+        </w:tabs>
+        <w:rPr>
+          <w:rFonts w:asciiTheme="minorHAnsi" w:eastAsiaTheme="minorEastAsia" w:hAnsiTheme="minorHAnsi" w:cstheme="minorBidi"/>
+          <w:b w:val="0"/>
+          <w:noProof/>
+          <w:kern w:val="2"/>
+          <w:sz w:val="24"/>
+          <w14:ligatures w14:val="standardContextual"/>
+        </w:rPr>
+      </w:pPr>
+      <w:hyperlink w:anchor="_Toc236260217" w:history="1">
+        <w:r>
+          <w:rPr>
+            <w:rStyle w:val="Hyperlink"/>
+            <w:noProof/>
+          </w:rPr>
+          <w:t>3.5. Tiêu chí đánh giá</w:t>
+        </w:r>
+        <w:r>
+          <w:rPr>
+            <w:noProof/>
+            <w:webHidden/>
+          </w:rPr>
+          <w:tab/>
+        </w:r>
+        <w:r>
+          <w:rPr>
+            <w:noProof/>
+            <w:webHidden/>
+          </w:rPr>
+          <w:fldChar w:fldCharType="begin"/>
+        </w:r>
+        <w:r>
+          <w:rPr>
+            <w:noProof/>
+            <w:webHidden/>
+          </w:rPr>
+          <w:instrText xml:space="preserve"> PAGEREF _Toc236260217 \h </w:instrText>
+        </w:r>
+        <w:r>
+          <w:rPr>
+            <w:noProof/>
+            <w:webHidden/>
+          </w:rPr>
+        </w:r>
+        <w:r>
+          <w:rPr>
+            <w:noProof/>
+            <w:webHidden/>
+          </w:rPr>
+          <w:fldChar w:fldCharType="separate"/>
+        </w:r>
+        <w:r>
+          <w:rPr>
+            <w:noProof/>
+            <w:webHidden/>
+          </w:rPr>
+          <w:t>18</w:t>
+        </w:r>
+        <w:r>
+          <w:rPr>
+            <w:noProof/>
+            <w:webHidden/>
+          </w:rPr>
+          <w:fldChar w:fldCharType="end"/>
+        </w:r>
+      </w:hyperlink>
+    </w:p>
+    <w:p>
+      <w:pPr>
+        <w:pStyle w:val="TOC1"/>
+        <w:tabs>
+          <w:tab w:val="right" w:leader="dot" w:pos="8777"/>
+        </w:tabs>
+        <w:rPr>
+          <w:rFonts w:asciiTheme="minorHAnsi" w:eastAsiaTheme="minorEastAsia" w:hAnsiTheme="minorHAnsi" w:cstheme="minorBidi"/>
+          <w:b w:val="0"/>
+          <w:noProof/>
+          <w:kern w:val="2"/>
+          <w:sz w:val="24"/>
+          <w14:ligatures w14:val="standardContextual"/>
+        </w:rPr>
+      </w:pPr>
+      <w:hyperlink w:anchor="_Toc236260218" w:history="1">
+        <w:r>
+          <w:rPr>
+            <w:rStyle w:val="Hyperlink"/>
+            <w:noProof/>
+          </w:rPr>
+          <w:t>CHƯƠNG 4: TRIỂN KHAI VÀ KẾT QUẢ</w:t>
+        </w:r>
+        <w:r>
+          <w:rPr>
+            <w:noProof/>
+            <w:webHidden/>
+          </w:rPr>
+          <w:tab/>
+        </w:r>
+        <w:r>
+          <w:rPr>
+            <w:noProof/>
+            <w:webHidden/>
+          </w:rPr>
+          <w:fldChar w:fldCharType="begin"/>
+        </w:r>
+        <w:r>
+          <w:rPr>
+            <w:noProof/>
+            <w:webHidden/>
+          </w:rPr>
+          <w:instrText xml:space="preserve"> PAGEREF _Toc236260218 \h </w:instrText>
+        </w:r>
+        <w:r>
+          <w:rPr>
+            <w:noProof/>
+            <w:webHidden/>
+          </w:rPr>
+        </w:r>
+        <w:r>
+          <w:rPr>
+            <w:noProof/>
+            <w:webHidden/>
+          </w:rPr>
+          <w:fldChar w:fldCharType="separate"/>
+        </w:r>
+        <w:r>
+          <w:rPr>
+            <w:noProof/>
+            <w:webHidden/>
+          </w:rPr>
+          <w:t>19</w:t>
+        </w:r>
+        <w:r>
+          <w:rPr>
+            <w:noProof/>
+            <w:webHidden/>
+          </w:rPr>
+          <w:fldChar w:fldCharType="end"/>
+        </w:r>
+      </w:hyperlink>
+    </w:p>
+    <w:p>
+      <w:pPr>
+        <w:pStyle w:val="TOC1"/>
+        <w:tabs>
+          <w:tab w:val="right" w:leader="dot" w:pos="8777"/>
+        </w:tabs>
+        <w:rPr>
+          <w:rFonts w:asciiTheme="minorHAnsi" w:eastAsiaTheme="minorEastAsia" w:hAnsiTheme="minorHAnsi" w:cstheme="minorBidi"/>
+          <w:b w:val="0"/>
+          <w:noProof/>
+          <w:kern w:val="2"/>
+          <w:sz w:val="24"/>
+          <w14:ligatures w14:val="standardContextual"/>
+        </w:rPr>
+      </w:pPr>
+      <w:hyperlink w:anchor="_Toc236260219" w:history="1">
+        <w:r>
+          <w:rPr>
+            <w:rStyle w:val="Hyperlink"/>
+            <w:noProof/>
+          </w:rPr>
+          <w:t>4.1. Chuẩn bị môi trường</w:t>
+        </w:r>
+        <w:r>
+          <w:rPr>
+            <w:noProof/>
+            <w:webHidden/>
+          </w:rPr>
+          <w:tab/>
+        </w:r>
+        <w:r>
+          <w:rPr>
+            <w:noProof/>
+            <w:webHidden/>
+          </w:rPr>
+          <w:fldChar w:fldCharType="begin"/>
+        </w:r>
+        <w:r>
+          <w:rPr>
+            <w:noProof/>
+            <w:webHidden/>
+          </w:rPr>
+          <w:instrText xml:space="preserve"> PAGEREF _Toc236260219 \h </w:instrText>
+        </w:r>
+        <w:r>
+          <w:rPr>
+            <w:noProof/>
+            <w:webHidden/>
+          </w:rPr>
+        </w:r>
+        <w:r>
+          <w:rPr>
+            <w:noProof/>
+            <w:webHidden/>
+          </w:rPr>
+          <w:fldChar w:fldCharType="separate"/>
+        </w:r>
+        <w:r>
+          <w:rPr>
+            <w:noProof/>
+            <w:webHidden/>
+          </w:rPr>
+          <w:t>19</w:t>
+        </w:r>
+        <w:r>
+          <w:rPr>
+            <w:noProof/>
+            <w:webHidden/>
+          </w:rPr>
+          <w:fldChar w:fldCharType="end"/>
+        </w:r>
+      </w:hyperlink>
+    </w:p>
+    <w:p>
+      <w:pPr>
+        <w:pStyle w:val="TOC1"/>
+        <w:tabs>
+          <w:tab w:val="right" w:leader="dot" w:pos="8777"/>
+        </w:tabs>
+        <w:rPr>
+          <w:rFonts w:asciiTheme="minorHAnsi" w:eastAsiaTheme="minorEastAsia" w:hAnsiTheme="minorHAnsi" w:cstheme="minorBidi"/>
+          <w:b w:val="0"/>
+          <w:noProof/>
+          <w:kern w:val="2"/>
+          <w:sz w:val="24"/>
+          <w14:ligatures w14:val="standardContextual"/>
+        </w:rPr>
+      </w:pPr>
+      <w:hyperlink w:anchor="_Toc236260220" w:history="1">
+        <w:r>
+          <w:rPr>
+            <w:rStyle w:val="Hyperlink"/>
+            <w:noProof/>
+          </w:rPr>
+          <w:t>4.2. Thành phần sản phẩm</w:t>
+        </w:r>
+        <w:r>
+          <w:rPr>
+            <w:noProof/>
+            <w:webHidden/>
+          </w:rPr>
+          <w:tab/>
+        </w:r>
+        <w:r>
+          <w:rPr>
+            <w:noProof/>
+            <w:webHidden/>
+          </w:rPr>
+          <w:fldChar w:fldCharType="begin"/>
+        </w:r>
+        <w:r>
+          <w:rPr>
+            <w:noProof/>
+            <w:webHidden/>
+          </w:rPr>
+          <w:instrText xml:space="preserve"> PAGEREF _Toc236260220 \h </w:instrText>
+        </w:r>
+        <w:r>
+          <w:rPr>
+            <w:noProof/>
+            <w:webHidden/>
+          </w:rPr>
+        </w:r>
+        <w:r>
+          <w:rPr>
+            <w:noProof/>
+            <w:webHidden/>
+          </w:rPr>
+          <w:fldChar w:fldCharType="separate"/>
+        </w:r>
+        <w:r>
+          <w:rPr>
+            <w:noProof/>
+            <w:webHidden/>
+          </w:rPr>
+          <w:t>19</w:t>
+        </w:r>
+        <w:r>
+          <w:rPr>
+            <w:noProof/>
+            <w:webHidden/>
+          </w:rPr>
+          <w:fldChar w:fldCharType="end"/>
+        </w:r>
+      </w:hyperlink>
+    </w:p>
+    <w:p>
+      <w:pPr>
+        <w:pStyle w:val="TOC1"/>
+        <w:tabs>
+          <w:tab w:val="right" w:leader="dot" w:pos="8777"/>
+        </w:tabs>
+        <w:rPr>
+          <w:rFonts w:asciiTheme="minorHAnsi" w:eastAsiaTheme="minorEastAsia" w:hAnsiTheme="minorHAnsi" w:cstheme="minorBidi"/>
+          <w:b w:val="0"/>
+          <w:noProof/>
+          <w:kern w:val="2"/>
+          <w:sz w:val="24"/>
+          <w14:ligatures w14:val="standardContextual"/>
+        </w:rPr>
+      </w:pPr>
+      <w:hyperlink w:anchor="_Toc236260221" w:history="1">
+        <w:r>
+          <w:rPr>
+            <w:rStyle w:val="Hyperlink"/>
+            <w:noProof/>
+          </w:rPr>
+          <w:t>4.3. Kịch bản thử nghiệm/đánh giá</w:t>
+        </w:r>
+        <w:r>
+          <w:rPr>
+            <w:noProof/>
+            <w:webHidden/>
+          </w:rPr>
+          <w:tab/>
+        </w:r>
+        <w:r>
+          <w:rPr>
+            <w:noProof/>
+            <w:webHidden/>
+          </w:rPr>
+          <w:fldChar w:fldCharType="begin"/>
+        </w:r>
+        <w:r>
+          <w:rPr>
+            <w:noProof/>
+            <w:webHidden/>
+          </w:rPr>
+          <w:instrText xml:space="preserve"> PAGEREF _Toc236260221 \h </w:instrText>
+        </w:r>
+        <w:r>
+          <w:rPr>
+            <w:noProof/>
+            <w:webHidden/>
+          </w:rPr>
+        </w:r>
+        <w:r>
+          <w:rPr>
+            <w:noProof/>
+            <w:webHidden/>
+          </w:rPr>
+          <w:fldChar w:fldCharType="separate"/>
+        </w:r>
+        <w:r>
+          <w:rPr>
+            <w:noProof/>
+            <w:webHidden/>
+          </w:rPr>
+          <w:t>22</w:t>
+        </w:r>
+        <w:r>
+          <w:rPr>
+            <w:noProof/>
+            <w:webHidden/>
+          </w:rPr>
+          <w:fldChar w:fldCharType="end"/>
+        </w:r>
+      </w:hyperlink>
+    </w:p>
+    <w:p>
+      <w:pPr>
+        <w:pStyle w:val="TOC1"/>
+        <w:tabs>
+          <w:tab w:val="right" w:leader="dot" w:pos="8777"/>
+        </w:tabs>
+        <w:rPr>
+          <w:rFonts w:asciiTheme="minorHAnsi" w:eastAsiaTheme="minorEastAsia" w:hAnsiTheme="minorHAnsi" w:cstheme="minorBidi"/>
+          <w:b w:val="0"/>
+          <w:noProof/>
+          <w:kern w:val="2"/>
+          <w:sz w:val="24"/>
+          <w14:ligatures w14:val="standardContextual"/>
+        </w:rPr>
+      </w:pPr>
+      <w:hyperlink w:anchor="_Toc236260222" w:history="1">
+        <w:r>
+          <w:rPr>
+            <w:rStyle w:val="Hyperlink"/>
+            <w:noProof/>
+          </w:rPr>
+          <w:t>4.4. Kết quả</w:t>
+        </w:r>
+        <w:r>
+          <w:rPr>
+            <w:noProof/>
+            <w:webHidden/>
+          </w:rPr>
+          <w:tab/>
+        </w:r>
+        <w:r>
+          <w:rPr>
+            <w:noProof/>
+            <w:webHidden/>
+          </w:rPr>
+          <w:fldChar w:fldCharType="begin"/>
+        </w:r>
+        <w:r>
+          <w:rPr>
+            <w:noProof/>
+            <w:webHidden/>
+          </w:rPr>
+          <w:instrText xml:space="preserve"> PAGEREF _Toc236260222 \h </w:instrText>
+        </w:r>
+        <w:r>
+          <w:rPr>
+            <w:noProof/>
+            <w:webHidden/>
+          </w:rPr>
+        </w:r>
+        <w:r>
+          <w:rPr>
+            <w:noProof/>
+            <w:webHidden/>
+          </w:rPr>
+          <w:fldChar w:fldCharType="separate"/>
+        </w:r>
+        <w:r>
+          <w:rPr>
+            <w:noProof/>
+            <w:webHidden/>
+          </w:rPr>
+          <w:t>23</w:t>
+        </w:r>
+        <w:r>
+          <w:rPr>
+            <w:noProof/>
+            <w:webHidden/>
+          </w:rPr>
+          <w:fldChar w:fldCharType="end"/>
+        </w:r>
+      </w:hyperlink>
+    </w:p>
+    <w:p>
+      <w:pPr>
+        <w:pStyle w:val="TOC1"/>
+        <w:tabs>
+          <w:tab w:val="right" w:leader="dot" w:pos="8777"/>
+        </w:tabs>
+        <w:rPr>
+          <w:rFonts w:asciiTheme="minorHAnsi" w:eastAsiaTheme="minorEastAsia" w:hAnsiTheme="minorHAnsi" w:cstheme="minorBidi"/>
+          <w:b w:val="0"/>
+          <w:noProof/>
+          <w:kern w:val="2"/>
+          <w:sz w:val="24"/>
+          <w14:ligatures w14:val="standardContextual"/>
+        </w:rPr>
+      </w:pPr>
+      <w:hyperlink w:anchor="_Toc236260223" w:history="1">
+        <w:r>
+          <w:rPr>
+            <w:rStyle w:val="Hyperlink"/>
+            <w:noProof/>
+          </w:rPr>
+          <w:t>4.5. Thảo luận &amp; hạn chế</w:t>
+        </w:r>
+        <w:r>
+          <w:rPr>
+            <w:noProof/>
+            <w:webHidden/>
+          </w:rPr>
+          <w:tab/>
+        </w:r>
+        <w:r>
+          <w:rPr>
+            <w:noProof/>
+            <w:webHidden/>
+          </w:rPr>
+          <w:fldChar w:fldCharType="begin"/>
+        </w:r>
+        <w:r>
+          <w:rPr>
+            <w:noProof/>
+            <w:webHidden/>
+          </w:rPr>
+          <w:instrText xml:space="preserve"> PAGEREF _Toc236260223 \h </w:instrText>
+        </w:r>
+        <w:r>
+          <w:rPr>
+            <w:noProof/>
+            <w:webHidden/>
+          </w:rPr>
+        </w:r>
+        <w:r>
+          <w:rPr>
+            <w:noProof/>
+            <w:webHidden/>
+          </w:rPr>
+          <w:fldChar w:fldCharType="separate"/>
+        </w:r>
+        <w:r>
+          <w:rPr>
+            <w:noProof/>
+            <w:webHidden/>
+          </w:rPr>
+          <w:t>39</w:t>
+        </w:r>
+        <w:r>
+          <w:rPr>
             <w:noProof/>
             <w:webHidden/>
           </w:rPr>
@@ -5143,7 +4890,7 @@
           <w14:ligatures w14:val="standardContextual"/>
         </w:rPr>
       </w:pPr>
-      <w:hyperlink w:anchor="_Toc236053362" w:history="1">
+      <w:hyperlink w:anchor="_Toc236260224" w:history="1">
         <w:r>
           <w:rPr>
             <w:rStyle w:val="Hyperlink"/>
@@ -5151,7 +4898,7 @@
             <w:iCs/>
             <w:noProof/>
           </w:rPr>
-          <w:t>4.5.2. Hạn chế</w:t>
+          <w:t>4.5.1. Thảo luận kết quả</w:t>
         </w:r>
         <w:r>
           <w:rPr>
@@ -5178,7 +4925,7 @@
             <w:noProof/>
             <w:webHidden/>
           </w:rPr>
-          <w:instrText xml:space="preserve"> PAGEREF _Toc236053362 \h </w:instrText>
+          <w:instrText xml:space="preserve"> PAGEREF _Toc236260224 \h </w:instrText>
         </w:r>
         <w:r>
           <w:rPr>
@@ -5204,7 +4951,98 @@
             <w:noProof/>
             <w:webHidden/>
           </w:rPr>
-          <w:t>52</w:t>
+          <w:t>39</w:t>
+        </w:r>
+        <w:r>
+          <w:rPr>
+            <w:i/>
+            <w:iCs/>
+            <w:noProof/>
+            <w:webHidden/>
+          </w:rPr>
+          <w:fldChar w:fldCharType="end"/>
+        </w:r>
+      </w:hyperlink>
+    </w:p>
+    <w:p>
+      <w:pPr>
+        <w:pStyle w:val="TOC1"/>
+        <w:tabs>
+          <w:tab w:val="right" w:leader="dot" w:pos="8777"/>
+        </w:tabs>
+        <w:rPr>
+          <w:rFonts w:asciiTheme="minorHAnsi" w:eastAsiaTheme="minorEastAsia" w:hAnsiTheme="minorHAnsi" w:cstheme="minorBidi"/>
+          <w:b w:val="0"/>
+          <w:i/>
+          <w:iCs/>
+          <w:noProof/>
+          <w:kern w:val="2"/>
+          <w:sz w:val="24"/>
+          <w14:ligatures w14:val="standardContextual"/>
+        </w:rPr>
+      </w:pPr>
+      <w:hyperlink w:anchor="_Toc236260225" w:history="1">
+        <w:r>
+          <w:rPr>
+            <w:rStyle w:val="Hyperlink"/>
+            <w:i/>
+            <w:iCs/>
+            <w:noProof/>
+          </w:rPr>
+          <w:t>4.5.2. Hạn chế</w:t>
+        </w:r>
+        <w:r>
+          <w:rPr>
+            <w:i/>
+            <w:iCs/>
+            <w:noProof/>
+            <w:webHidden/>
+          </w:rPr>
+          <w:tab/>
+        </w:r>
+        <w:r>
+          <w:rPr>
+            <w:i/>
+            <w:iCs/>
+            <w:noProof/>
+            <w:webHidden/>
+          </w:rPr>
+          <w:fldChar w:fldCharType="begin"/>
+        </w:r>
+        <w:r>
+          <w:rPr>
+            <w:i/>
+            <w:iCs/>
+            <w:noProof/>
+            <w:webHidden/>
+          </w:rPr>
+          <w:instrText xml:space="preserve"> PAGEREF _Toc236260225 \h </w:instrText>
+        </w:r>
+        <w:r>
+          <w:rPr>
+            <w:i/>
+            <w:iCs/>
+            <w:noProof/>
+            <w:webHidden/>
+          </w:rPr>
+        </w:r>
+        <w:r>
+          <w:rPr>
+            <w:i/>
+            <w:iCs/>
+            <w:noProof/>
+            <w:webHidden/>
+          </w:rPr>
+          <w:fldChar w:fldCharType="separate"/>
+        </w:r>
+        <w:r>
+          <w:rPr>
+            <w:i/>
+            <w:iCs/>
+            <w:noProof/>
+            <w:webHidden/>
+          </w:rPr>
+          <w:t>39</w:t>
         </w:r>
         <w:r>
           <w:rPr>
@@ -5232,7 +5070,7 @@
           <w14:ligatures w14:val="standardContextual"/>
         </w:rPr>
       </w:pPr>
-      <w:hyperlink w:anchor="_Toc236053363" w:history="1">
+      <w:hyperlink w:anchor="_Toc236260226" w:history="1">
         <w:r>
           <w:rPr>
             <w:rStyle w:val="Hyperlink"/>
@@ -5259,7 +5097,7 @@
             <w:noProof/>
             <w:webHidden/>
           </w:rPr>
-          <w:instrText xml:space="preserve"> PAGEREF _Toc236053363 \h </w:instrText>
+          <w:instrText xml:space="preserve"> PAGEREF _Toc236260226 \h </w:instrText>
         </w:r>
         <w:r>
           <w:rPr>
@@ -5279,7 +5117,7 @@
             <w:noProof/>
             <w:webHidden/>
           </w:rPr>
-          <w:t>53</w:t>
+          <w:t>40</w:t>
         </w:r>
         <w:r>
           <w:rPr>
@@ -5305,7 +5143,7 @@
           <w14:ligatures w14:val="standardContextual"/>
         </w:rPr>
       </w:pPr>
-      <w:hyperlink w:anchor="_Toc236053364" w:history="1">
+      <w:hyperlink w:anchor="_Toc236260227" w:history="1">
         <w:r>
           <w:rPr>
             <w:rStyle w:val="Hyperlink"/>
@@ -5332,7 +5170,7 @@
             <w:noProof/>
             <w:webHidden/>
           </w:rPr>
-          <w:instrText xml:space="preserve"> PAGEREF _Toc236053364 \h </w:instrText>
+          <w:instrText xml:space="preserve"> PAGEREF _Toc236260227 \h </w:instrText>
         </w:r>
         <w:r>
           <w:rPr>
@@ -5352,7 +5190,7 @@
             <w:noProof/>
             <w:webHidden/>
           </w:rPr>
-          <w:t>53</w:t>
+          <w:t>40</w:t>
         </w:r>
         <w:r>
           <w:rPr>
@@ -5378,7 +5216,7 @@
           <w14:ligatures w14:val="standardContextual"/>
         </w:rPr>
       </w:pPr>
-      <w:hyperlink w:anchor="_Toc236053365" w:history="1">
+      <w:hyperlink w:anchor="_Toc236260228" w:history="1">
         <w:r>
           <w:rPr>
             <w:rStyle w:val="Hyperlink"/>
@@ -5405,7 +5243,7 @@
             <w:noProof/>
             <w:webHidden/>
           </w:rPr>
-          <w:instrText xml:space="preserve"> PAGEREF _Toc236053365 \h </w:instrText>
+          <w:instrText xml:space="preserve"> PAGEREF _Toc236260228 \h </w:instrText>
         </w:r>
         <w:r>
           <w:rPr>
@@ -5425,7 +5263,7 @@
             <w:noProof/>
             <w:webHidden/>
           </w:rPr>
-          <w:t>53</w:t>
+          <w:t>40</w:t>
         </w:r>
         <w:r>
           <w:rPr>
@@ -5451,7 +5289,7 @@
           <w14:ligatures w14:val="standardContextual"/>
         </w:rPr>
       </w:pPr>
-      <w:hyperlink w:anchor="_Toc236053366" w:history="1">
+      <w:hyperlink w:anchor="_Toc236260229" w:history="1">
         <w:r>
           <w:rPr>
             <w:rStyle w:val="Hyperlink"/>
@@ -5478,7 +5316,7 @@
             <w:noProof/>
             <w:webHidden/>
           </w:rPr>
-          <w:instrText xml:space="preserve"> PAGEREF _Toc236053366 \h </w:instrText>
+          <w:instrText xml:space="preserve"> PAGEREF _Toc236260229 \h </w:instrText>
         </w:r>
         <w:r>
           <w:rPr>
@@ -5498,7 +5336,7 @@
             <w:noProof/>
             <w:webHidden/>
           </w:rPr>
-          <w:t>54</w:t>
+          <w:t>41</w:t>
         </w:r>
         <w:r>
           <w:rPr>
@@ -5524,7 +5362,7 @@
           <w14:ligatures w14:val="standardContextual"/>
         </w:rPr>
       </w:pPr>
-      <w:hyperlink w:anchor="_Toc236053367" w:history="1">
+      <w:hyperlink w:anchor="_Toc236260230" w:history="1">
         <w:r>
           <w:rPr>
             <w:rStyle w:val="Hyperlink"/>
@@ -5551,7 +5389,7 @@
             <w:noProof/>
             <w:webHidden/>
           </w:rPr>
-          <w:instrText xml:space="preserve"> PAGEREF _Toc236053367 \h </w:instrText>
+          <w:instrText xml:space="preserve"> PAGEREF _Toc236260230 \h </w:instrText>
         </w:r>
         <w:r>
           <w:rPr>
@@ -5571,7 +5409,7 @@
             <w:noProof/>
             <w:webHidden/>
           </w:rPr>
-          <w:t>55</w:t>
+          <w:t>42</w:t>
         </w:r>
         <w:r>
           <w:rPr>
@@ -5597,7 +5435,7 @@
           <w14:ligatures w14:val="standardContextual"/>
         </w:rPr>
       </w:pPr>
-      <w:hyperlink w:anchor="_Toc236053368" w:history="1">
+      <w:hyperlink w:anchor="_Toc236260231" w:history="1">
         <w:r>
           <w:rPr>
             <w:rStyle w:val="Hyperlink"/>
@@ -5624,7 +5462,7 @@
             <w:noProof/>
             <w:webHidden/>
           </w:rPr>
-          <w:instrText xml:space="preserve"> PAGEREF _Toc236053368 \h </w:instrText>
+          <w:instrText xml:space="preserve"> PAGEREF _Toc236260231 \h </w:instrText>
         </w:r>
         <w:r>
           <w:rPr>
@@ -5644,7 +5482,7 @@
             <w:noProof/>
             <w:webHidden/>
           </w:rPr>
-          <w:t>56</w:t>
+          <w:t>43</w:t>
         </w:r>
         <w:r>
           <w:rPr>
@@ -5670,7 +5508,7 @@
           <w14:ligatures w14:val="standardContextual"/>
         </w:rPr>
       </w:pPr>
-      <w:hyperlink w:anchor="_Toc236053369" w:history="1">
+      <w:hyperlink w:anchor="_Toc236260232" w:history="1">
         <w:r>
           <w:rPr>
             <w:rStyle w:val="Hyperlink"/>
@@ -5697,7 +5535,7 @@
             <w:noProof/>
             <w:webHidden/>
           </w:rPr>
-          <w:instrText xml:space="preserve"> PAGEREF _Toc236053369 \h </w:instrText>
+          <w:instrText xml:space="preserve"> PAGEREF _Toc236260232 \h </w:instrText>
         </w:r>
         <w:r>
           <w:rPr>
@@ -5717,7 +5555,7 @@
             <w:noProof/>
             <w:webHidden/>
           </w:rPr>
-          <w:t>58</w:t>
+          <w:t>44</w:t>
         </w:r>
         <w:r>
           <w:rPr>
@@ -5743,7 +5581,7 @@
           <w14:ligatures w14:val="standardContextual"/>
         </w:rPr>
       </w:pPr>
-      <w:hyperlink w:anchor="_Toc236053370" w:history="1">
+      <w:hyperlink w:anchor="_Toc236260233" w:history="1">
         <w:r>
           <w:rPr>
             <w:rStyle w:val="Hyperlink"/>
@@ -5770,7 +5608,7 @@
             <w:noProof/>
             <w:webHidden/>
           </w:rPr>
-          <w:instrText xml:space="preserve"> PAGEREF _Toc236053370 \h </w:instrText>
+          <w:instrText xml:space="preserve"> PAGEREF _Toc236260233 \h </w:instrText>
         </w:r>
         <w:r>
           <w:rPr>
@@ -5790,7 +5628,7 @@
             <w:noProof/>
             <w:webHidden/>
           </w:rPr>
-          <w:t>58</w:t>
+          <w:t>44</w:t>
         </w:r>
         <w:r>
           <w:rPr>
@@ -5816,7 +5654,7 @@
           <w14:ligatures w14:val="standardContextual"/>
         </w:rPr>
       </w:pPr>
-      <w:hyperlink w:anchor="_Toc236053371" w:history="1">
+      <w:hyperlink w:anchor="_Toc236260234" w:history="1">
         <w:r>
           <w:rPr>
             <w:rStyle w:val="Hyperlink"/>
@@ -5843,7 +5681,7 @@
             <w:noProof/>
             <w:webHidden/>
           </w:rPr>
-          <w:instrText xml:space="preserve"> PAGEREF _Toc236053371 \h </w:instrText>
+          <w:instrText xml:space="preserve"> PAGEREF _Toc236260234 \h </w:instrText>
         </w:r>
         <w:r>
           <w:rPr>
@@ -5863,7 +5701,7 @@
             <w:noProof/>
             <w:webHidden/>
           </w:rPr>
-          <w:t>59</w:t>
+          <w:t>45</w:t>
         </w:r>
         <w:r>
           <w:rPr>
@@ -5889,7 +5727,7 @@
           <w14:ligatures w14:val="standardContextual"/>
         </w:rPr>
       </w:pPr>
-      <w:hyperlink w:anchor="_Toc236053372" w:history="1">
+      <w:hyperlink w:anchor="_Toc236260235" w:history="1">
         <w:r>
           <w:rPr>
             <w:rStyle w:val="Hyperlink"/>
@@ -5916,7 +5754,7 @@
             <w:noProof/>
             <w:webHidden/>
           </w:rPr>
-          <w:instrText xml:space="preserve"> PAGEREF _Toc236053372 \h </w:instrText>
+          <w:instrText xml:space="preserve"> PAGEREF _Toc236260235 \h </w:instrText>
         </w:r>
         <w:r>
           <w:rPr>
@@ -5936,7 +5774,7 @@
             <w:noProof/>
             <w:webHidden/>
           </w:rPr>
-          <w:t>59</w:t>
+          <w:t>45</w:t>
         </w:r>
         <w:r>
           <w:rPr>
@@ -5962,7 +5800,7 @@
           <w14:ligatures w14:val="standardContextual"/>
         </w:rPr>
       </w:pPr>
-      <w:hyperlink w:anchor="_Toc236053373" w:history="1">
+      <w:hyperlink w:anchor="_Toc236260236" w:history="1">
         <w:r>
           <w:rPr>
             <w:rStyle w:val="Hyperlink"/>
@@ -5989,7 +5827,7 @@
             <w:noProof/>
             <w:webHidden/>
           </w:rPr>
-          <w:instrText xml:space="preserve"> PAGEREF _Toc236053373 \h </w:instrText>
+          <w:instrText xml:space="preserve"> PAGEREF _Toc236260236 \h </w:instrText>
         </w:r>
         <w:r>
           <w:rPr>
@@ -6009,7 +5847,7 @@
             <w:noProof/>
             <w:webHidden/>
           </w:rPr>
-          <w:t>60</w:t>
+          <w:t>46</w:t>
         </w:r>
         <w:r>
           <w:rPr>
@@ -6027,6 +5865,7 @@
         <w:jc w:val="both"/>
       </w:pPr>
       <w:r>
+        <w:lastRenderedPageBreak/>
         <w:fldChar w:fldCharType="end"/>
       </w:r>
     </w:p>
@@ -6034,16 +5873,12 @@
       <w:pPr>
         <w:pStyle w:val="Ba"/>
       </w:pPr>
-      <w:r>
-        <w:br w:type="page"/>
-      </w:r>
       <w:bookmarkStart w:id="8" w:name="_Toc223615483"/>
       <w:bookmarkStart w:id="9" w:name="_Toc233835206"/>
       <w:bookmarkStart w:id="10" w:name="_Toc233835530"/>
       <w:bookmarkStart w:id="11" w:name="_Toc233835585"/>
       <w:bookmarkStart w:id="12" w:name="_Toc233835784"/>
       <w:r>
-        <w:lastRenderedPageBreak/>
         <w:t>PHỤ LỤC HÌNH ẢNH</w:t>
       </w:r>
       <w:bookmarkEnd w:id="8"/>
@@ -8309,7 +8144,7 @@
         </w:rPr>
         <w:fldChar w:fldCharType="separate"/>
       </w:r>
-      <w:hyperlink w:anchor="_Toc236054038" w:history="1">
+      <w:hyperlink w:anchor="_Toc236260369" w:history="1">
         <w:r>
           <w:rPr>
             <w:rStyle w:val="Hyperlink"/>
@@ -8336,7 +8171,7 @@
             <w:noProof/>
             <w:webHidden/>
           </w:rPr>
-          <w:instrText xml:space="preserve"> PAGEREF _Toc236054038 \h </w:instrText>
+          <w:instrText xml:space="preserve"> PAGEREF _Toc236260369 \h </w:instrText>
         </w:r>
         <w:r>
           <w:rPr>
@@ -8356,7 +8191,7 @@
             <w:noProof/>
             <w:webHidden/>
           </w:rPr>
-          <w:t>15</w:t>
+          <w:t>4</w:t>
         </w:r>
         <w:r>
           <w:rPr>
@@ -8382,13 +8217,13 @@
           <w14:ligatures w14:val="standardContextual"/>
         </w:rPr>
       </w:pPr>
-      <w:hyperlink w:anchor="_Toc236054039" w:history="1">
+      <w:hyperlink w:anchor="_Toc236260370" w:history="1">
         <w:r>
           <w:rPr>
             <w:rStyle w:val="Hyperlink"/>
             <w:noProof/>
           </w:rPr>
-          <w:t>Bảng 2.1. Các đặc trưng được sử dụng trong quá trình phát hiện</w:t>
+          <w:t>Bảng 2.1. So sánh Signature-based IDS và Anomaly-based IDS</w:t>
         </w:r>
         <w:r>
           <w:rPr>
@@ -8409,7 +8244,7 @@
             <w:noProof/>
             <w:webHidden/>
           </w:rPr>
-          <w:instrText xml:space="preserve"> PAGEREF _Toc236054039 \h </w:instrText>
+          <w:instrText xml:space="preserve"> PAGEREF _Toc236260370 \h </w:instrText>
         </w:r>
         <w:r>
           <w:rPr>
@@ -8429,7 +8264,7 @@
             <w:noProof/>
             <w:webHidden/>
           </w:rPr>
-          <w:t>18</w:t>
+          <w:t>7</w:t>
         </w:r>
         <w:r>
           <w:rPr>
@@ -8455,13 +8290,13 @@
           <w14:ligatures w14:val="standardContextual"/>
         </w:rPr>
       </w:pPr>
-      <w:hyperlink w:anchor="_Toc236054040" w:history="1">
+      <w:hyperlink w:anchor="_Toc236260371" w:history="1">
         <w:r>
           <w:rPr>
             <w:rStyle w:val="Hyperlink"/>
             <w:noProof/>
           </w:rPr>
-          <w:t>Bảng 2.2. Công cụ và nguồn GitHub</w:t>
+          <w:t>Bảng 2.2. Các đặc trưng được sử dụng trong quá trình phát hiện</w:t>
         </w:r>
         <w:r>
           <w:rPr>
@@ -8482,7 +8317,7 @@
             <w:noProof/>
             <w:webHidden/>
           </w:rPr>
-          <w:instrText xml:space="preserve"> PAGEREF _Toc236054040 \h </w:instrText>
+          <w:instrText xml:space="preserve"> PAGEREF _Toc236260371 \h </w:instrText>
         </w:r>
         <w:r>
           <w:rPr>
@@ -8502,7 +8337,7 @@
             <w:noProof/>
             <w:webHidden/>
           </w:rPr>
-          <w:t>20</w:t>
+          <w:t>8</w:t>
         </w:r>
         <w:r>
           <w:rPr>
@@ -8528,13 +8363,13 @@
           <w14:ligatures w14:val="standardContextual"/>
         </w:rPr>
       </w:pPr>
-      <w:hyperlink w:anchor="_Toc236054041" w:history="1">
+      <w:hyperlink w:anchor="_Toc236260372" w:history="1">
         <w:r>
           <w:rPr>
             <w:rStyle w:val="Hyperlink"/>
             <w:noProof/>
           </w:rPr>
-          <w:t>Bảng 2.3. So sánh các giải pháp</w:t>
+          <w:t>Bảng 2.3. Công cụ và nguồn GitHub</w:t>
         </w:r>
         <w:r>
           <w:rPr>
@@ -8555,7 +8390,7 @@
             <w:noProof/>
             <w:webHidden/>
           </w:rPr>
-          <w:instrText xml:space="preserve"> PAGEREF _Toc236054041 \h </w:instrText>
+          <w:instrText xml:space="preserve"> PAGEREF _Toc236260372 \h </w:instrText>
         </w:r>
         <w:r>
           <w:rPr>
@@ -8575,7 +8410,7 @@
             <w:noProof/>
             <w:webHidden/>
           </w:rPr>
-          <w:t>22</w:t>
+          <w:t>9</w:t>
         </w:r>
         <w:r>
           <w:rPr>
@@ -8601,13 +8436,13 @@
           <w14:ligatures w14:val="standardContextual"/>
         </w:rPr>
       </w:pPr>
-      <w:hyperlink w:anchor="_Toc236054042" w:history="1">
+      <w:hyperlink w:anchor="_Toc236260373" w:history="1">
         <w:r>
           <w:rPr>
             <w:rStyle w:val="Hyperlink"/>
             <w:noProof/>
           </w:rPr>
-          <w:t>Bảng 3.1. Thành phần, công cụ và dữ liệu</w:t>
+          <w:t>Bảng 2.4. So sánh các giải pháp</w:t>
         </w:r>
         <w:r>
           <w:rPr>
@@ -8628,7 +8463,7 @@
             <w:noProof/>
             <w:webHidden/>
           </w:rPr>
-          <w:instrText xml:space="preserve"> PAGEREF _Toc236054042 \h </w:instrText>
+          <w:instrText xml:space="preserve"> PAGEREF _Toc236260373 \h </w:instrText>
         </w:r>
         <w:r>
           <w:rPr>
@@ -8648,7 +8483,7 @@
             <w:noProof/>
             <w:webHidden/>
           </w:rPr>
-          <w:t>28</w:t>
+          <w:t>11</w:t>
         </w:r>
         <w:r>
           <w:rPr>
@@ -8674,13 +8509,13 @@
           <w14:ligatures w14:val="standardContextual"/>
         </w:rPr>
       </w:pPr>
-      <w:hyperlink w:anchor="_Toc236054043" w:history="1">
+      <w:hyperlink w:anchor="_Toc236260374" w:history="1">
         <w:r>
           <w:rPr>
             <w:rStyle w:val="Hyperlink"/>
             <w:noProof/>
           </w:rPr>
-          <w:t>Bảng 3.2. Quy trình thực hiện</w:t>
+          <w:t>Bảng 3.1. Thành phần, công cụ và dữ liệu</w:t>
         </w:r>
         <w:r>
           <w:rPr>
@@ -8701,7 +8536,7 @@
             <w:noProof/>
             <w:webHidden/>
           </w:rPr>
-          <w:instrText xml:space="preserve"> PAGEREF _Toc236054043 \h </w:instrText>
+          <w:instrText xml:space="preserve"> PAGEREF _Toc236260374 \h </w:instrText>
         </w:r>
         <w:r>
           <w:rPr>
@@ -8721,7 +8556,7 @@
             <w:noProof/>
             <w:webHidden/>
           </w:rPr>
-          <w:t>29</w:t>
+          <w:t>17</w:t>
         </w:r>
         <w:r>
           <w:rPr>
@@ -8747,13 +8582,13 @@
           <w14:ligatures w14:val="standardContextual"/>
         </w:rPr>
       </w:pPr>
-      <w:hyperlink w:anchor="_Toc236054044" w:history="1">
+      <w:hyperlink w:anchor="_Toc236260375" w:history="1">
         <w:r>
           <w:rPr>
             <w:rStyle w:val="Hyperlink"/>
             <w:noProof/>
           </w:rPr>
-          <w:t>Bảng 3.3. Tiêu chí đánh giá</w:t>
+          <w:t>Bảng 3.2. Quy trình thực hiện</w:t>
         </w:r>
         <w:r>
           <w:rPr>
@@ -8774,7 +8609,7 @@
             <w:noProof/>
             <w:webHidden/>
           </w:rPr>
-          <w:instrText xml:space="preserve"> PAGEREF _Toc236054044 \h </w:instrText>
+          <w:instrText xml:space="preserve"> PAGEREF _Toc236260375 \h </w:instrText>
         </w:r>
         <w:r>
           <w:rPr>
@@ -8794,7 +8629,7 @@
             <w:noProof/>
             <w:webHidden/>
           </w:rPr>
-          <w:t>29</w:t>
+          <w:t>18</w:t>
         </w:r>
         <w:r>
           <w:rPr>
@@ -8820,13 +8655,13 @@
           <w14:ligatures w14:val="standardContextual"/>
         </w:rPr>
       </w:pPr>
-      <w:hyperlink w:anchor="_Toc236054045" w:history="1">
+      <w:hyperlink w:anchor="_Toc236260376" w:history="1">
         <w:r>
           <w:rPr>
             <w:rStyle w:val="Hyperlink"/>
             <w:noProof/>
           </w:rPr>
-          <w:t>Bảng 4.1. Cấu hình mạng</w:t>
+          <w:t>Bảng 3.3. Tiêu chí đánh giá</w:t>
         </w:r>
         <w:r>
           <w:rPr>
@@ -8847,7 +8682,7 @@
             <w:noProof/>
             <w:webHidden/>
           </w:rPr>
-          <w:instrText xml:space="preserve"> PAGEREF _Toc236054045 \h </w:instrText>
+          <w:instrText xml:space="preserve"> PAGEREF _Toc236260376 \h </w:instrText>
         </w:r>
         <w:r>
           <w:rPr>
@@ -8867,7 +8702,7 @@
             <w:noProof/>
             <w:webHidden/>
           </w:rPr>
-          <w:t>30</w:t>
+          <w:t>18</w:t>
         </w:r>
         <w:r>
           <w:rPr>
@@ -8893,13 +8728,13 @@
           <w14:ligatures w14:val="standardContextual"/>
         </w:rPr>
       </w:pPr>
-      <w:hyperlink w:anchor="_Toc236054046" w:history="1">
+      <w:hyperlink w:anchor="_Toc236260377" w:history="1">
         <w:r>
           <w:rPr>
             <w:rStyle w:val="Hyperlink"/>
             <w:noProof/>
           </w:rPr>
-          <w:t>Bảng 4.2. Thành phần sản phẩm</w:t>
+          <w:t>Bảng 4.1. Cấu hình mạng</w:t>
         </w:r>
         <w:r>
           <w:rPr>
@@ -8920,7 +8755,7 @@
             <w:noProof/>
             <w:webHidden/>
           </w:rPr>
-          <w:instrText xml:space="preserve"> PAGEREF _Toc236054046 \h </w:instrText>
+          <w:instrText xml:space="preserve"> PAGEREF _Toc236260377 \h </w:instrText>
         </w:r>
         <w:r>
           <w:rPr>
@@ -8940,7 +8775,7 @@
             <w:noProof/>
             <w:webHidden/>
           </w:rPr>
-          <w:t>30</w:t>
+          <w:t>19</w:t>
         </w:r>
         <w:r>
           <w:rPr>
@@ -8966,13 +8801,13 @@
           <w14:ligatures w14:val="standardContextual"/>
         </w:rPr>
       </w:pPr>
-      <w:hyperlink w:anchor="_Toc236054047" w:history="1">
+      <w:hyperlink w:anchor="_Toc236260378" w:history="1">
         <w:r>
           <w:rPr>
             <w:rStyle w:val="Hyperlink"/>
             <w:noProof/>
           </w:rPr>
-          <w:t>Bảng 4.3. Kịch bản thử nghiệm/đánh giá</w:t>
+          <w:t>Bảng 4.2. Thành phần sản phẩm</w:t>
         </w:r>
         <w:r>
           <w:rPr>
@@ -8993,7 +8828,7 @@
             <w:noProof/>
             <w:webHidden/>
           </w:rPr>
-          <w:instrText xml:space="preserve"> PAGEREF _Toc236054047 \h </w:instrText>
+          <w:instrText xml:space="preserve"> PAGEREF _Toc236260378 \h </w:instrText>
         </w:r>
         <w:r>
           <w:rPr>
@@ -9013,7 +8848,7 @@
             <w:noProof/>
             <w:webHidden/>
           </w:rPr>
-          <w:t>32</w:t>
+          <w:t>19</w:t>
         </w:r>
         <w:r>
           <w:rPr>
@@ -9039,13 +8874,13 @@
           <w14:ligatures w14:val="standardContextual"/>
         </w:rPr>
       </w:pPr>
-      <w:hyperlink w:anchor="_Toc236054048" w:history="1">
+      <w:hyperlink w:anchor="_Toc236260379" w:history="1">
         <w:r>
           <w:rPr>
             <w:rStyle w:val="Hyperlink"/>
             <w:noProof/>
           </w:rPr>
-          <w:t>Bảng 4.4. Bảng tổng hợp</w:t>
+          <w:t>Bảng 4.3. Kịch bản thử nghiệm/đánh giá</w:t>
         </w:r>
         <w:r>
           <w:rPr>
@@ -9066,7 +8901,7 @@
             <w:noProof/>
             <w:webHidden/>
           </w:rPr>
-          <w:instrText xml:space="preserve"> PAGEREF _Toc236054048 \h </w:instrText>
+          <w:instrText xml:space="preserve"> PAGEREF _Toc236260379 \h </w:instrText>
         </w:r>
         <w:r>
           <w:rPr>
@@ -9086,7 +8921,7 @@
             <w:noProof/>
             <w:webHidden/>
           </w:rPr>
-          <w:t>49</w:t>
+          <w:t>22</w:t>
         </w:r>
         <w:r>
           <w:rPr>
@@ -9112,13 +8947,13 @@
           <w14:ligatures w14:val="standardContextual"/>
         </w:rPr>
       </w:pPr>
-      <w:hyperlink w:anchor="_Toc236054049" w:history="1">
+      <w:hyperlink w:anchor="_Toc236260380" w:history="1">
         <w:r>
           <w:rPr>
             <w:rStyle w:val="Hyperlink"/>
             <w:noProof/>
           </w:rPr>
-          <w:t>Bảng 5.1. Tài sản và dữ liệu cần bảo vệ</w:t>
+          <w:t>Bảng 4.4. Bảng tổng hợp</w:t>
         </w:r>
         <w:r>
           <w:rPr>
@@ -9139,7 +8974,7 @@
             <w:noProof/>
             <w:webHidden/>
           </w:rPr>
-          <w:instrText xml:space="preserve"> PAGEREF _Toc236054049 \h </w:instrText>
+          <w:instrText xml:space="preserve"> PAGEREF _Toc236260380 \h </w:instrText>
         </w:r>
         <w:r>
           <w:rPr>
@@ -9159,7 +8994,7 @@
             <w:noProof/>
             <w:webHidden/>
           </w:rPr>
-          <w:t>50</w:t>
+          <w:t>39</w:t>
         </w:r>
         <w:r>
           <w:rPr>
@@ -9185,13 +9020,13 @@
           <w14:ligatures w14:val="standardContextual"/>
         </w:rPr>
       </w:pPr>
-      <w:hyperlink w:anchor="_Toc236054050" w:history="1">
+      <w:hyperlink w:anchor="_Toc236260381" w:history="1">
         <w:r>
           <w:rPr>
             <w:rStyle w:val="Hyperlink"/>
             <w:noProof/>
           </w:rPr>
-          <w:t>Bảng 5.2. Mối đe dọa và lỗ hổng</w:t>
+          <w:t>Bảng 5.1. Tài sản và dữ liệu cần bảo vệ</w:t>
         </w:r>
         <w:r>
           <w:rPr>
@@ -9212,7 +9047,7 @@
             <w:noProof/>
             <w:webHidden/>
           </w:rPr>
-          <w:instrText xml:space="preserve"> PAGEREF _Toc236054050 \h </w:instrText>
+          <w:instrText xml:space="preserve"> PAGEREF _Toc236260381 \h </w:instrText>
         </w:r>
         <w:r>
           <w:rPr>
@@ -9232,7 +9067,7 @@
             <w:noProof/>
             <w:webHidden/>
           </w:rPr>
-          <w:t>50</w:t>
+          <w:t>40</w:t>
         </w:r>
         <w:r>
           <w:rPr>
@@ -9258,13 +9093,13 @@
           <w14:ligatures w14:val="standardContextual"/>
         </w:rPr>
       </w:pPr>
-      <w:hyperlink w:anchor="_Toc236054051" w:history="1">
+      <w:hyperlink w:anchor="_Toc236260382" w:history="1">
         <w:r>
           <w:rPr>
             <w:rStyle w:val="Hyperlink"/>
             <w:noProof/>
           </w:rPr>
-          <w:t>Bảng 5.3. Ma trận rủi ro</w:t>
+          <w:t>Bảng 5.2. Mối đe dọa và lỗ hổng</w:t>
         </w:r>
         <w:r>
           <w:rPr>
@@ -9285,7 +9120,7 @@
             <w:noProof/>
             <w:webHidden/>
           </w:rPr>
-          <w:instrText xml:space="preserve"> PAGEREF _Toc236054051 \h </w:instrText>
+          <w:instrText xml:space="preserve"> PAGEREF _Toc236260382 \h </w:instrText>
         </w:r>
         <w:r>
           <w:rPr>
@@ -9305,7 +9140,7 @@
             <w:noProof/>
             <w:webHidden/>
           </w:rPr>
-          <w:t>52</w:t>
+          <w:t>40</w:t>
         </w:r>
         <w:r>
           <w:rPr>
@@ -9331,13 +9166,13 @@
           <w14:ligatures w14:val="standardContextual"/>
         </w:rPr>
       </w:pPr>
-      <w:hyperlink w:anchor="_Toc236054052" w:history="1">
+      <w:hyperlink w:anchor="_Toc236260383" w:history="1">
         <w:r>
           <w:rPr>
             <w:rStyle w:val="Hyperlink"/>
             <w:noProof/>
           </w:rPr>
-          <w:t>Bảng 5.4. Biện pháp giảm thiểu và ưu tiên</w:t>
+          <w:t>Bảng 5.3. Ma trận rủi ro</w:t>
         </w:r>
         <w:r>
           <w:rPr>
@@ -9358,7 +9193,7 @@
             <w:noProof/>
             <w:webHidden/>
           </w:rPr>
-          <w:instrText xml:space="preserve"> PAGEREF _Toc236054052 \h </w:instrText>
+          <w:instrText xml:space="preserve"> PAGEREF _Toc236260383 \h </w:instrText>
         </w:r>
         <w:r>
           <w:rPr>
@@ -9378,7 +9213,7 @@
             <w:noProof/>
             <w:webHidden/>
           </w:rPr>
-          <w:t>52</w:t>
+          <w:t>42</w:t>
         </w:r>
         <w:r>
           <w:rPr>
@@ -9404,12 +9239,85 @@
           <w14:ligatures w14:val="standardContextual"/>
         </w:rPr>
       </w:pPr>
-      <w:hyperlink w:anchor="_Toc236054053" w:history="1">
+      <w:hyperlink w:anchor="_Toc236260384" w:history="1">
         <w:r>
           <w:rPr>
             <w:rStyle w:val="Hyperlink"/>
             <w:noProof/>
           </w:rPr>
+          <w:t>Bảng 5.4. Biện pháp giảm thiểu và ưu tiên</w:t>
+        </w:r>
+        <w:r>
+          <w:rPr>
+            <w:noProof/>
+            <w:webHidden/>
+          </w:rPr>
+          <w:tab/>
+        </w:r>
+        <w:r>
+          <w:rPr>
+            <w:noProof/>
+            <w:webHidden/>
+          </w:rPr>
+          <w:fldChar w:fldCharType="begin"/>
+        </w:r>
+        <w:r>
+          <w:rPr>
+            <w:noProof/>
+            <w:webHidden/>
+          </w:rPr>
+          <w:instrText xml:space="preserve"> PAGEREF _Toc236260384 \h </w:instrText>
+        </w:r>
+        <w:r>
+          <w:rPr>
+            <w:noProof/>
+            <w:webHidden/>
+          </w:rPr>
+        </w:r>
+        <w:r>
+          <w:rPr>
+            <w:noProof/>
+            <w:webHidden/>
+          </w:rPr>
+          <w:fldChar w:fldCharType="separate"/>
+        </w:r>
+        <w:r>
+          <w:rPr>
+            <w:noProof/>
+            <w:webHidden/>
+          </w:rPr>
+          <w:t>42</w:t>
+        </w:r>
+        <w:r>
+          <w:rPr>
+            <w:noProof/>
+            <w:webHidden/>
+          </w:rPr>
+          <w:fldChar w:fldCharType="end"/>
+        </w:r>
+      </w:hyperlink>
+    </w:p>
+    <w:p>
+      <w:pPr>
+        <w:pStyle w:val="TOC1"/>
+        <w:tabs>
+          <w:tab w:val="right" w:leader="dot" w:pos="8777"/>
+        </w:tabs>
+        <w:rPr>
+          <w:rFonts w:asciiTheme="minorHAnsi" w:eastAsiaTheme="minorEastAsia" w:hAnsiTheme="minorHAnsi" w:cstheme="minorBidi"/>
+          <w:b w:val="0"/>
+          <w:noProof/>
+          <w:kern w:val="2"/>
+          <w:sz w:val="24"/>
+          <w14:ligatures w14:val="standardContextual"/>
+        </w:rPr>
+      </w:pPr>
+      <w:hyperlink w:anchor="_Toc236260385" w:history="1">
+        <w:r>
+          <w:rPr>
+            <w:rStyle w:val="Hyperlink"/>
+            <w:noProof/>
+          </w:rPr>
           <w:t>Bảng 6.1. Bảng đối chiếu kết quả thực hiện với mục tiêu đề tài</w:t>
         </w:r>
         <w:r>
@@ -9431,7 +9339,7 @@
             <w:noProof/>
             <w:webHidden/>
           </w:rPr>
-          <w:instrText xml:space="preserve"> PAGEREF _Toc236054053 \h </w:instrText>
+          <w:instrText xml:space="preserve"> PAGEREF _Toc236260385 \h </w:instrText>
         </w:r>
         <w:r>
           <w:rPr>
@@ -9451,7 +9359,7 @@
             <w:noProof/>
             <w:webHidden/>
           </w:rPr>
-          <w:t>54</w:t>
+          <w:t>44</w:t>
         </w:r>
         <w:r>
           <w:rPr>
@@ -11946,7 +11854,7 @@
       <w:pPr>
         <w:pStyle w:val="Heading11"/>
       </w:pPr>
-      <w:bookmarkStart w:id="14" w:name="_Toc236053326"/>
+      <w:bookmarkStart w:id="14" w:name="_Toc236260189"/>
       <w:bookmarkEnd w:id="13"/>
       <w:r>
         <w:t>CHƯƠNG 1: TỔNG QUAN ĐỀ TÀI</w:t>
@@ -11957,7 +11865,7 @@
       <w:pPr>
         <w:pStyle w:val="Heading2"/>
       </w:pPr>
-      <w:bookmarkStart w:id="15" w:name="_Toc236053327"/>
+      <w:bookmarkStart w:id="15" w:name="_Toc236260190"/>
       <w:r>
         <w:t>1.</w:t>
       </w:r>
@@ -11986,7 +11894,13 @@
         <w:t xml:space="preserve">Việc thực hiện kết nối </w:t>
       </w:r>
       <w:r>
-        <w:t xml:space="preserve">nhiều thiết bị vào mạng giúp chung ta quản lý dễ dàng hơn nhưng </w:t>
+        <w:t>nhiều thiết bị vào mạng giúp ch</w:t>
+      </w:r>
+      <w:r>
+        <w:t>úng</w:t>
+      </w:r>
+      <w:r>
+        <w:t xml:space="preserve"> ta quản lý dễ dàng hơn nhưng </w:t>
       </w:r>
       <w:r>
         <w:t>cũng tồn tại nhiểu rủi ro về an toàn thông tin</w:t>
@@ -12060,7 +11974,7 @@
       <w:pPr>
         <w:pStyle w:val="Heading2"/>
       </w:pPr>
-      <w:bookmarkStart w:id="16" w:name="_Toc236053328"/>
+      <w:bookmarkStart w:id="16" w:name="_Toc236260191"/>
       <w:r>
         <w:t>1.</w:t>
       </w:r>
@@ -12113,7 +12027,7 @@
       <w:pPr>
         <w:pStyle w:val="Heading2"/>
       </w:pPr>
-      <w:bookmarkStart w:id="17" w:name="_Toc236053329"/>
+      <w:bookmarkStart w:id="17" w:name="_Toc236260192"/>
       <w:r>
         <w:t>1.</w:t>
       </w:r>
@@ -12202,7 +12116,7 @@
       <w:pPr>
         <w:pStyle w:val="Heading2"/>
       </w:pPr>
-      <w:bookmarkStart w:id="18" w:name="_Toc236053330"/>
+      <w:bookmarkStart w:id="18" w:name="_Toc236260193"/>
       <w:r>
         <w:t>1.</w:t>
       </w:r>
@@ -12280,13 +12194,31 @@
     <w:p>
       <w:r>
         <w:lastRenderedPageBreak/>
-        <w:t xml:space="preserve">Đề tài được mô phỏng thực hiện trên môi trường Vmware Workstation. </w:t>
+        <w:t xml:space="preserve">Đề tài được thực hiện trên </w:t>
+      </w:r>
+      <w:r>
+        <w:t>máy tính cá nhân dùng</w:t>
+      </w:r>
+      <w:r>
+        <w:t xml:space="preserve"> Vmware Workstation</w:t>
+      </w:r>
+      <w:r>
+        <w:t xml:space="preserve"> để triển khai</w:t>
+      </w:r>
+      <w:r>
+        <w:t xml:space="preserve">. </w:t>
       </w:r>
       <w:r>
         <w:t xml:space="preserve">Dữ liệu sẽ được trao đổi qua mạng nội bộ (LAN) giữa các máy ảo nhằm phục vụ quá trình nghiên cứu và đánh giá hệ thống phát hiện xâm nhập. </w:t>
       </w:r>
       <w:r>
-        <w:t>Các kịch bản tấn công và dữ liệu được xây dựng trong môi trường thử nghiệm, không ảnh hưởng đến hệ thống thực tế.</w:t>
+        <w:t>Các kịch bản tấn công và dữ liệu được xây</w:t>
+      </w:r>
+      <w:r>
+        <w:t xml:space="preserve"> để</w:t>
+      </w:r>
+      <w:r>
+        <w:t xml:space="preserve"> thử nghiệm, không ảnh hưởng đến hệ thống thực tế.</w:t>
       </w:r>
     </w:p>
     <w:p>
@@ -12316,7 +12248,7 @@
       <w:pPr>
         <w:pStyle w:val="Heading2"/>
       </w:pPr>
-      <w:bookmarkStart w:id="19" w:name="_Toc236053331"/>
+      <w:bookmarkStart w:id="19" w:name="_Toc236260194"/>
       <w:r>
         <w:t>1.5. Sản phẩm và kết quả dự kiến</w:t>
       </w:r>
@@ -12369,7 +12301,7 @@
       <w:pPr>
         <w:pStyle w:val="Heading2"/>
       </w:pPr>
-      <w:bookmarkStart w:id="20" w:name="_Toc236053332"/>
+      <w:bookmarkStart w:id="20" w:name="_Toc236260195"/>
       <w:r>
         <w:t>1.6. Cấu trúc báo cáo</w:t>
       </w:r>
@@ -12412,7 +12344,7 @@
       <w:r>
         <w:br w:type="page"/>
       </w:r>
-      <w:bookmarkStart w:id="21" w:name="_Toc236054038"/>
+      <w:bookmarkStart w:id="21" w:name="_Toc236260369"/>
       <w:r>
         <w:lastRenderedPageBreak/>
         <w:t xml:space="preserve">Bảng 1.1. </w:t>
@@ -12825,11 +12757,7 @@
         </w:rPr>
       </w:pPr>
     </w:p>
-    <w:p>
-      <w:r>
-        <w:t>Nguồn: Tác giả tổng hợp</w:t>
-      </w:r>
-    </w:p>
+    <w:p/>
     <w:p>
       <w:pPr>
         <w:pStyle w:val="Heading11"/>
@@ -12841,7 +12769,7 @@
         </w:rPr>
         <w:br w:type="page"/>
       </w:r>
-      <w:bookmarkStart w:id="22" w:name="_Toc236053333"/>
+      <w:bookmarkStart w:id="22" w:name="_Toc236260196"/>
       <w:r>
         <w:lastRenderedPageBreak/>
         <w:t>CHƯƠNG 2. CƠ SỞ LÝ THUYẾT VÀ TÀI LIỆU LIÊN QUAN</w:t>
@@ -12852,7 +12780,7 @@
       <w:pPr>
         <w:pStyle w:val="Heading2"/>
       </w:pPr>
-      <w:bookmarkStart w:id="23" w:name="_Toc236053334"/>
+      <w:bookmarkStart w:id="23" w:name="_Toc236260197"/>
       <w:r>
         <w:t>2.1. Kiến trúc hoặc bối cảnh kỹ thuật</w:t>
       </w:r>
@@ -12879,7 +12807,7 @@
       <w:pPr>
         <w:pStyle w:val="Heading2"/>
       </w:pPr>
-      <w:bookmarkStart w:id="24" w:name="_Toc236053335"/>
+      <w:bookmarkStart w:id="24" w:name="_Toc236260198"/>
       <w:r>
         <w:t xml:space="preserve">2.2. </w:t>
       </w:r>
@@ -12892,7 +12820,7 @@
       <w:pPr>
         <w:pStyle w:val="Heading31"/>
       </w:pPr>
-      <w:bookmarkStart w:id="25" w:name="_Toc236053336"/>
+      <w:bookmarkStart w:id="25" w:name="_Toc236260199"/>
       <w:r>
         <w:t xml:space="preserve">2.2.1. </w:t>
       </w:r>
@@ -12919,7 +12847,7 @@
       <w:pPr>
         <w:pStyle w:val="Heading31"/>
       </w:pPr>
-      <w:bookmarkStart w:id="26" w:name="_Toc236053337"/>
+      <w:bookmarkStart w:id="26" w:name="_Toc236260200"/>
       <w:r>
         <w:t xml:space="preserve">2.2.2. </w:t>
       </w:r>
@@ -12960,7 +12888,7 @@
       <w:pPr>
         <w:pStyle w:val="Heading31"/>
       </w:pPr>
-      <w:bookmarkStart w:id="27" w:name="_Toc236053338"/>
+      <w:bookmarkStart w:id="27" w:name="_Toc236260201"/>
       <w:r>
         <w:t>2.2.3. Mối đe dọa (Threat)</w:t>
       </w:r>
@@ -12980,7 +12908,7 @@
         <w:t xml:space="preserve"> các mối đe dọa</w:t>
       </w:r>
       <w:r>
-        <w:t xml:space="preserve"> trên môi trường thử nghiệm </w:t>
+        <w:t xml:space="preserve"> </w:t>
       </w:r>
       <w:r>
         <w:t xml:space="preserve">để kiểm thử khả năng phát hiện xâm nhập của IDS. Ngoài ra đề tài còn đề cập đến một số kịch bản </w:t>
@@ -12996,7 +12924,7 @@
       <w:pPr>
         <w:pStyle w:val="Heading31"/>
       </w:pPr>
-      <w:bookmarkStart w:id="28" w:name="_Toc236053339"/>
+      <w:bookmarkStart w:id="28" w:name="_Toc236260202"/>
       <w:r>
         <w:t>2.2.</w:t>
       </w:r>
@@ -13031,7 +12959,7 @@
       <w:pPr>
         <w:pStyle w:val="Heading31"/>
       </w:pPr>
-      <w:bookmarkStart w:id="29" w:name="_Toc236053340"/>
+      <w:bookmarkStart w:id="29" w:name="_Toc236260203"/>
       <w:r>
         <w:t>2.2.</w:t>
       </w:r>
@@ -13063,7 +12991,510 @@
       </w:r>
     </w:p>
     <w:p>
-      <w:r>
+      <w:pPr>
+        <w:pStyle w:val="Heading31"/>
+      </w:pPr>
+      <w:bookmarkStart w:id="30" w:name="_Toc236260204"/>
+      <w:r>
+        <w:t>2.2.</w:t>
+      </w:r>
+      <w:r>
+        <w:t>6</w:t>
+      </w:r>
+      <w:r>
+        <w:t>. IDS dựa trên hành vi (Anomaly-based IDS)</w:t>
+      </w:r>
+      <w:bookmarkEnd w:id="30"/>
+    </w:p>
+    <w:p>
+      <w:r>
+        <w:t xml:space="preserve">Khác với Signature-based IDS, IDS dựa trên hành vi (Anomaly-based IDS) phát hiện xâm nhập bằng cách xây dựng mô hình hoạt động bình thường của hệ thống và cảnh báo khi phát hiện sự sai lệch so với mô hình đó. Theo </w:t>
+      </w:r>
+      <w:r>
+        <w:t>OWASP ISVS</w:t>
+      </w:r>
+      <w:r>
+        <w:t>, phương pháp này có khả năng nhận diện các hành vi bất thường ngay cả khi chưa có chữ ký tấn công tương ứng (OWASP Foundation, 2024).</w:t>
+      </w:r>
+    </w:p>
+    <w:p>
+      <w:r>
+        <w:lastRenderedPageBreak/>
+        <w:t xml:space="preserve">Ưu điểm của Anomaly-based IDS là có thể phát hiện các cuộc tấn công mới hoặc các biến thể chưa từng xuất hiện. Ngược lại </w:t>
+      </w:r>
+      <w:r>
+        <w:t>Anomaly-based IDS có tỉ lệ cảnh báo sai cao hơn do không xác định được ranh giới giữa hoạt động bình thường và bất thường.</w:t>
+      </w:r>
+      <w:r>
+        <w:t xml:space="preserve"> Trong phạm vi đề tài, phương pháp này được nghiên cứu để so sánh với Signature-based IDS nhằm đánh giá ưu điểm, hạn chế và khả năng áp dụng trong môi trường mạng IoT</w:t>
+      </w:r>
+      <w:r>
+        <w:t>. Chuẩn, công cụ và nguồn GitHub chính</w:t>
+      </w:r>
+    </w:p>
+    <w:p>
+      <w:pPr>
+        <w:pStyle w:val="Heading2"/>
+      </w:pPr>
+      <w:bookmarkStart w:id="31" w:name="_Toc236260205"/>
+      <w:r>
+        <w:t xml:space="preserve">2.2.7. </w:t>
+      </w:r>
+      <w:r>
+        <w:t>So sánh Signature-based IDS và Anomaly-based IDS</w:t>
+      </w:r>
+      <w:bookmarkEnd w:id="31"/>
+    </w:p>
+    <w:p>
+      <w:r>
+        <w:t xml:space="preserve">Để chọn ra một phương pháp phù hợp với mục tiêu của đề tài, cần so sánh hai cơ chế phổ biển là </w:t>
+      </w:r>
+      <w:r>
+        <w:t>Signature-based IDS và Anomaly-based IDS</w:t>
+      </w:r>
+      <w:r>
+        <w:t>.</w:t>
+      </w:r>
+    </w:p>
+    <w:p>
+      <w:pPr>
+        <w:pStyle w:val="Bang"/>
+      </w:pPr>
+      <w:bookmarkStart w:id="32" w:name="_Toc236260370"/>
+      <w:r>
+        <w:t>Bảng 2.</w:t>
+      </w:r>
+      <w:r>
+        <w:t>1</w:t>
+      </w:r>
+      <w:r>
+        <w:t xml:space="preserve">. </w:t>
+      </w:r>
+      <w:r>
+        <w:t>So sánh Signature-based IDS và Anomaly-based IDS</w:t>
+      </w:r>
+      <w:bookmarkEnd w:id="32"/>
+    </w:p>
+    <w:tbl>
+      <w:tblPr>
+        <w:tblStyle w:val="TableGrid"/>
+        <w:tblW w:w="0" w:type="auto"/>
+        <w:tblLook w:val="04A0" w:firstRow="1" w:lastRow="0" w:firstColumn="1" w:lastColumn="0" w:noHBand="0" w:noVBand="1"/>
+      </w:tblPr>
+      <w:tblGrid>
+        <w:gridCol w:w="1792"/>
+        <w:gridCol w:w="3948"/>
+        <w:gridCol w:w="3037"/>
+      </w:tblGrid>
+      <w:tr>
+        <w:tc>
+          <w:tcPr>
+            <w:tcW w:w="0" w:type="auto"/>
+            <w:hideMark/>
+          </w:tcPr>
+          <w:p>
+            <w:pPr>
+              <w:spacing w:after="160" w:line="240" w:lineRule="auto"/>
+              <w:ind w:firstLine="0"/>
+              <w:jc w:val="center"/>
+              <w:rPr>
+                <w:b/>
+                <w:bCs/>
+              </w:rPr>
+            </w:pPr>
+            <w:r>
+              <w:rPr>
+                <w:b/>
+                <w:bCs/>
+              </w:rPr>
+              <w:t>Tiêu chí</w:t>
+            </w:r>
+          </w:p>
+        </w:tc>
+        <w:tc>
+          <w:tcPr>
+            <w:tcW w:w="0" w:type="auto"/>
+            <w:hideMark/>
+          </w:tcPr>
+          <w:p>
+            <w:pPr>
+              <w:spacing w:after="160" w:line="240" w:lineRule="auto"/>
+              <w:ind w:firstLine="0"/>
+              <w:jc w:val="center"/>
+              <w:rPr>
+                <w:b/>
+                <w:bCs/>
+              </w:rPr>
+            </w:pPr>
+            <w:r>
+              <w:rPr>
+                <w:b/>
+                <w:bCs/>
+              </w:rPr>
+              <w:t>Signature-based IDS</w:t>
+            </w:r>
+          </w:p>
+        </w:tc>
+        <w:tc>
+          <w:tcPr>
+            <w:tcW w:w="0" w:type="auto"/>
+            <w:hideMark/>
+          </w:tcPr>
+          <w:p>
+            <w:pPr>
+              <w:spacing w:after="160" w:line="240" w:lineRule="auto"/>
+              <w:ind w:firstLine="0"/>
+              <w:jc w:val="center"/>
+              <w:rPr>
+                <w:b/>
+                <w:bCs/>
+              </w:rPr>
+            </w:pPr>
+            <w:r>
+              <w:rPr>
+                <w:b/>
+                <w:bCs/>
+              </w:rPr>
+              <w:t>Anomaly-based IDS</w:t>
+            </w:r>
+          </w:p>
+        </w:tc>
+      </w:tr>
+      <w:tr>
+        <w:tc>
+          <w:tcPr>
+            <w:tcW w:w="0" w:type="auto"/>
+            <w:hideMark/>
+          </w:tcPr>
+          <w:p>
+            <w:pPr>
+              <w:spacing w:after="160" w:line="240" w:lineRule="auto"/>
+              <w:ind w:firstLine="0"/>
+              <w:jc w:val="center"/>
+            </w:pPr>
+            <w:r>
+              <w:rPr>
+                <w:b/>
+                <w:bCs/>
+              </w:rPr>
+              <w:t>Nguyên lý phát hiện</w:t>
+            </w:r>
+          </w:p>
+        </w:tc>
+        <w:tc>
+          <w:tcPr>
+            <w:tcW w:w="0" w:type="auto"/>
+            <w:hideMark/>
+          </w:tcPr>
+          <w:p>
+            <w:pPr>
+              <w:spacing w:after="160" w:line="240" w:lineRule="auto"/>
+              <w:ind w:firstLine="0"/>
+              <w:jc w:val="center"/>
+            </w:pPr>
+            <w:r>
+              <w:t>Phát hiện bằng cách so sánh lưu lượng mạng với các chữ ký hoặc tập luật đã được xây dựng trước.</w:t>
+            </w:r>
+          </w:p>
+        </w:tc>
+        <w:tc>
+          <w:tcPr>
+            <w:tcW w:w="0" w:type="auto"/>
+            <w:hideMark/>
+          </w:tcPr>
+          <w:p>
+            <w:pPr>
+              <w:spacing w:after="160" w:line="240" w:lineRule="auto"/>
+              <w:ind w:firstLine="0"/>
+              <w:jc w:val="center"/>
+            </w:pPr>
+            <w:r>
+              <w:t>Phát hiện dựa trên sự sai lệch so với mô hình hoạt động bình thường của hệ thống.</w:t>
+            </w:r>
+          </w:p>
+        </w:tc>
+      </w:tr>
+      <w:tr>
+        <w:tc>
+          <w:tcPr>
+            <w:tcW w:w="0" w:type="auto"/>
+            <w:hideMark/>
+          </w:tcPr>
+          <w:p>
+            <w:pPr>
+              <w:spacing w:after="160" w:line="240" w:lineRule="auto"/>
+              <w:ind w:firstLine="0"/>
+              <w:jc w:val="center"/>
+            </w:pPr>
+            <w:r>
+              <w:rPr>
+                <w:b/>
+                <w:bCs/>
+              </w:rPr>
+              <w:t>Khả năng phát hiện tấn công đã biết</w:t>
+            </w:r>
+          </w:p>
+        </w:tc>
+        <w:tc>
+          <w:tcPr>
+            <w:tcW w:w="0" w:type="auto"/>
+            <w:hideMark/>
+          </w:tcPr>
+          <w:p>
+            <w:pPr>
+              <w:spacing w:after="160" w:line="240" w:lineRule="auto"/>
+              <w:ind w:firstLine="0"/>
+              <w:jc w:val="center"/>
+            </w:pPr>
+            <w:r>
+              <w:t>Cao, phát hiện nhanh và chính xác đối với các mẫu tấn công đã có chữ ký.</w:t>
+            </w:r>
+          </w:p>
+        </w:tc>
+        <w:tc>
+          <w:tcPr>
+            <w:tcW w:w="0" w:type="auto"/>
+            <w:hideMark/>
+          </w:tcPr>
+          <w:p>
+            <w:pPr>
+              <w:spacing w:after="160" w:line="240" w:lineRule="auto"/>
+              <w:ind w:firstLine="0"/>
+              <w:jc w:val="center"/>
+            </w:pPr>
+            <w:r>
+              <w:t>Có thể phát hiện nhưng phụ thuộc vào mô hình hành vi được xây dựng.</w:t>
+            </w:r>
+          </w:p>
+        </w:tc>
+      </w:tr>
+      <w:tr>
+        <w:tc>
+          <w:tcPr>
+            <w:tcW w:w="0" w:type="auto"/>
+            <w:hideMark/>
+          </w:tcPr>
+          <w:p>
+            <w:pPr>
+              <w:spacing w:after="160" w:line="240" w:lineRule="auto"/>
+              <w:ind w:firstLine="0"/>
+              <w:jc w:val="center"/>
+            </w:pPr>
+            <w:r>
+              <w:rPr>
+                <w:b/>
+                <w:bCs/>
+              </w:rPr>
+              <w:t>Khả năng phát hiện tấn công mới</w:t>
+            </w:r>
+          </w:p>
+        </w:tc>
+        <w:tc>
+          <w:tcPr>
+            <w:tcW w:w="0" w:type="auto"/>
+            <w:hideMark/>
+          </w:tcPr>
+          <w:p>
+            <w:pPr>
+              <w:spacing w:after="160" w:line="240" w:lineRule="auto"/>
+              <w:ind w:firstLine="0"/>
+              <w:jc w:val="center"/>
+            </w:pPr>
+            <w:r>
+              <w:t>Hạn chế do chưa có chữ ký nhận diện.</w:t>
+            </w:r>
+          </w:p>
+        </w:tc>
+        <w:tc>
+          <w:tcPr>
+            <w:tcW w:w="0" w:type="auto"/>
+            <w:hideMark/>
+          </w:tcPr>
+          <w:p>
+            <w:pPr>
+              <w:spacing w:after="160" w:line="240" w:lineRule="auto"/>
+              <w:ind w:firstLine="0"/>
+              <w:jc w:val="center"/>
+            </w:pPr>
+            <w:r>
+              <w:t>Có khả năng phát hiện các cuộc tấn công mới hoặc các biến thể chưa có chữ ký.</w:t>
+            </w:r>
+          </w:p>
+        </w:tc>
+      </w:tr>
+      <w:tr>
+        <w:tc>
+          <w:tcPr>
+            <w:tcW w:w="0" w:type="auto"/>
+            <w:hideMark/>
+          </w:tcPr>
+          <w:p>
+            <w:pPr>
+              <w:spacing w:after="160" w:line="240" w:lineRule="auto"/>
+              <w:ind w:firstLine="0"/>
+              <w:jc w:val="center"/>
+            </w:pPr>
+            <w:r>
+              <w:rPr>
+                <w:b/>
+                <w:bCs/>
+              </w:rPr>
+              <w:t>Tỷ lệ cảnh báo giả (False Positive)</w:t>
+            </w:r>
+          </w:p>
+        </w:tc>
+        <w:tc>
+          <w:tcPr>
+            <w:tcW w:w="0" w:type="auto"/>
+            <w:hideMark/>
+          </w:tcPr>
+          <w:p>
+            <w:pPr>
+              <w:spacing w:after="160" w:line="240" w:lineRule="auto"/>
+              <w:ind w:firstLine="0"/>
+              <w:jc w:val="center"/>
+            </w:pPr>
+            <w:r>
+              <w:t>Thường thấp do chỉ cảnh báo khi lưu lượng khớp với chữ ký đã biết.</w:t>
+            </w:r>
+          </w:p>
+        </w:tc>
+        <w:tc>
+          <w:tcPr>
+            <w:tcW w:w="0" w:type="auto"/>
+            <w:hideMark/>
+          </w:tcPr>
+          <w:p>
+            <w:pPr>
+              <w:spacing w:after="160" w:line="240" w:lineRule="auto"/>
+              <w:ind w:firstLine="0"/>
+              <w:jc w:val="center"/>
+            </w:pPr>
+            <w:r>
+              <w:t>Có thể cao hơn do khó xác định chính xác ranh giới giữa hành vi bình thường và bất thường.</w:t>
+            </w:r>
+          </w:p>
+        </w:tc>
+      </w:tr>
+      <w:tr>
+        <w:tc>
+          <w:tcPr>
+            <w:tcW w:w="0" w:type="auto"/>
+            <w:hideMark/>
+          </w:tcPr>
+          <w:p>
+            <w:pPr>
+              <w:spacing w:after="160" w:line="240" w:lineRule="auto"/>
+              <w:ind w:firstLine="0"/>
+              <w:jc w:val="center"/>
+            </w:pPr>
+            <w:r>
+              <w:rPr>
+                <w:b/>
+                <w:bCs/>
+              </w:rPr>
+              <w:t>Yêu cầu triển khai</w:t>
+            </w:r>
+          </w:p>
+        </w:tc>
+        <w:tc>
+          <w:tcPr>
+            <w:tcW w:w="0" w:type="auto"/>
+            <w:hideMark/>
+          </w:tcPr>
+          <w:p>
+            <w:pPr>
+              <w:spacing w:after="160" w:line="240" w:lineRule="auto"/>
+              <w:ind w:firstLine="0"/>
+              <w:jc w:val="center"/>
+            </w:pPr>
+            <w:r>
+              <w:t>Chỉ cần cập nhật tập luật thường xuyên để duy trì khả năng phát hiện.</w:t>
+            </w:r>
+          </w:p>
+        </w:tc>
+        <w:tc>
+          <w:tcPr>
+            <w:tcW w:w="0" w:type="auto"/>
+            <w:hideMark/>
+          </w:tcPr>
+          <w:p>
+            <w:pPr>
+              <w:spacing w:after="160" w:line="240" w:lineRule="auto"/>
+              <w:ind w:firstLine="0"/>
+              <w:jc w:val="center"/>
+            </w:pPr>
+            <w:r>
+              <w:t>Cần xây dựng mô hình hành vi hoặc dữ liệu huấn luyện phù hợp với môi trường triển khai.</w:t>
+            </w:r>
+          </w:p>
+        </w:tc>
+      </w:tr>
+      <w:tr>
+        <w:tc>
+          <w:tcPr>
+            <w:tcW w:w="0" w:type="auto"/>
+            <w:hideMark/>
+          </w:tcPr>
+          <w:p>
+            <w:pPr>
+              <w:spacing w:after="160" w:line="240" w:lineRule="auto"/>
+              <w:ind w:firstLine="0"/>
+              <w:jc w:val="center"/>
+            </w:pPr>
+            <w:r>
+              <w:rPr>
+                <w:b/>
+                <w:bCs/>
+              </w:rPr>
+              <w:t>Mức độ phù hợp với đề tài</w:t>
+            </w:r>
+          </w:p>
+        </w:tc>
+        <w:tc>
+          <w:tcPr>
+            <w:tcW w:w="0" w:type="auto"/>
+            <w:hideMark/>
+          </w:tcPr>
+          <w:p>
+            <w:pPr>
+              <w:spacing w:after="160" w:line="240" w:lineRule="auto"/>
+              <w:ind w:firstLine="0"/>
+              <w:jc w:val="center"/>
+            </w:pPr>
+            <w:r>
+              <w:t xml:space="preserve">Phù hợp với </w:t>
+            </w:r>
+            <w:r>
+              <w:t>đề tài</w:t>
+            </w:r>
+            <w:r>
+              <w:t xml:space="preserve"> vì Suricata hoạt động theo cơ chế phát hiện dựa trên chữ ký, dễ triển khai và đánh giá trong môi trường mô phỏng.</w:t>
+            </w:r>
+          </w:p>
+        </w:tc>
+        <w:tc>
+          <w:tcPr>
+            <w:tcW w:w="0" w:type="auto"/>
+            <w:hideMark/>
+          </w:tcPr>
+          <w:p>
+            <w:pPr>
+              <w:spacing w:after="160" w:line="240" w:lineRule="auto"/>
+              <w:ind w:firstLine="0"/>
+              <w:jc w:val="center"/>
+            </w:pPr>
+            <w:r>
+              <w:t>Chỉ được nghiên cứu ở mức lý thuyết và so sánh, chưa triển khai trong phạm vi của đề tài.</w:t>
+            </w:r>
+          </w:p>
+        </w:tc>
+      </w:tr>
+    </w:tbl>
+    <w:p/>
+    <w:p>
+      <w:r>
+        <w:lastRenderedPageBreak/>
         <w:t>Trong phạm vi đề tài, nhóm</w:t>
       </w:r>
       <w:r>
@@ -13075,55 +13506,13 @@
     </w:p>
     <w:p>
       <w:pPr>
-        <w:pStyle w:val="Heading31"/>
-      </w:pPr>
-      <w:bookmarkStart w:id="30" w:name="_Toc236053341"/>
-      <w:r>
-        <w:lastRenderedPageBreak/>
-        <w:t>2.2.</w:t>
-      </w:r>
-      <w:r>
-        <w:t>6</w:t>
-      </w:r>
-      <w:r>
-        <w:t>. IDS dựa trên hành vi (Anomaly-based IDS)</w:t>
-      </w:r>
-      <w:bookmarkEnd w:id="30"/>
-    </w:p>
-    <w:p>
-      <w:r>
-        <w:t xml:space="preserve">Khác với Signature-based IDS, IDS dựa trên hành vi (Anomaly-based IDS) phát hiện xâm nhập bằng cách xây dựng mô hình hoạt động bình thường của hệ thống và cảnh báo khi phát hiện sự sai lệch so với mô hình đó. Theo </w:t>
-      </w:r>
-      <w:r>
-        <w:t>OWASP ISVS</w:t>
-      </w:r>
-      <w:r>
-        <w:t>, phương pháp này có khả năng nhận diện các hành vi bất thường ngay cả khi chưa có chữ ký tấn công tương ứng (OWASP Foundation, 2024).</w:t>
-      </w:r>
-    </w:p>
-    <w:p>
-      <w:r>
-        <w:t xml:space="preserve">Ưu điểm của Anomaly-based IDS là có thể phát hiện các cuộc tấn công mới hoặc các biến thể chưa từng xuất hiện. Ngược lại </w:t>
-      </w:r>
-      <w:r>
-        <w:t>Anomaly-based IDS có tỉ lệ cảnh báo sai cao hơn do không xác định được ranh giới giữa hoạt động bình thường và bất thường.</w:t>
-      </w:r>
-      <w:r>
-        <w:t xml:space="preserve"> Trong phạm vi đề tài, phương pháp này được nghiên cứu để so sánh với Signature-based IDS nhằm đánh giá ưu điểm, hạn chế và khả năng áp dụng trong môi trường mạng IoT</w:t>
-      </w:r>
-      <w:r>
-        <w:t>. Chuẩn, công cụ và nguồn GitHub chính</w:t>
-      </w:r>
-    </w:p>
-    <w:p>
-      <w:pPr>
         <w:pStyle w:val="Heading2"/>
       </w:pPr>
-      <w:bookmarkStart w:id="31" w:name="_Toc236053342"/>
+      <w:bookmarkStart w:id="33" w:name="_Toc236260206"/>
       <w:r>
         <w:t>2.3. Trọng tâm theo hướng</w:t>
       </w:r>
-      <w:bookmarkEnd w:id="31"/>
+      <w:bookmarkEnd w:id="33"/>
     </w:p>
     <w:p>
       <w:r>
@@ -13178,11 +13567,17 @@
       <w:pPr>
         <w:pStyle w:val="Bang"/>
       </w:pPr>
-      <w:bookmarkStart w:id="32" w:name="_Toc236054039"/>
-      <w:r>
-        <w:t>Bảng 2.1. Các đặc trưng được sử dụng trong quá trình phát hiện</w:t>
-      </w:r>
-      <w:bookmarkEnd w:id="32"/>
+      <w:bookmarkStart w:id="34" w:name="_Toc236260371"/>
+      <w:r>
+        <w:t>Bảng 2.</w:t>
+      </w:r>
+      <w:r>
+        <w:t>2</w:t>
+      </w:r>
+      <w:r>
+        <w:t>. Các đặc trưng được sử dụng trong quá trình phát hiện</w:t>
+      </w:r>
+      <w:bookmarkEnd w:id="34"/>
     </w:p>
     <w:tbl>
       <w:tblPr>
@@ -13367,7 +13762,6 @@
               <w:ind w:firstLine="0"/>
             </w:pPr>
             <w:r>
-              <w:lastRenderedPageBreak/>
               <w:t>Cổng dịch vụ</w:t>
             </w:r>
           </w:p>
@@ -13459,12 +13853,6 @@
         </w:tc>
       </w:tr>
     </w:tbl>
-    <w:p/>
-    <w:p>
-      <w:r>
-        <w:t>Nguồn: Tác giả tổng hợp</w:t>
-      </w:r>
-    </w:p>
     <w:p>
       <w:pPr>
         <w:pStyle w:val="Heading2"/>
@@ -13472,7 +13860,7 @@
       <w:r>
         <w:br w:type="page"/>
       </w:r>
-      <w:bookmarkStart w:id="33" w:name="_Toc236053343"/>
+      <w:bookmarkStart w:id="35" w:name="_Toc236260207"/>
       <w:r>
         <w:lastRenderedPageBreak/>
         <w:t>2.</w:t>
@@ -13483,18 +13871,18 @@
       <w:r>
         <w:t>. Chuẩn, tài liệu và nguồn công cụ GitHub</w:t>
       </w:r>
-      <w:bookmarkEnd w:id="33"/>
+      <w:bookmarkEnd w:id="35"/>
     </w:p>
     <w:p>
       <w:pPr>
         <w:pStyle w:val="Bang"/>
       </w:pPr>
-      <w:bookmarkStart w:id="34" w:name="_Toc236054040"/>
+      <w:bookmarkStart w:id="36" w:name="_Toc236260372"/>
       <w:r>
         <w:t>Bảng 2.</w:t>
       </w:r>
       <w:r>
-        <w:t>2</w:t>
+        <w:t>3</w:t>
       </w:r>
       <w:r>
         <w:t xml:space="preserve">. </w:t>
@@ -13502,7 +13890,7 @@
       <w:r>
         <w:t>Công cụ và nguồn GitHub</w:t>
       </w:r>
-      <w:bookmarkEnd w:id="34"/>
+      <w:bookmarkEnd w:id="36"/>
     </w:p>
     <w:tbl>
       <w:tblPr>
@@ -14134,16 +14522,12 @@
       </w:tr>
     </w:tbl>
     <w:p/>
-    <w:p>
-      <w:r>
-        <w:t>Nguồn: Tác giả tổng hợp</w:t>
-      </w:r>
-    </w:p>
+    <w:p/>
     <w:p>
       <w:pPr>
         <w:pStyle w:val="Heading2"/>
       </w:pPr>
-      <w:bookmarkStart w:id="35" w:name="_Toc236053344"/>
+      <w:bookmarkStart w:id="37" w:name="_Toc236260208"/>
       <w:r>
         <w:t>2.</w:t>
       </w:r>
@@ -14153,7 +14537,7 @@
       <w:r>
         <w:t>. Công trình hoặc giải pháp liên quan</w:t>
       </w:r>
-      <w:bookmarkEnd w:id="35"/>
+      <w:bookmarkEnd w:id="37"/>
     </w:p>
     <w:p>
       <w:r>
@@ -14181,11 +14565,11 @@
         <w:t xml:space="preserve"> </w:t>
       </w:r>
       <w:r>
-        <w:t xml:space="preserve">Kết quả: Snort đạt độ chính xác cao nhất (91,5% precision) nhưng bỏ sót các cuộc tấn công phức tạp. Zeek </w:t>
+        <w:t xml:space="preserve">Kết quả: Snort đạt độ </w:t>
       </w:r>
       <w:r>
         <w:lastRenderedPageBreak/>
-        <w:t>đạt tỷ lệ phát hiện cao nhất (94,0% recall) và siêu nhẹ (CPU &lt; 2%, RAM &lt; 70MB). Suricata đạt sự cân bằng tốt nhất (F1-Score 77,6%) và chống chịu tốt trước tấn công volumetric, nhưng ngốn phần cứng nhất (đỉnh điểm CPU lên đến 1318% và RAM 1,9 GB).</w:t>
+        <w:t>chính xác cao nhất (91,5% precision) nhưng bỏ sót các cuộc tấn công phức tạp. Zeek đạt tỷ lệ phát hiện cao nhất (94,0% recall) và siêu nhẹ (CPU &lt; 2%, RAM &lt; 70MB). Suricata đạt sự cân bằng tốt nhất (F1-Score 77,6%) và chống chịu tốt trước tấn công volumetric, nhưng ngốn phần cứng nhất (đỉnh điểm CPU lên đến 1318% và RAM 1,9 GB).</w:t>
       </w:r>
     </w:p>
     <w:p>
@@ -14291,7 +14675,7 @@
       <w:pPr>
         <w:pStyle w:val="Bang"/>
       </w:pPr>
-      <w:bookmarkStart w:id="36" w:name="_Toc236054041"/>
+      <w:bookmarkStart w:id="38" w:name="_Toc236260373"/>
       <w:r>
         <w:t>Bảng</w:t>
       </w:r>
@@ -14299,12 +14683,12 @@
         <w:t xml:space="preserve"> 2.</w:t>
       </w:r>
       <w:r>
-        <w:t>3</w:t>
+        <w:t>4</w:t>
       </w:r>
       <w:r>
         <w:t>. So sánh các giải pháp</w:t>
       </w:r>
-      <w:bookmarkEnd w:id="36"/>
+      <w:bookmarkEnd w:id="38"/>
     </w:p>
     <w:tbl>
       <w:tblPr>
@@ -15057,11 +15441,7 @@
         <w:ind w:firstLine="0"/>
       </w:pPr>
     </w:p>
-    <w:p>
-      <w:r>
-        <w:t>Nguồn: Tác giả tổng hợp</w:t>
-      </w:r>
-    </w:p>
+    <w:p/>
     <w:p>
       <w:pPr>
         <w:ind w:firstLine="0"/>
@@ -15222,11 +15602,11 @@
       <w:pPr>
         <w:pStyle w:val="Heading2"/>
       </w:pPr>
-      <w:bookmarkStart w:id="37" w:name="_Toc236053345"/>
+      <w:bookmarkStart w:id="39" w:name="_Toc236260209"/>
       <w:r>
         <w:t>2.6. Tiểu kết</w:t>
       </w:r>
-      <w:bookmarkEnd w:id="37"/>
+      <w:bookmarkEnd w:id="39"/>
     </w:p>
     <w:p>
       <w:r>
@@ -15257,22 +15637,22 @@
       <w:r>
         <w:br w:type="page"/>
       </w:r>
-      <w:bookmarkStart w:id="38" w:name="_Toc236053346"/>
+      <w:bookmarkStart w:id="40" w:name="_Toc236260210"/>
       <w:r>
         <w:lastRenderedPageBreak/>
         <w:t>CHƯƠNG 3: PHƯƠNG PHÁP VÀ THIẾT KẾ</w:t>
       </w:r>
-      <w:bookmarkEnd w:id="38"/>
+      <w:bookmarkEnd w:id="40"/>
     </w:p>
     <w:p>
       <w:pPr>
         <w:pStyle w:val="Heading2"/>
       </w:pPr>
-      <w:bookmarkStart w:id="39" w:name="_Toc236053347"/>
+      <w:bookmarkStart w:id="41" w:name="_Toc236260211"/>
       <w:r>
         <w:t>3.1. Phương pháp thực hiện</w:t>
       </w:r>
-      <w:bookmarkEnd w:id="39"/>
+      <w:bookmarkEnd w:id="41"/>
     </w:p>
     <w:p>
       <w:r>
@@ -15386,33 +15766,35 @@
       <w:pPr>
         <w:pStyle w:val="Heading2"/>
       </w:pPr>
-      <w:bookmarkStart w:id="40" w:name="_Toc236053348"/>
+      <w:bookmarkStart w:id="42" w:name="_Toc236260212"/>
       <w:r>
         <w:t>3.2. Kiến trúc/mô hình và luồng dữ liệu</w:t>
       </w:r>
-      <w:bookmarkEnd w:id="40"/>
+      <w:bookmarkEnd w:id="42"/>
     </w:p>
     <w:p>
       <w:pPr>
         <w:pStyle w:val="Heading31"/>
       </w:pPr>
-      <w:bookmarkStart w:id="41" w:name="_Toc236053349"/>
+      <w:bookmarkStart w:id="43" w:name="_Toc236260213"/>
       <w:r>
         <w:t>3.2.1. Kiến trúc hệ thống</w:t>
       </w:r>
-      <w:bookmarkEnd w:id="41"/>
-    </w:p>
-    <w:p>
-      <w:r>
-        <w:rPr>
-          <w:noProof/>
-        </w:rPr>
+      <w:bookmarkEnd w:id="43"/>
+    </w:p>
+    <w:p>
+      <w:pPr>
+        <w:ind w:firstLine="0"/>
+      </w:pPr>
+    </w:p>
+    <w:p>
+      <w:r>
         <w:lastRenderedPageBreak/>
         <w:drawing>
-          <wp:inline distT="0" distB="0" distL="0" distR="0" wp14:anchorId="7CF4EBA7" wp14:editId="630650CC">
-            <wp:extent cx="5579745" cy="3722370"/>
-            <wp:effectExtent l="0" t="0" r="1905" b="0"/>
-            <wp:docPr id="1528151415" name="Picture 1"/>
+          <wp:inline distT="0" distB="0" distL="0" distR="0" wp14:anchorId="764395DD" wp14:editId="1F311EA1">
+            <wp:extent cx="6117162" cy="6124575"/>
+            <wp:effectExtent l="0" t="0" r="0" b="0"/>
+            <wp:docPr id="300806578" name="Picture 2"/>
             <wp:cNvGraphicFramePr>
               <a:graphicFrameLocks xmlns:a="http://schemas.openxmlformats.org/drawingml/2006/main" noChangeAspect="1"/>
             </wp:cNvGraphicFramePr>
@@ -15420,29 +15802,41 @@
               <a:graphicData uri="http://schemas.openxmlformats.org/drawingml/2006/picture">
                 <pic:pic xmlns:pic="http://schemas.openxmlformats.org/drawingml/2006/picture">
                   <pic:nvPicPr>
-                    <pic:cNvPr id="1528151415" name="Picture 1528151415"/>
-                    <pic:cNvPicPr/>
+                    <pic:cNvPr id="0" name="Picture 6"/>
+                    <pic:cNvPicPr>
+                      <a:picLocks noChangeAspect="1" noChangeArrowheads="1"/>
+                    </pic:cNvPicPr>
                   </pic:nvPicPr>
-                  <pic:blipFill>
-                    <a:blip r:embed="rId13" cstate="print">
+                  <pic:blipFill rotWithShape="1">
+                    <a:blip r:embed="rId13">
                       <a:extLst>
                         <a:ext uri="{28A0092B-C50C-407E-A947-70E740481C1C}">
                           <a14:useLocalDpi xmlns:a14="http://schemas.microsoft.com/office/drawing/2010/main" val="0"/>
                         </a:ext>
                       </a:extLst>
                     </a:blip>
+                    <a:srcRect l="2030"/>
                     <a:stretch>
                       <a:fillRect/>
                     </a:stretch>
                   </pic:blipFill>
-                  <pic:spPr>
+                  <pic:spPr bwMode="auto">
                     <a:xfrm>
                       <a:off x="0" y="0"/>
-                      <a:ext cx="5579745" cy="3722370"/>
+                      <a:ext cx="6136397" cy="6143833"/>
                     </a:xfrm>
                     <a:prstGeom prst="rect">
                       <a:avLst/>
                     </a:prstGeom>
+                    <a:noFill/>
+                    <a:ln>
+                      <a:noFill/>
+                    </a:ln>
+                    <a:extLst>
+                      <a:ext uri="{53640926-AAD7-44D8-BBD7-CCE9431645EC}">
+                        <a14:shadowObscured xmlns:a14="http://schemas.microsoft.com/office/drawing/2010/main"/>
+                      </a:ext>
+                    </a:extLst>
                   </pic:spPr>
                 </pic:pic>
               </a:graphicData>
@@ -15455,14 +15849,14 @@
       <w:pPr>
         <w:pStyle w:val="Hnhnh"/>
       </w:pPr>
-      <w:bookmarkStart w:id="42" w:name="_Toc236053415"/>
+      <w:bookmarkStart w:id="44" w:name="_Toc236053415"/>
       <w:r>
         <w:t xml:space="preserve">Hình 3.1. </w:t>
       </w:r>
       <w:r>
         <w:t>Mô hình triển khai hệ thống phát hiện xâm nhập cho mạng IoT</w:t>
       </w:r>
-      <w:bookmarkEnd w:id="42"/>
+      <w:bookmarkEnd w:id="44"/>
     </w:p>
     <w:p>
       <w:r>
@@ -15482,7 +15876,13 @@
     </w:p>
     <w:p>
       <w:r>
-        <w:t>Mạng Lan được kết nối thông qua một switch và bao gồm 3 máy tính</w:t>
+        <w:t xml:space="preserve">Mạng Lan được kết nối thông qua một switch và bao gồm </w:t>
+      </w:r>
+      <w:r>
+        <w:t>2</w:t>
+      </w:r>
+      <w:r>
+        <w:t xml:space="preserve"> máy tính</w:t>
       </w:r>
       <w:r>
         <w:t>:</w:t>
@@ -15490,7 +15890,20 @@
     </w:p>
     <w:p>
       <w:r>
-        <w:t>- Windows Client (192.168.10.10/24)</w:t>
+        <w:lastRenderedPageBreak/>
+        <w:t>- Windows Client</w:t>
+      </w:r>
+      <w:r>
+        <w:t xml:space="preserve"> + Node-RED</w:t>
+      </w:r>
+      <w:r>
+        <w:t xml:space="preserve"> (192.168.10.</w:t>
+      </w:r>
+      <w:r>
+        <w:t>2</w:t>
+      </w:r>
+      <w:r>
+        <w:t>0/24)</w:t>
       </w:r>
       <w:r>
         <w:t>: thực hiện nhiệm vụ truy cập các dịch vụ IoT và tạo ra lưu lượng hoạt động bình thường của hệ thống.</w:t>
@@ -15508,14 +15921,14 @@
       <w:pPr>
         <w:pStyle w:val="Heading31"/>
       </w:pPr>
-      <w:bookmarkStart w:id="43" w:name="_Toc236053350"/>
+      <w:bookmarkStart w:id="45" w:name="_Toc236260214"/>
       <w:r>
         <w:t xml:space="preserve">3.2.2. Phân vùng </w:t>
       </w:r>
       <w:r>
         <w:t>tin cậy của hệ thống</w:t>
       </w:r>
-      <w:bookmarkEnd w:id="43"/>
+      <w:bookmarkEnd w:id="45"/>
     </w:p>
     <w:p>
       <w:r>
@@ -15527,7 +15940,6 @@
     </w:p>
     <w:p>
       <w:r>
-        <w:lastRenderedPageBreak/>
         <w:t xml:space="preserve">Trust Boundary: </w:t>
       </w:r>
       <w:r>
@@ -15569,11 +15981,11 @@
       <w:pPr>
         <w:pStyle w:val="Heading31"/>
       </w:pPr>
-      <w:bookmarkStart w:id="44" w:name="_Toc236053351"/>
+      <w:bookmarkStart w:id="46" w:name="_Toc236260215"/>
       <w:r>
         <w:t>3.2.3. Dữ liệu nhạy cảm trong hệ thống</w:t>
       </w:r>
-      <w:bookmarkEnd w:id="44"/>
+      <w:bookmarkEnd w:id="46"/>
     </w:p>
     <w:p>
       <w:r>
@@ -15612,14 +16024,14 @@
       <w:pPr>
         <w:pStyle w:val="Bang"/>
       </w:pPr>
-      <w:bookmarkStart w:id="45" w:name="_Toc236054042"/>
+      <w:bookmarkStart w:id="47" w:name="_Toc236260374"/>
       <w:r>
         <w:t xml:space="preserve">Bảng 3.1. </w:t>
       </w:r>
       <w:r>
         <w:t>Thành phần, công cụ và dữ liệu</w:t>
       </w:r>
-      <w:bookmarkEnd w:id="45"/>
+      <w:bookmarkEnd w:id="47"/>
     </w:p>
     <w:tbl>
       <w:tblPr>
@@ -15628,10 +16040,10 @@
         <w:tblLook w:val="04A0" w:firstRow="1" w:lastRow="0" w:firstColumn="1" w:lastColumn="0" w:noHBand="0" w:noVBand="1"/>
       </w:tblPr>
       <w:tblGrid>
-        <w:gridCol w:w="1570"/>
-        <w:gridCol w:w="1259"/>
-        <w:gridCol w:w="2386"/>
-        <w:gridCol w:w="3562"/>
+        <w:gridCol w:w="1569"/>
+        <w:gridCol w:w="1260"/>
+        <w:gridCol w:w="2837"/>
+        <w:gridCol w:w="3111"/>
       </w:tblGrid>
       <w:tr>
         <w:tc>
@@ -15660,7 +16072,7 @@
         </w:tc>
         <w:tc>
           <w:tcPr>
-            <w:tcW w:w="717" w:type="pct"/>
+            <w:tcW w:w="718" w:type="pct"/>
             <w:hideMark/>
           </w:tcPr>
           <w:p>
@@ -15684,7 +16096,7 @@
         </w:tc>
         <w:tc>
           <w:tcPr>
-            <w:tcW w:w="1359" w:type="pct"/>
+            <w:tcW w:w="1616" w:type="pct"/>
             <w:hideMark/>
           </w:tcPr>
           <w:p>
@@ -15708,7 +16120,7 @@
         </w:tc>
         <w:tc>
           <w:tcPr>
-            <w:tcW w:w="2029" w:type="pct"/>
+            <w:tcW w:w="1773" w:type="pct"/>
             <w:hideMark/>
           </w:tcPr>
           <w:p>
@@ -15749,7 +16161,7 @@
         </w:tc>
         <w:tc>
           <w:tcPr>
-            <w:tcW w:w="717" w:type="pct"/>
+            <w:tcW w:w="718" w:type="pct"/>
             <w:hideMark/>
           </w:tcPr>
           <w:p>
@@ -15764,7 +16176,7 @@
         </w:tc>
         <w:tc>
           <w:tcPr>
-            <w:tcW w:w="1359" w:type="pct"/>
+            <w:tcW w:w="1616" w:type="pct"/>
             <w:hideMark/>
           </w:tcPr>
           <w:p>
@@ -15779,7 +16191,7 @@
         </w:tc>
         <w:tc>
           <w:tcPr>
-            <w:tcW w:w="2029" w:type="pct"/>
+            <w:tcW w:w="1773" w:type="pct"/>
             <w:hideMark/>
           </w:tcPr>
           <w:p>
@@ -15811,7 +16223,7 @@
         </w:tc>
         <w:tc>
           <w:tcPr>
-            <w:tcW w:w="717" w:type="pct"/>
+            <w:tcW w:w="718" w:type="pct"/>
             <w:hideMark/>
           </w:tcPr>
           <w:p>
@@ -15826,7 +16238,7 @@
         </w:tc>
         <w:tc>
           <w:tcPr>
-            <w:tcW w:w="1359" w:type="pct"/>
+            <w:tcW w:w="1616" w:type="pct"/>
             <w:hideMark/>
           </w:tcPr>
           <w:p>
@@ -15841,7 +16253,7 @@
         </w:tc>
         <w:tc>
           <w:tcPr>
-            <w:tcW w:w="2029" w:type="pct"/>
+            <w:tcW w:w="1773" w:type="pct"/>
             <w:hideMark/>
           </w:tcPr>
           <w:p>
@@ -15873,7 +16285,7 @@
         </w:tc>
         <w:tc>
           <w:tcPr>
-            <w:tcW w:w="717" w:type="pct"/>
+            <w:tcW w:w="718" w:type="pct"/>
             <w:hideMark/>
           </w:tcPr>
           <w:p>
@@ -15888,7 +16300,7 @@
         </w:tc>
         <w:tc>
           <w:tcPr>
-            <w:tcW w:w="1359" w:type="pct"/>
+            <w:tcW w:w="1616" w:type="pct"/>
             <w:hideMark/>
           </w:tcPr>
           <w:p>
@@ -15903,7 +16315,7 @@
         </w:tc>
         <w:tc>
           <w:tcPr>
-            <w:tcW w:w="2029" w:type="pct"/>
+            <w:tcW w:w="1773" w:type="pct"/>
             <w:hideMark/>
           </w:tcPr>
           <w:p>
@@ -15941,7 +16353,7 @@
         </w:tc>
         <w:tc>
           <w:tcPr>
-            <w:tcW w:w="717" w:type="pct"/>
+            <w:tcW w:w="718" w:type="pct"/>
             <w:hideMark/>
           </w:tcPr>
           <w:p>
@@ -15953,35 +16365,35 @@
               <w:t>22H2</w:t>
             </w:r>
             <w:r>
+              <w:t>,</w:t>
+            </w:r>
+          </w:p>
+          <w:p>
+            <w:pPr>
+              <w:spacing w:after="160"/>
+              <w:ind w:firstLine="0"/>
+            </w:pPr>
+            <w:r>
+              <w:t>4.x</w:t>
+            </w:r>
+          </w:p>
+        </w:tc>
+        <w:tc>
+          <w:tcPr>
+            <w:tcW w:w="1616" w:type="pct"/>
+            <w:hideMark/>
+          </w:tcPr>
+          <w:p>
+            <w:pPr>
+              <w:spacing w:after="160"/>
+              <w:ind w:firstLine="0"/>
+            </w:pPr>
+            <w:r>
+              <w:t>Máy người dùng hợp lệ truy cập dịch vụ IoT</w:t>
+            </w:r>
+            <w:r>
               <w:t xml:space="preserve">, </w:t>
             </w:r>
-          </w:p>
-          <w:p>
-            <w:pPr>
-              <w:spacing w:after="160"/>
-              <w:ind w:firstLine="0"/>
-            </w:pPr>
-            <w:r>
-              <w:t>4.x</w:t>
-            </w:r>
-          </w:p>
-        </w:tc>
-        <w:tc>
-          <w:tcPr>
-            <w:tcW w:w="1359" w:type="pct"/>
-            <w:hideMark/>
-          </w:tcPr>
-          <w:p>
-            <w:pPr>
-              <w:spacing w:after="160"/>
-              <w:ind w:firstLine="0"/>
-            </w:pPr>
-            <w:r>
-              <w:t>Máy người dùng hợp lệ truy cập dịch vụ IoT</w:t>
-            </w:r>
-            <w:r>
-              <w:t xml:space="preserve">, </w:t>
-            </w:r>
             <w:r>
               <w:t>Mô phỏng thiết bị và dịch vụ IoT</w:t>
             </w:r>
@@ -15989,7 +16401,7 @@
         </w:tc>
         <w:tc>
           <w:tcPr>
-            <w:tcW w:w="2029" w:type="pct"/>
+            <w:tcW w:w="1773" w:type="pct"/>
             <w:hideMark/>
           </w:tcPr>
           <w:p>
@@ -16027,7 +16439,7 @@
         </w:tc>
         <w:tc>
           <w:tcPr>
-            <w:tcW w:w="717" w:type="pct"/>
+            <w:tcW w:w="718" w:type="pct"/>
             <w:hideMark/>
           </w:tcPr>
           <w:p>
@@ -16042,7 +16454,7 @@
         </w:tc>
         <w:tc>
           <w:tcPr>
-            <w:tcW w:w="1359" w:type="pct"/>
+            <w:tcW w:w="1616" w:type="pct"/>
             <w:hideMark/>
           </w:tcPr>
           <w:p>
@@ -16051,13 +16463,16 @@
               <w:ind w:firstLine="0"/>
             </w:pPr>
             <w:r>
-              <w:t>Sinh các kịch bản kiểm thử bảo mật</w:t>
-            </w:r>
-          </w:p>
-        </w:tc>
-        <w:tc>
-          <w:tcPr>
-            <w:tcW w:w="2029" w:type="pct"/>
+              <w:t xml:space="preserve">Tạo </w:t>
+            </w:r>
+            <w:r>
+              <w:t>các kịch bản kiểm thử bảo mật</w:t>
+            </w:r>
+          </w:p>
+        </w:tc>
+        <w:tc>
+          <w:tcPr>
+            <w:tcW w:w="1773" w:type="pct"/>
             <w:hideMark/>
           </w:tcPr>
           <w:p>
@@ -16077,11 +16492,7 @@
         <w:ind w:firstLine="0"/>
       </w:pPr>
     </w:p>
-    <w:p>
-      <w:r>
-        <w:t>Nguồn: Tác giả tổng hợp</w:t>
-      </w:r>
-    </w:p>
+    <w:p/>
     <w:p>
       <w:pPr>
         <w:pStyle w:val="Heading2"/>
@@ -16089,22 +16500,22 @@
       <w:r>
         <w:br w:type="page"/>
       </w:r>
-      <w:bookmarkStart w:id="46" w:name="_Toc236053352"/>
+      <w:bookmarkStart w:id="48" w:name="_Toc236260216"/>
       <w:r>
         <w:lastRenderedPageBreak/>
         <w:t>3.4. Quy trình thực hiện</w:t>
       </w:r>
-      <w:bookmarkEnd w:id="46"/>
+      <w:bookmarkEnd w:id="48"/>
     </w:p>
     <w:p>
       <w:pPr>
         <w:pStyle w:val="Bang"/>
       </w:pPr>
-      <w:bookmarkStart w:id="47" w:name="_Toc236054043"/>
+      <w:bookmarkStart w:id="49" w:name="_Toc236260375"/>
       <w:r>
         <w:t>Bảng 3.2. Quy trình thực hiện</w:t>
       </w:r>
-      <w:bookmarkEnd w:id="47"/>
+      <w:bookmarkEnd w:id="49"/>
     </w:p>
     <w:tbl>
       <w:tblPr>
@@ -16496,7 +16907,10 @@
               <w:jc w:val="center"/>
             </w:pPr>
             <w:r>
-              <w:t xml:space="preserve">src/node-red-flow.json, </w:t>
+              <w:t>configs</w:t>
+            </w:r>
+            <w:r>
+              <w:t xml:space="preserve">/node-red-flow.json, </w:t>
             </w:r>
             <w:r>
               <w:t xml:space="preserve">results </w:t>
@@ -16645,36 +17059,32 @@
         <w:ind w:firstLine="0"/>
       </w:pPr>
     </w:p>
-    <w:p>
-      <w:r>
-        <w:t>Nguồn: Tác giả tổng hợp</w:t>
-      </w:r>
-    </w:p>
+    <w:p/>
     <w:p>
       <w:pPr>
         <w:pStyle w:val="Heading2"/>
       </w:pPr>
-      <w:bookmarkStart w:id="48" w:name="_Toc236053353"/>
+      <w:bookmarkStart w:id="50" w:name="_Toc236260217"/>
       <w:r>
         <w:t xml:space="preserve">3.5. </w:t>
       </w:r>
       <w:r>
         <w:t>Tiêu chí đánh giá</w:t>
       </w:r>
-      <w:bookmarkEnd w:id="48"/>
+      <w:bookmarkEnd w:id="50"/>
     </w:p>
     <w:p>
       <w:pPr>
         <w:pStyle w:val="Bang"/>
       </w:pPr>
-      <w:bookmarkStart w:id="49" w:name="_Toc236054044"/>
+      <w:bookmarkStart w:id="51" w:name="_Toc236260376"/>
       <w:r>
         <w:t xml:space="preserve">Bảng 3.3. </w:t>
       </w:r>
       <w:r>
         <w:t>Tiêu chí đánh giá</w:t>
       </w:r>
-      <w:bookmarkEnd w:id="49"/>
+      <w:bookmarkEnd w:id="51"/>
     </w:p>
     <w:tbl>
       <w:tblPr>
@@ -16910,7 +17320,6 @@
           <w:u w:val="none"/>
         </w:rPr>
         <w:tab/>
-        <w:t>Nguồn: Tác giả tổng hợp</w:t>
       </w:r>
     </w:p>
     <w:p>
@@ -16929,7 +17338,7 @@
       <w:r>
         <w:br w:type="page"/>
       </w:r>
-      <w:bookmarkStart w:id="50" w:name="_Toc236053354"/>
+      <w:bookmarkStart w:id="52" w:name="_Toc236260218"/>
       <w:r>
         <w:rPr>
           <w:rStyle w:val="Hyperlink"/>
@@ -16947,20 +17356,20 @@
         </w:rPr>
         <w:t>KẾT QUẢ</w:t>
       </w:r>
-      <w:bookmarkEnd w:id="50"/>
+      <w:bookmarkEnd w:id="52"/>
     </w:p>
     <w:p>
       <w:pPr>
         <w:pStyle w:val="Heading2"/>
       </w:pPr>
-      <w:bookmarkStart w:id="51" w:name="_Toc236053355"/>
+      <w:bookmarkStart w:id="53" w:name="_Toc236260219"/>
       <w:r>
         <w:t xml:space="preserve">4.1. </w:t>
       </w:r>
       <w:r>
         <w:t>Chuẩn bị môi trường</w:t>
       </w:r>
-      <w:bookmarkEnd w:id="51"/>
+      <w:bookmarkEnd w:id="53"/>
     </w:p>
     <w:p>
       <w:r>
@@ -16974,11 +17383,11 @@
       <w:pPr>
         <w:pStyle w:val="Bang"/>
       </w:pPr>
-      <w:bookmarkStart w:id="52" w:name="_Toc236054045"/>
+      <w:bookmarkStart w:id="54" w:name="_Toc236260377"/>
       <w:r>
         <w:t>Bảng 4.1. Cấu hình mạng</w:t>
       </w:r>
-      <w:bookmarkEnd w:id="52"/>
+      <w:bookmarkEnd w:id="54"/>
     </w:p>
     <w:tbl>
       <w:tblPr>
@@ -17209,31 +17618,33 @@
         <w:ind w:firstLine="0"/>
       </w:pPr>
     </w:p>
-    <w:p>
-      <w:r>
-        <w:t>Nguồn: Tác giả tổng hợp</w:t>
-      </w:r>
-    </w:p>
-    <w:p>
-      <w:r>
-        <w:t>Trong mô hình thực nghiệm, máy Kali Linux được triển khai trong cùng mạng LAN với máy chủ Node-RED nhằm mô phỏng một thiết bị hoặc người dùng nội bộ thực hiện các thao tác truy cập và kiểm thử dịch vụ IoT. Việc bố trí này giúp tạo ra lưu lượng mạng thực tế để đánh giá khả năng giám sát và phát hiện của hệ thống IDS Suricata đối với các hoạt động diễn ra trong mạng nội bộ. Sau khi tạo lưu lượng HTTP thông thường đến dịch vụ Node-RED, máy Kali Linux tiếp tục thực hiện quét bằng công cụ Nmap để kiểm tra khả năng phát hiện các hành vi bất thường của Suricata.</w:t>
+    <w:p/>
+    <w:p>
+      <w:r>
+        <w:t xml:space="preserve">Trong mô hình thực nghiệm, máy Kali Linux được triển khai trong cùng mạng LAN với máy chủ Node-RED nhằm mô phỏng một thiết bị hoặc người dùng nội bộ thực hiện các thao tác truy cập và kiểm thử dịch vụ IoT. Việc bố trí này giúp tạo ra lưu lượng mạng thực tế để đánh giá khả năng giám sát và phát hiện của hệ thống IDS Suricata đối với các hoạt động diễn ra trong mạng nội bộ. Sau khi tạo lưu lượng HTTP thông thường đến dịch vụ Node-RED, máy Kali Linux tiếp tục thực hiện quét </w:t>
+      </w:r>
+      <w:r>
+        <w:t>bằng</w:t>
+      </w:r>
+      <w:r>
+        <w:t xml:space="preserve"> công cụ Nmap để kiểm tra khả năng phát hiện các hành vi bất thường của Suricata.</w:t>
       </w:r>
     </w:p>
     <w:p>
       <w:pPr>
         <w:pStyle w:val="Heading2"/>
       </w:pPr>
-      <w:bookmarkStart w:id="53" w:name="_Toc236053356"/>
+      <w:bookmarkStart w:id="55" w:name="_Toc236260220"/>
       <w:r>
         <w:t>4.2. Thành phần sản phẩm</w:t>
       </w:r>
-      <w:bookmarkEnd w:id="53"/>
+      <w:bookmarkEnd w:id="55"/>
     </w:p>
     <w:p>
       <w:pPr>
         <w:pStyle w:val="Bang"/>
       </w:pPr>
-      <w:bookmarkStart w:id="54" w:name="_Toc236054046"/>
+      <w:bookmarkStart w:id="56" w:name="_Toc236260378"/>
       <w:r>
         <w:t xml:space="preserve">Bảng 4.2. </w:t>
       </w:r>
@@ -17243,7 +17654,7 @@
       <w:r>
         <w:t>hành phần sản phẩm</w:t>
       </w:r>
-      <w:bookmarkEnd w:id="54"/>
+      <w:bookmarkEnd w:id="56"/>
     </w:p>
     <w:tbl>
       <w:tblPr>
@@ -17254,9 +17665,9 @@
         <w:tblLook w:val="04A0" w:firstRow="1" w:lastRow="0" w:firstColumn="1" w:lastColumn="0" w:noHBand="0" w:noVBand="1"/>
       </w:tblPr>
       <w:tblGrid>
-        <w:gridCol w:w="704"/>
-        <w:gridCol w:w="1276"/>
-        <w:gridCol w:w="2126"/>
+        <w:gridCol w:w="846"/>
+        <w:gridCol w:w="1417"/>
+        <w:gridCol w:w="1843"/>
         <w:gridCol w:w="2552"/>
         <w:gridCol w:w="2119"/>
       </w:tblGrid>
@@ -17267,13 +17678,14 @@
         </w:trPr>
         <w:tc>
           <w:tcPr>
-            <w:tcW w:w="704" w:type="dxa"/>
-            <w:hideMark/>
-          </w:tcPr>
-          <w:p>
-            <w:pPr>
-              <w:spacing w:after="160" w:line="240" w:lineRule="auto"/>
-              <w:ind w:firstLine="0"/>
+            <w:tcW w:w="846" w:type="dxa"/>
+            <w:hideMark/>
+          </w:tcPr>
+          <w:p>
+            <w:pPr>
+              <w:spacing w:after="160" w:line="240" w:lineRule="auto"/>
+              <w:ind w:firstLine="0"/>
+              <w:jc w:val="center"/>
               <w:rPr>
                 <w:b/>
                 <w:bCs/>
@@ -17290,13 +17702,14 @@
         </w:tc>
         <w:tc>
           <w:tcPr>
-            <w:tcW w:w="1276" w:type="dxa"/>
-            <w:hideMark/>
-          </w:tcPr>
-          <w:p>
-            <w:pPr>
-              <w:spacing w:after="160" w:line="240" w:lineRule="auto"/>
-              <w:ind w:firstLine="0"/>
+            <w:tcW w:w="1417" w:type="dxa"/>
+            <w:hideMark/>
+          </w:tcPr>
+          <w:p>
+            <w:pPr>
+              <w:spacing w:after="160" w:line="240" w:lineRule="auto"/>
+              <w:ind w:firstLine="0"/>
+              <w:jc w:val="center"/>
               <w:rPr>
                 <w:b/>
                 <w:bCs/>
@@ -17313,13 +17726,14 @@
         </w:tc>
         <w:tc>
           <w:tcPr>
-            <w:tcW w:w="2126" w:type="dxa"/>
-            <w:hideMark/>
-          </w:tcPr>
-          <w:p>
-            <w:pPr>
-              <w:spacing w:after="160" w:line="240" w:lineRule="auto"/>
-              <w:ind w:firstLine="0"/>
+            <w:tcW w:w="1843" w:type="dxa"/>
+            <w:hideMark/>
+          </w:tcPr>
+          <w:p>
+            <w:pPr>
+              <w:spacing w:after="160" w:line="240" w:lineRule="auto"/>
+              <w:ind w:firstLine="0"/>
+              <w:jc w:val="center"/>
               <w:rPr>
                 <w:b/>
                 <w:bCs/>
@@ -17343,6 +17757,7 @@
             <w:pPr>
               <w:spacing w:after="160" w:line="240" w:lineRule="auto"/>
               <w:ind w:firstLine="0"/>
+              <w:jc w:val="center"/>
               <w:rPr>
                 <w:b/>
                 <w:bCs/>
@@ -17366,6 +17781,7 @@
             <w:pPr>
               <w:spacing w:after="160" w:line="240" w:lineRule="auto"/>
               <w:ind w:firstLine="0"/>
+              <w:jc w:val="center"/>
               <w:rPr>
                 <w:b/>
                 <w:bCs/>
@@ -17387,13 +17803,14 @@
         </w:trPr>
         <w:tc>
           <w:tcPr>
-            <w:tcW w:w="704" w:type="dxa"/>
-            <w:hideMark/>
-          </w:tcPr>
-          <w:p>
-            <w:pPr>
-              <w:spacing w:after="160" w:line="240" w:lineRule="auto"/>
-              <w:ind w:firstLine="0"/>
+            <w:tcW w:w="846" w:type="dxa"/>
+            <w:hideMark/>
+          </w:tcPr>
+          <w:p>
+            <w:pPr>
+              <w:spacing w:after="160" w:line="240" w:lineRule="auto"/>
+              <w:ind w:firstLine="0"/>
+              <w:jc w:val="center"/>
             </w:pPr>
             <w:r>
               <w:t>1</w:t>
@@ -17402,13 +17819,14 @@
         </w:tc>
         <w:tc>
           <w:tcPr>
-            <w:tcW w:w="1276" w:type="dxa"/>
-            <w:hideMark/>
-          </w:tcPr>
-          <w:p>
-            <w:pPr>
-              <w:spacing w:after="160" w:line="240" w:lineRule="auto"/>
-              <w:ind w:firstLine="0"/>
+            <w:tcW w:w="1417" w:type="dxa"/>
+            <w:hideMark/>
+          </w:tcPr>
+          <w:p>
+            <w:pPr>
+              <w:spacing w:after="160" w:line="240" w:lineRule="auto"/>
+              <w:ind w:firstLine="0"/>
+              <w:jc w:val="center"/>
             </w:pPr>
             <w:r>
               <w:t>README.md</w:t>
@@ -17417,20 +17835,21 @@
         </w:tc>
         <w:tc>
           <w:tcPr>
-            <w:tcW w:w="2126" w:type="dxa"/>
-            <w:hideMark/>
-          </w:tcPr>
-          <w:p>
-            <w:pPr>
-              <w:spacing w:after="160" w:line="240" w:lineRule="auto"/>
-              <w:ind w:firstLine="0"/>
-            </w:pPr>
-            <w:r>
-              <w:t>https://github.com/quockiet031220-glitch/NguyenQuocKiet_BMIOT_</w:t>
+            <w:tcW w:w="1843" w:type="dxa"/>
+            <w:hideMark/>
+          </w:tcPr>
+          <w:p>
+            <w:pPr>
+              <w:spacing w:after="160" w:line="240" w:lineRule="auto"/>
+              <w:ind w:firstLine="0"/>
+              <w:jc w:val="center"/>
+            </w:pPr>
+            <w:r>
+              <w:t>https://github.com/quockiet031220-glitch/NguyenQuocKiet_BM</w:t>
             </w:r>
             <w:r>
               <w:lastRenderedPageBreak/>
-              <w:t>Project/blob/main/README.md</w:t>
+              <w:t>IOT_Project/blob/main/README.md</w:t>
             </w:r>
           </w:p>
         </w:tc>
@@ -17443,6 +17862,7 @@
             <w:pPr>
               <w:spacing w:after="160" w:line="240" w:lineRule="auto"/>
               <w:ind w:firstLine="0"/>
+              <w:jc w:val="center"/>
             </w:pPr>
             <w:r>
               <w:lastRenderedPageBreak/>
@@ -17459,6 +17879,7 @@
             <w:pPr>
               <w:spacing w:after="160" w:line="240" w:lineRule="auto"/>
               <w:ind w:firstLine="0"/>
+              <w:jc w:val="center"/>
             </w:pPr>
             <w:r>
               <w:t>Nguyễn Quốc Kiệt</w:t>
@@ -17473,13 +17894,14 @@
         </w:trPr>
         <w:tc>
           <w:tcPr>
-            <w:tcW w:w="704" w:type="dxa"/>
-            <w:hideMark/>
-          </w:tcPr>
-          <w:p>
-            <w:pPr>
-              <w:spacing w:after="160" w:line="240" w:lineRule="auto"/>
-              <w:ind w:firstLine="0"/>
+            <w:tcW w:w="846" w:type="dxa"/>
+            <w:hideMark/>
+          </w:tcPr>
+          <w:p>
+            <w:pPr>
+              <w:spacing w:after="160" w:line="240" w:lineRule="auto"/>
+              <w:ind w:firstLine="0"/>
+              <w:jc w:val="center"/>
             </w:pPr>
             <w:r>
               <w:t>2</w:t>
@@ -17488,13 +17910,14 @@
         </w:tc>
         <w:tc>
           <w:tcPr>
-            <w:tcW w:w="1276" w:type="dxa"/>
-            <w:hideMark/>
-          </w:tcPr>
-          <w:p>
-            <w:pPr>
-              <w:spacing w:after="160" w:line="240" w:lineRule="auto"/>
-              <w:ind w:firstLine="0"/>
+            <w:tcW w:w="1417" w:type="dxa"/>
+            <w:hideMark/>
+          </w:tcPr>
+          <w:p>
+            <w:pPr>
+              <w:spacing w:after="160" w:line="240" w:lineRule="auto"/>
+              <w:ind w:firstLine="0"/>
+              <w:jc w:val="center"/>
             </w:pPr>
             <w:r>
               <w:t>configs</w:t>
@@ -17503,13 +17926,14 @@
         </w:tc>
         <w:tc>
           <w:tcPr>
-            <w:tcW w:w="2126" w:type="dxa"/>
-            <w:hideMark/>
-          </w:tcPr>
-          <w:p>
-            <w:pPr>
-              <w:spacing w:after="160" w:line="240" w:lineRule="auto"/>
-              <w:ind w:firstLine="0"/>
+            <w:tcW w:w="1843" w:type="dxa"/>
+            <w:hideMark/>
+          </w:tcPr>
+          <w:p>
+            <w:pPr>
+              <w:spacing w:after="160" w:line="240" w:lineRule="auto"/>
+              <w:ind w:firstLine="0"/>
+              <w:jc w:val="center"/>
             </w:pPr>
             <w:r>
               <w:t>https://github.com/quockiet031220-glitch/NguyenQuocKiet_BMIOT_Project/tree/main/configs</w:t>
@@ -17525,6 +17949,7 @@
             <w:pPr>
               <w:spacing w:after="160" w:line="240" w:lineRule="auto"/>
               <w:ind w:firstLine="0"/>
+              <w:jc w:val="center"/>
             </w:pPr>
             <w:r>
               <w:t>Lưu cấu hình pfSense và danh sách luật Suricata được sử dụng trong hệ thống IDS.</w:t>
@@ -17540,6 +17965,7 @@
             <w:pPr>
               <w:spacing w:after="160" w:line="240" w:lineRule="auto"/>
               <w:ind w:firstLine="0"/>
+              <w:jc w:val="center"/>
             </w:pPr>
             <w:r>
               <w:t>Nguyễn Quốc Kiệt</w:t>
@@ -17553,13 +17979,14 @@
         </w:trPr>
         <w:tc>
           <w:tcPr>
-            <w:tcW w:w="704" w:type="dxa"/>
-            <w:hideMark/>
-          </w:tcPr>
-          <w:p>
-            <w:pPr>
-              <w:spacing w:after="160" w:line="240" w:lineRule="auto"/>
-              <w:ind w:firstLine="0"/>
+            <w:tcW w:w="846" w:type="dxa"/>
+            <w:hideMark/>
+          </w:tcPr>
+          <w:p>
+            <w:pPr>
+              <w:spacing w:after="160" w:line="240" w:lineRule="auto"/>
+              <w:ind w:firstLine="0"/>
+              <w:jc w:val="center"/>
             </w:pPr>
             <w:r>
               <w:t>3</w:t>
@@ -17568,13 +17995,14 @@
         </w:tc>
         <w:tc>
           <w:tcPr>
-            <w:tcW w:w="1276" w:type="dxa"/>
-            <w:hideMark/>
-          </w:tcPr>
-          <w:p>
-            <w:pPr>
-              <w:spacing w:after="160" w:line="240" w:lineRule="auto"/>
-              <w:ind w:firstLine="0"/>
+            <w:tcW w:w="1417" w:type="dxa"/>
+            <w:hideMark/>
+          </w:tcPr>
+          <w:p>
+            <w:pPr>
+              <w:spacing w:after="160" w:line="240" w:lineRule="auto"/>
+              <w:ind w:firstLine="0"/>
+              <w:jc w:val="center"/>
             </w:pPr>
             <w:r>
               <w:t>data</w:t>
@@ -17583,13 +18011,14 @@
         </w:tc>
         <w:tc>
           <w:tcPr>
-            <w:tcW w:w="2126" w:type="dxa"/>
-            <w:hideMark/>
-          </w:tcPr>
-          <w:p>
-            <w:pPr>
-              <w:spacing w:after="160" w:line="240" w:lineRule="auto"/>
-              <w:ind w:firstLine="0"/>
+            <w:tcW w:w="1843" w:type="dxa"/>
+            <w:hideMark/>
+          </w:tcPr>
+          <w:p>
+            <w:pPr>
+              <w:spacing w:after="160" w:line="240" w:lineRule="auto"/>
+              <w:ind w:firstLine="0"/>
+              <w:jc w:val="center"/>
             </w:pPr>
             <w:r>
               <w:t>https://github.com/quockiet031220-glitch/NguyenQuocKiet_BMIOT_Project/tree/main/data</w:t>
@@ -17605,6 +18034,7 @@
             <w:pPr>
               <w:spacing w:after="160" w:line="240" w:lineRule="auto"/>
               <w:ind w:firstLine="0"/>
+              <w:jc w:val="center"/>
             </w:pPr>
             <w:r>
               <w:t>Lưu dữ liệu mẫu của cảm biến IoT phục vụ mô phỏng và kiểm thử.</w:t>
@@ -17620,6 +18050,7 @@
             <w:pPr>
               <w:spacing w:after="160" w:line="240" w:lineRule="auto"/>
               <w:ind w:firstLine="0"/>
+              <w:jc w:val="center"/>
             </w:pPr>
             <w:r>
               <w:t>Nguyễn Quốc Kiệt</w:t>
@@ -17633,13 +18064,14 @@
         </w:trPr>
         <w:tc>
           <w:tcPr>
-            <w:tcW w:w="704" w:type="dxa"/>
-            <w:hideMark/>
-          </w:tcPr>
-          <w:p>
-            <w:pPr>
-              <w:spacing w:after="160" w:line="240" w:lineRule="auto"/>
-              <w:ind w:firstLine="0"/>
+            <w:tcW w:w="846" w:type="dxa"/>
+            <w:hideMark/>
+          </w:tcPr>
+          <w:p>
+            <w:pPr>
+              <w:spacing w:after="160" w:line="240" w:lineRule="auto"/>
+              <w:ind w:firstLine="0"/>
+              <w:jc w:val="center"/>
             </w:pPr>
             <w:r>
               <w:t>4</w:t>
@@ -17648,13 +18080,14 @@
         </w:tc>
         <w:tc>
           <w:tcPr>
-            <w:tcW w:w="1276" w:type="dxa"/>
-            <w:hideMark/>
-          </w:tcPr>
-          <w:p>
-            <w:pPr>
-              <w:spacing w:after="160" w:line="240" w:lineRule="auto"/>
-              <w:ind w:firstLine="0"/>
+            <w:tcW w:w="1417" w:type="dxa"/>
+            <w:hideMark/>
+          </w:tcPr>
+          <w:p>
+            <w:pPr>
+              <w:spacing w:after="160" w:line="240" w:lineRule="auto"/>
+              <w:ind w:firstLine="0"/>
+              <w:jc w:val="center"/>
             </w:pPr>
             <w:r>
               <w:t>images</w:t>
@@ -17663,16 +18096,20 @@
         </w:tc>
         <w:tc>
           <w:tcPr>
-            <w:tcW w:w="2126" w:type="dxa"/>
-            <w:hideMark/>
-          </w:tcPr>
-          <w:p>
-            <w:pPr>
-              <w:spacing w:after="160" w:line="240" w:lineRule="auto"/>
-              <w:ind w:firstLine="0"/>
-            </w:pPr>
-            <w:r>
-              <w:t>https://github.com/quockiet031220-glitch/NguyenQuocKiet_BMIOT_Project/tree/main/images</w:t>
+            <w:tcW w:w="1843" w:type="dxa"/>
+            <w:hideMark/>
+          </w:tcPr>
+          <w:p>
+            <w:pPr>
+              <w:spacing w:after="160" w:line="240" w:lineRule="auto"/>
+              <w:ind w:firstLine="0"/>
+              <w:jc w:val="center"/>
+            </w:pPr>
+            <w:r>
+              <w:t>https://github.com/quockiet031220-glitch/NguyenQuocKiet_BMIOT_Project/tree/main/</w:t>
+            </w:r>
+            <w:r>
+              <w:t>results</w:t>
             </w:r>
           </w:p>
         </w:tc>
@@ -17685,6 +18122,7 @@
             <w:pPr>
               <w:spacing w:after="160" w:line="240" w:lineRule="auto"/>
               <w:ind w:firstLine="0"/>
+              <w:jc w:val="center"/>
             </w:pPr>
             <w:r>
               <w:t>Lưu sơ đồ mạng, ảnh cấu hình và kết quả thực nghiệm được sử dụng trong báo cáo.</w:t>
@@ -17700,6 +18138,7 @@
             <w:pPr>
               <w:spacing w:after="160" w:line="240" w:lineRule="auto"/>
               <w:ind w:firstLine="0"/>
+              <w:jc w:val="center"/>
             </w:pPr>
             <w:r>
               <w:t>Nguyễn Quốc Kiệt</w:t>
@@ -17713,13 +18152,14 @@
         </w:trPr>
         <w:tc>
           <w:tcPr>
-            <w:tcW w:w="704" w:type="dxa"/>
-            <w:hideMark/>
-          </w:tcPr>
-          <w:p>
-            <w:pPr>
-              <w:spacing w:after="160" w:line="240" w:lineRule="auto"/>
-              <w:ind w:firstLine="0"/>
+            <w:tcW w:w="846" w:type="dxa"/>
+            <w:hideMark/>
+          </w:tcPr>
+          <w:p>
+            <w:pPr>
+              <w:spacing w:after="160" w:line="240" w:lineRule="auto"/>
+              <w:ind w:firstLine="0"/>
+              <w:jc w:val="center"/>
             </w:pPr>
             <w:r>
               <w:t>5</w:t>
@@ -17728,13 +18168,14 @@
         </w:tc>
         <w:tc>
           <w:tcPr>
-            <w:tcW w:w="1276" w:type="dxa"/>
-            <w:hideMark/>
-          </w:tcPr>
-          <w:p>
-            <w:pPr>
-              <w:spacing w:after="160" w:line="240" w:lineRule="auto"/>
-              <w:ind w:firstLine="0"/>
+            <w:tcW w:w="1417" w:type="dxa"/>
+            <w:hideMark/>
+          </w:tcPr>
+          <w:p>
+            <w:pPr>
+              <w:spacing w:after="160" w:line="240" w:lineRule="auto"/>
+              <w:ind w:firstLine="0"/>
+              <w:jc w:val="center"/>
             </w:pPr>
             <w:r>
               <w:t>references</w:t>
@@ -17743,13 +18184,14 @@
         </w:tc>
         <w:tc>
           <w:tcPr>
-            <w:tcW w:w="2126" w:type="dxa"/>
-            <w:hideMark/>
-          </w:tcPr>
-          <w:p>
-            <w:pPr>
-              <w:spacing w:after="160" w:line="240" w:lineRule="auto"/>
-              <w:ind w:firstLine="0"/>
+            <w:tcW w:w="1843" w:type="dxa"/>
+            <w:hideMark/>
+          </w:tcPr>
+          <w:p>
+            <w:pPr>
+              <w:spacing w:after="160" w:line="240" w:lineRule="auto"/>
+              <w:ind w:firstLine="0"/>
+              <w:jc w:val="center"/>
             </w:pPr>
             <w:r>
               <w:t>https://github.com/quockiet031220-glitch/NguyenQuocKiet_BMIOT_Project/tree/main/references</w:t>
@@ -17765,6 +18207,7 @@
             <w:pPr>
               <w:spacing w:after="160" w:line="240" w:lineRule="auto"/>
               <w:ind w:firstLine="0"/>
+              <w:jc w:val="center"/>
             </w:pPr>
             <w:r>
               <w:t>Lưu tài liệu tham khảo của đề tài.</w:t>
@@ -17780,6 +18223,7 @@
             <w:pPr>
               <w:spacing w:after="160" w:line="240" w:lineRule="auto"/>
               <w:ind w:firstLine="0"/>
+              <w:jc w:val="center"/>
             </w:pPr>
             <w:r>
               <w:t>Nguyễn Quốc Kiệt</w:t>
@@ -17793,13 +18237,14 @@
         </w:trPr>
         <w:tc>
           <w:tcPr>
-            <w:tcW w:w="704" w:type="dxa"/>
-            <w:hideMark/>
-          </w:tcPr>
-          <w:p>
-            <w:pPr>
-              <w:spacing w:after="160" w:line="240" w:lineRule="auto"/>
-              <w:ind w:firstLine="0"/>
+            <w:tcW w:w="846" w:type="dxa"/>
+            <w:hideMark/>
+          </w:tcPr>
+          <w:p>
+            <w:pPr>
+              <w:spacing w:after="160" w:line="240" w:lineRule="auto"/>
+              <w:ind w:firstLine="0"/>
+              <w:jc w:val="center"/>
             </w:pPr>
             <w:r>
               <w:t>6</w:t>
@@ -17808,13 +18253,14 @@
         </w:tc>
         <w:tc>
           <w:tcPr>
-            <w:tcW w:w="1276" w:type="dxa"/>
-            <w:hideMark/>
-          </w:tcPr>
-          <w:p>
-            <w:pPr>
-              <w:spacing w:after="160" w:line="240" w:lineRule="auto"/>
-              <w:ind w:firstLine="0"/>
+            <w:tcW w:w="1417" w:type="dxa"/>
+            <w:hideMark/>
+          </w:tcPr>
+          <w:p>
+            <w:pPr>
+              <w:spacing w:after="160" w:line="240" w:lineRule="auto"/>
+              <w:ind w:firstLine="0"/>
+              <w:jc w:val="center"/>
             </w:pPr>
             <w:r>
               <w:t>report</w:t>
@@ -17823,13 +18269,14 @@
         </w:tc>
         <w:tc>
           <w:tcPr>
-            <w:tcW w:w="2126" w:type="dxa"/>
-            <w:hideMark/>
-          </w:tcPr>
-          <w:p>
-            <w:pPr>
-              <w:spacing w:after="160" w:line="240" w:lineRule="auto"/>
-              <w:ind w:firstLine="0"/>
+            <w:tcW w:w="1843" w:type="dxa"/>
+            <w:hideMark/>
+          </w:tcPr>
+          <w:p>
+            <w:pPr>
+              <w:spacing w:after="160" w:line="240" w:lineRule="auto"/>
+              <w:ind w:firstLine="0"/>
+              <w:jc w:val="center"/>
             </w:pPr>
             <w:r>
               <w:t>https://github.com/quockiet031220-glitch/NguyenQuocKiet_BMIOT_Project/tree/main/report</w:t>
@@ -17845,6 +18292,7 @@
             <w:pPr>
               <w:spacing w:after="160" w:line="240" w:lineRule="auto"/>
               <w:ind w:firstLine="0"/>
+              <w:jc w:val="center"/>
             </w:pPr>
             <w:r>
               <w:t>Lưu báo cáo đồ án ở định dạng Word và PDF.</w:t>
@@ -17860,6 +18308,7 @@
             <w:pPr>
               <w:spacing w:after="160" w:line="240" w:lineRule="auto"/>
               <w:ind w:firstLine="0"/>
+              <w:jc w:val="center"/>
             </w:pPr>
             <w:r>
               <w:t>Nguyễn Quốc Kiệt</w:t>
@@ -17873,28 +18322,31 @@
         </w:trPr>
         <w:tc>
           <w:tcPr>
-            <w:tcW w:w="704" w:type="dxa"/>
-            <w:hideMark/>
-          </w:tcPr>
-          <w:p>
-            <w:pPr>
-              <w:spacing w:after="160" w:line="240" w:lineRule="auto"/>
-              <w:ind w:firstLine="0"/>
-            </w:pPr>
-            <w:r>
+            <w:tcW w:w="846" w:type="dxa"/>
+            <w:hideMark/>
+          </w:tcPr>
+          <w:p>
+            <w:pPr>
+              <w:spacing w:after="160" w:line="240" w:lineRule="auto"/>
+              <w:ind w:firstLine="0"/>
+              <w:jc w:val="center"/>
+            </w:pPr>
+            <w:r>
+              <w:lastRenderedPageBreak/>
               <w:t>7</w:t>
             </w:r>
           </w:p>
         </w:tc>
         <w:tc>
           <w:tcPr>
-            <w:tcW w:w="1276" w:type="dxa"/>
-            <w:hideMark/>
-          </w:tcPr>
-          <w:p>
-            <w:pPr>
-              <w:spacing w:after="160" w:line="240" w:lineRule="auto"/>
-              <w:ind w:firstLine="0"/>
+            <w:tcW w:w="1417" w:type="dxa"/>
+            <w:hideMark/>
+          </w:tcPr>
+          <w:p>
+            <w:pPr>
+              <w:spacing w:after="160" w:line="240" w:lineRule="auto"/>
+              <w:ind w:firstLine="0"/>
+              <w:jc w:val="center"/>
             </w:pPr>
             <w:r>
               <w:t>src</w:t>
@@ -17903,13 +18355,14 @@
         </w:tc>
         <w:tc>
           <w:tcPr>
-            <w:tcW w:w="2126" w:type="dxa"/>
-            <w:hideMark/>
-          </w:tcPr>
-          <w:p>
-            <w:pPr>
-              <w:spacing w:after="160" w:line="240" w:lineRule="auto"/>
-              <w:ind w:firstLine="0"/>
+            <w:tcW w:w="1843" w:type="dxa"/>
+            <w:hideMark/>
+          </w:tcPr>
+          <w:p>
+            <w:pPr>
+              <w:spacing w:after="160" w:line="240" w:lineRule="auto"/>
+              <w:ind w:firstLine="0"/>
+              <w:jc w:val="center"/>
             </w:pPr>
             <w:r>
               <w:t>https://github.com/quockiet031220-glitch/NguyenQuocKiet_BMIOT_Project/tree/main/src</w:t>
@@ -17925,6 +18378,7 @@
             <w:pPr>
               <w:spacing w:after="160" w:line="240" w:lineRule="auto"/>
               <w:ind w:firstLine="0"/>
+              <w:jc w:val="center"/>
             </w:pPr>
             <w:r>
               <w:t>Lưu flow Node-RED và các tệp phục vụ triển khai hệ thống mô phỏng IoT.</w:t>
@@ -17940,6 +18394,7 @@
             <w:pPr>
               <w:spacing w:after="160" w:line="240" w:lineRule="auto"/>
               <w:ind w:firstLine="0"/>
+              <w:jc w:val="center"/>
             </w:pPr>
             <w:r>
               <w:t>Nguyễn Quốc Kiệt</w:t>
@@ -17960,25 +18415,25 @@
       <w:r>
         <w:br w:type="page"/>
       </w:r>
-      <w:bookmarkStart w:id="55" w:name="_Toc236053357"/>
+      <w:bookmarkStart w:id="57" w:name="_Toc236260221"/>
       <w:r>
         <w:lastRenderedPageBreak/>
         <w:t>4.3. Kịch bản thử nghiệm/đánh giá</w:t>
       </w:r>
-      <w:bookmarkEnd w:id="55"/>
+      <w:bookmarkEnd w:id="57"/>
     </w:p>
     <w:p>
       <w:pPr>
         <w:pStyle w:val="Bang"/>
       </w:pPr>
-      <w:bookmarkStart w:id="56" w:name="_Toc236054047"/>
+      <w:bookmarkStart w:id="58" w:name="_Toc236260379"/>
       <w:r>
         <w:t xml:space="preserve">Bảng 4.3. </w:t>
       </w:r>
       <w:r>
         <w:t>Kịch bản thử nghiệm/đánh giá</w:t>
       </w:r>
-      <w:bookmarkEnd w:id="56"/>
+      <w:bookmarkEnd w:id="58"/>
     </w:p>
     <w:tbl>
       <w:tblPr>
@@ -18669,17 +19124,7 @@
               <w:jc w:val="center"/>
             </w:pPr>
             <w:r>
-              <w:t xml:space="preserve">Kiểm tra mục </w:t>
-            </w:r>
-            <w:r>
-              <w:rPr>
-                <w:b/>
-                <w:bCs/>
-              </w:rPr>
-              <w:t>Alerts</w:t>
-            </w:r>
-            <w:r>
-              <w:t xml:space="preserve"> sau khi quét Nmap</w:t>
+              <w:t>Kiểm tra mục Alerts sau khi quét Nmap</w:t>
             </w:r>
           </w:p>
         </w:tc>
@@ -18696,14 +19141,14 @@
               <w:jc w:val="center"/>
             </w:pPr>
             <w:r>
-              <w:t xml:space="preserve">Suricata sinh cảnh báo </w:t>
+              <w:t>Suricata sinh cảnh báo "ET SCAN Possible Nmap User-Agent Observed</w:t>
             </w:r>
             <w:r>
               <w:rPr>
                 <w:b/>
                 <w:bCs/>
               </w:rPr>
-              <w:t>"ET SCAN Possible Nmap User-Agent Observed"</w:t>
+              <w:t>"</w:t>
             </w:r>
           </w:p>
         </w:tc>
@@ -18730,16 +19175,12 @@
       </w:tr>
     </w:tbl>
     <w:p/>
-    <w:p>
-      <w:r>
-        <w:t>Nguồn: Tác giả tổng hợp</w:t>
-      </w:r>
-    </w:p>
+    <w:p/>
     <w:p>
       <w:pPr>
         <w:pStyle w:val="Heading2"/>
       </w:pPr>
-      <w:bookmarkStart w:id="57" w:name="_Toc236053358"/>
+      <w:bookmarkStart w:id="59" w:name="_Toc236260222"/>
       <w:r>
         <w:lastRenderedPageBreak/>
         <w:t xml:space="preserve">4.4. </w:t>
@@ -18747,23 +19188,18 @@
       <w:r>
         <w:t>Kết quả</w:t>
       </w:r>
-      <w:bookmarkEnd w:id="57"/>
-    </w:p>
-    <w:p>
-      <w:pPr>
-        <w:pStyle w:val="Heading2"/>
-      </w:pPr>
-    </w:p>
-    <w:p>
-      <w:r>
-        <w:rPr>
-          <w:noProof/>
-        </w:rPr>
+      <w:bookmarkEnd w:id="59"/>
+    </w:p>
+    <w:p>
+      <w:pPr>
+        <w:jc w:val="center"/>
+      </w:pPr>
+      <w:r>
         <w:drawing>
-          <wp:inline distT="0" distB="0" distL="0" distR="0" wp14:anchorId="52F3AE0D" wp14:editId="6969099A">
-            <wp:extent cx="5579745" cy="2964815"/>
-            <wp:effectExtent l="0" t="0" r="1905" b="6985"/>
-            <wp:docPr id="1619766395" name="Picture 1"/>
+          <wp:inline distT="0" distB="0" distL="0" distR="0" wp14:anchorId="5E04150E" wp14:editId="2F08216D">
+            <wp:extent cx="4038600" cy="8057548"/>
+            <wp:effectExtent l="0" t="0" r="0" b="635"/>
+            <wp:docPr id="1311863251" name="Picture 1"/>
             <wp:cNvGraphicFramePr>
               <a:graphicFrameLocks xmlns:a="http://schemas.openxmlformats.org/drawingml/2006/main" noChangeAspect="1"/>
             </wp:cNvGraphicFramePr>
@@ -18771,7 +19207,7 @@
               <a:graphicData uri="http://schemas.openxmlformats.org/drawingml/2006/picture">
                 <pic:pic xmlns:pic="http://schemas.openxmlformats.org/drawingml/2006/picture">
                   <pic:nvPicPr>
-                    <pic:cNvPr id="1619766395" name=""/>
+                    <pic:cNvPr id="1311863251" name=""/>
                     <pic:cNvPicPr/>
                   </pic:nvPicPr>
                   <pic:blipFill>
@@ -18783,7 +19219,7 @@
                   <pic:spPr>
                     <a:xfrm>
                       <a:off x="0" y="0"/>
-                      <a:ext cx="5579745" cy="2964815"/>
+                      <a:ext cx="4042631" cy="8065590"/>
                     </a:xfrm>
                     <a:prstGeom prst="rect">
                       <a:avLst/>
@@ -18800,20 +19236,16 @@
       <w:pPr>
         <w:pStyle w:val="Hnhnh"/>
       </w:pPr>
-      <w:bookmarkStart w:id="58" w:name="_Toc236053416"/>
+      <w:bookmarkStart w:id="60" w:name="_Toc236053416"/>
       <w:r>
         <w:t xml:space="preserve">Hình 4.1. </w:t>
       </w:r>
       <w:r>
         <w:t>Môi trường thực nghiệm hệ thống trên VMware Workstation</w:t>
       </w:r>
-      <w:bookmarkEnd w:id="58"/>
-    </w:p>
-    <w:p>
-      <w:r>
-        <w:t>Nguồn: Tác giả tổng hợp</w:t>
-      </w:r>
-    </w:p>
+      <w:bookmarkEnd w:id="60"/>
+    </w:p>
+    <w:p/>
     <w:p>
       <w:r>
         <w:t>Kiểm tra xem các máy có thể giao tiếp với nhau được không bằng lệnh ping lần lượt trên từng máy</w:t>
@@ -18825,9 +19257,9 @@
           <w:noProof/>
         </w:rPr>
         <w:drawing>
-          <wp:inline distT="0" distB="0" distL="0" distR="0" wp14:anchorId="7DA253D3" wp14:editId="5776C1A8">
-            <wp:extent cx="5579745" cy="2117035"/>
-            <wp:effectExtent l="0" t="0" r="1905" b="0"/>
+          <wp:inline distT="0" distB="0" distL="0" distR="0" wp14:anchorId="7DA253D3" wp14:editId="0736FD49">
+            <wp:extent cx="6150598" cy="2333625"/>
+            <wp:effectExtent l="0" t="0" r="3175" b="0"/>
             <wp:docPr id="2016682532" name="Picture 1"/>
             <wp:cNvGraphicFramePr>
               <a:graphicFrameLocks xmlns:a="http://schemas.openxmlformats.org/drawingml/2006/main" noChangeAspect="1"/>
@@ -18848,7 +19280,7 @@
                   <pic:spPr>
                     <a:xfrm>
                       <a:off x="0" y="0"/>
-                      <a:ext cx="5587704" cy="2120055"/>
+                      <a:ext cx="6168104" cy="2340267"/>
                     </a:xfrm>
                     <a:prstGeom prst="rect">
                       <a:avLst/>
@@ -18865,26 +19297,21 @@
       <w:pPr>
         <w:pStyle w:val="Hnhnh"/>
       </w:pPr>
-      <w:bookmarkStart w:id="59" w:name="_Toc236053417"/>
+      <w:bookmarkStart w:id="61" w:name="_Toc236053417"/>
       <w:r>
         <w:t xml:space="preserve">Hình 4.2. </w:t>
       </w:r>
       <w:r>
         <w:t>Windows Client kiểm tra kết nối đến pfSense và Kali Linux</w:t>
       </w:r>
-      <w:bookmarkEnd w:id="59"/>
-    </w:p>
-    <w:p>
-      <w:r>
-        <w:t>Nguồn: Tác giả tổng hợp</w:t>
-      </w:r>
-    </w:p>
+      <w:bookmarkEnd w:id="61"/>
+    </w:p>
+    <w:p/>
     <w:p>
       <w:r>
         <w:rPr>
           <w:noProof/>
         </w:rPr>
-        <w:lastRenderedPageBreak/>
         <w:drawing>
           <wp:inline distT="0" distB="0" distL="0" distR="0" wp14:anchorId="01F03B8D" wp14:editId="78294AD0">
             <wp:extent cx="5579745" cy="3862070"/>
@@ -18926,20 +19353,16 @@
       <w:pPr>
         <w:pStyle w:val="Hnhnh"/>
       </w:pPr>
-      <w:bookmarkStart w:id="60" w:name="_Toc236053418"/>
+      <w:bookmarkStart w:id="62" w:name="_Toc236053418"/>
       <w:r>
         <w:t xml:space="preserve">Hình 4.3. </w:t>
       </w:r>
       <w:r>
         <w:t>Kali Linux kiểm tra kết nối đến pfSense và Windows Client</w:t>
       </w:r>
-      <w:bookmarkEnd w:id="60"/>
-    </w:p>
-    <w:p>
-      <w:r>
-        <w:t>Nguồn: Tác giả tổng hợp</w:t>
-      </w:r>
-    </w:p>
+      <w:bookmarkEnd w:id="62"/>
+    </w:p>
+    <w:p/>
     <w:p>
       <w:r>
         <w:t>Dựa vào các gói tin đều được phản hồi thành công với tỷ lệ mất gói bằng 0%, chứng tỏ các thiết bị đã kết nối đúng trong mạng LAN và sẵn sàng cho các bước thực nghiệm tiếp theo.</w:t>
@@ -18956,9 +19379,9 @@
           <w:noProof/>
         </w:rPr>
         <w:drawing>
-          <wp:inline distT="0" distB="0" distL="0" distR="0" wp14:anchorId="63280F6A" wp14:editId="12E43E09">
-            <wp:extent cx="5579745" cy="2196548"/>
-            <wp:effectExtent l="0" t="0" r="1905" b="0"/>
+          <wp:inline distT="0" distB="0" distL="0" distR="0" wp14:anchorId="63280F6A" wp14:editId="3122EE30">
+            <wp:extent cx="5238750" cy="2062310"/>
+            <wp:effectExtent l="0" t="0" r="0" b="0"/>
             <wp:docPr id="1075812003" name="Picture 1"/>
             <wp:cNvGraphicFramePr>
               <a:graphicFrameLocks xmlns:a="http://schemas.openxmlformats.org/drawingml/2006/main" noChangeAspect="1"/>
@@ -18979,7 +19402,7 @@
                   <pic:spPr>
                     <a:xfrm>
                       <a:off x="0" y="0"/>
-                      <a:ext cx="5583741" cy="2198121"/>
+                      <a:ext cx="5274197" cy="2076264"/>
                     </a:xfrm>
                     <a:prstGeom prst="rect">
                       <a:avLst/>
@@ -18996,12 +19419,11 @@
       <w:pPr>
         <w:pStyle w:val="Hnhnh"/>
       </w:pPr>
-      <w:bookmarkStart w:id="61" w:name="_Toc236053419"/>
-      <w:r>
-        <w:lastRenderedPageBreak/>
+      <w:bookmarkStart w:id="63" w:name="_Toc236053419"/>
+      <w:r>
         <w:t>Hình 4.4. Đăng nhập WebConfigurator của pfSense</w:t>
       </w:r>
-      <w:bookmarkEnd w:id="61"/>
+      <w:bookmarkEnd w:id="63"/>
     </w:p>
     <w:p>
       <w:r>
@@ -19013,6 +19435,7 @@
         <w:rPr>
           <w:noProof/>
         </w:rPr>
+        <w:lastRenderedPageBreak/>
         <w:drawing>
           <wp:inline distT="0" distB="0" distL="0" distR="0" wp14:anchorId="592CA1A8" wp14:editId="20428153">
             <wp:extent cx="5579745" cy="3735705"/>
@@ -19054,17 +19477,13 @@
       <w:pPr>
         <w:pStyle w:val="Hnhnh"/>
       </w:pPr>
-      <w:bookmarkStart w:id="62" w:name="_Toc236053420"/>
+      <w:bookmarkStart w:id="64" w:name="_Toc236053420"/>
       <w:r>
         <w:t>Hình 4.5. Giao diện WebConfigurator pfSense</w:t>
       </w:r>
-      <w:bookmarkEnd w:id="62"/>
-    </w:p>
-    <w:p>
-      <w:r>
-        <w:t>Nguồn: Tác giả tổng hợp</w:t>
-      </w:r>
-    </w:p>
+      <w:bookmarkEnd w:id="64"/>
+    </w:p>
+    <w:p/>
     <w:p>
       <w:r>
         <w:t>Sau đó đăng nhập bằng tài khoản và mật khẩu admin trang web sẽ chuyển đến giao diện thiết lập ban đầu của pfSense</w:t>
@@ -19075,11 +19494,10 @@
         <w:rPr>
           <w:noProof/>
         </w:rPr>
-        <w:lastRenderedPageBreak/>
         <w:drawing>
-          <wp:inline distT="0" distB="0" distL="0" distR="0" wp14:anchorId="32681815" wp14:editId="5E70A9AE">
-            <wp:extent cx="5578443" cy="2623931"/>
-            <wp:effectExtent l="0" t="0" r="3810" b="5080"/>
+          <wp:inline distT="0" distB="0" distL="0" distR="0" wp14:anchorId="32681815" wp14:editId="3D31DB85">
+            <wp:extent cx="6034509" cy="2838450"/>
+            <wp:effectExtent l="0" t="0" r="4445" b="0"/>
             <wp:docPr id="1572644752" name="Picture 1"/>
             <wp:cNvGraphicFramePr>
               <a:graphicFrameLocks xmlns:a="http://schemas.openxmlformats.org/drawingml/2006/main" noChangeAspect="1"/>
@@ -19100,7 +19518,7 @@
                   <pic:spPr>
                     <a:xfrm>
                       <a:off x="0" y="0"/>
-                      <a:ext cx="5606286" cy="2637028"/>
+                      <a:ext cx="6079049" cy="2859400"/>
                     </a:xfrm>
                     <a:prstGeom prst="rect">
                       <a:avLst/>
@@ -19117,24 +19535,25 @@
       <w:pPr>
         <w:pStyle w:val="Hnhnh"/>
       </w:pPr>
-      <w:bookmarkStart w:id="63" w:name="_Toc236053421"/>
+      <w:bookmarkStart w:id="65" w:name="_Toc236053421"/>
       <w:r>
         <w:t xml:space="preserve">Hình 4.6. </w:t>
       </w:r>
       <w:r>
         <w:t>Trình hướng dẫn thiết lập ban đầu của pfSense</w:t>
       </w:r>
-      <w:bookmarkEnd w:id="63"/>
+      <w:bookmarkEnd w:id="65"/>
     </w:p>
     <w:p>
       <w:r>
         <w:rPr>
           <w:noProof/>
         </w:rPr>
+        <w:lastRenderedPageBreak/>
         <w:drawing>
-          <wp:inline distT="0" distB="0" distL="0" distR="0" wp14:anchorId="232A6010" wp14:editId="2BB41636">
-            <wp:extent cx="5579745" cy="4015740"/>
-            <wp:effectExtent l="0" t="0" r="1905" b="3810"/>
+          <wp:inline distT="0" distB="0" distL="0" distR="0" wp14:anchorId="232A6010" wp14:editId="718A47ED">
+            <wp:extent cx="5929141" cy="4267200"/>
+            <wp:effectExtent l="0" t="0" r="0" b="0"/>
             <wp:docPr id="1960949994" name="Picture 1"/>
             <wp:cNvGraphicFramePr>
               <a:graphicFrameLocks xmlns:a="http://schemas.openxmlformats.org/drawingml/2006/main" noChangeAspect="1"/>
@@ -19155,7 +19574,7 @@
                   <pic:spPr>
                     <a:xfrm>
                       <a:off x="0" y="0"/>
-                      <a:ext cx="5579745" cy="4015740"/>
+                      <a:ext cx="5936782" cy="4272699"/>
                     </a:xfrm>
                     <a:prstGeom prst="rect">
                       <a:avLst/>
@@ -19172,17 +19591,13 @@
       <w:pPr>
         <w:pStyle w:val="Hnhnh"/>
       </w:pPr>
-      <w:bookmarkStart w:id="64" w:name="_Toc236053422"/>
+      <w:bookmarkStart w:id="66" w:name="_Toc236053422"/>
       <w:r>
         <w:t>Hình 4.7. Giao diện quản trị chính của pfSense</w:t>
       </w:r>
-      <w:bookmarkEnd w:id="64"/>
-    </w:p>
-    <w:p>
-      <w:r>
-        <w:t>Nguồn: Tác giả tổng hợp</w:t>
-      </w:r>
-    </w:p>
+      <w:bookmarkEnd w:id="66"/>
+    </w:p>
+    <w:p/>
     <w:p>
       <w:r>
         <w:t>Tiến hành vào mục System -&gt; Package Manager -&gt; Available Packages để tìm kiếm và cài đặt Suricata</w:t>
@@ -19193,11 +19608,10 @@
         <w:rPr>
           <w:noProof/>
         </w:rPr>
-        <w:lastRenderedPageBreak/>
         <w:drawing>
-          <wp:inline distT="0" distB="0" distL="0" distR="0" wp14:anchorId="36C4EBA3" wp14:editId="3B9093C6">
-            <wp:extent cx="5579745" cy="2385391"/>
-            <wp:effectExtent l="0" t="0" r="1905" b="0"/>
+          <wp:inline distT="0" distB="0" distL="0" distR="0" wp14:anchorId="36C4EBA3" wp14:editId="0F35277C">
+            <wp:extent cx="6037944" cy="2581275"/>
+            <wp:effectExtent l="0" t="0" r="1270" b="0"/>
             <wp:docPr id="160533412" name="Picture 1"/>
             <wp:cNvGraphicFramePr>
               <a:graphicFrameLocks xmlns:a="http://schemas.openxmlformats.org/drawingml/2006/main" noChangeAspect="1"/>
@@ -19218,7 +19632,7 @@
                   <pic:spPr>
                     <a:xfrm>
                       <a:off x="0" y="0"/>
-                      <a:ext cx="5582440" cy="2386543"/>
+                      <a:ext cx="6048148" cy="2585637"/>
                     </a:xfrm>
                     <a:prstGeom prst="rect">
                       <a:avLst/>
@@ -19235,17 +19649,18 @@
       <w:pPr>
         <w:pStyle w:val="Hnhnh"/>
       </w:pPr>
-      <w:bookmarkStart w:id="65" w:name="_Toc236053423"/>
+      <w:bookmarkStart w:id="67" w:name="_Toc236053423"/>
       <w:r>
         <w:t>Hình 4.8. Cài đặt gói Suricata IDS trên pfSense</w:t>
       </w:r>
-      <w:bookmarkEnd w:id="65"/>
+      <w:bookmarkEnd w:id="67"/>
     </w:p>
     <w:p>
       <w:r>
         <w:rPr>
           <w:noProof/>
         </w:rPr>
+        <w:lastRenderedPageBreak/>
         <w:drawing>
           <wp:inline distT="0" distB="0" distL="0" distR="0" wp14:anchorId="3481D850" wp14:editId="7454568B">
             <wp:extent cx="5579745" cy="2814320"/>
@@ -19287,23 +19702,18 @@
       <w:pPr>
         <w:pStyle w:val="Hnhnh"/>
       </w:pPr>
-      <w:bookmarkStart w:id="66" w:name="_Toc236053424"/>
+      <w:bookmarkStart w:id="68" w:name="_Toc236053424"/>
       <w:r>
         <w:t>Hình 4.9. Giao diện của Suricata sau khi cài đặt thành công</w:t>
       </w:r>
-      <w:bookmarkEnd w:id="66"/>
-    </w:p>
-    <w:p>
-      <w:r>
-        <w:t>Nguồn: Tác giả tổng hợp</w:t>
-      </w:r>
-    </w:p>
+      <w:bookmarkEnd w:id="68"/>
+    </w:p>
+    <w:p/>
     <w:p>
       <w:r>
         <w:rPr>
           <w:noProof/>
         </w:rPr>
-        <w:lastRenderedPageBreak/>
         <w:drawing>
           <wp:inline distT="0" distB="0" distL="0" distR="0" wp14:anchorId="6288F866" wp14:editId="3BAE3C18">
             <wp:extent cx="5579745" cy="4126230"/>
@@ -19345,29 +19755,26 @@
       <w:pPr>
         <w:pStyle w:val="Hnhnh"/>
       </w:pPr>
-      <w:bookmarkStart w:id="67" w:name="_Toc236053425"/>
+      <w:bookmarkStart w:id="69" w:name="_Toc236053425"/>
       <w:r>
         <w:t xml:space="preserve">Hình 4.10. </w:t>
       </w:r>
       <w:r>
         <w:t>Cấu hình bộ luật và cơ chế cập nhật của Suricata IDS</w:t>
       </w:r>
-      <w:bookmarkEnd w:id="67"/>
-    </w:p>
-    <w:p>
-      <w:r>
-        <w:t>Nguồn: Tác giả tổng hợp</w:t>
-      </w:r>
-    </w:p>
+      <w:bookmarkEnd w:id="69"/>
+    </w:p>
+    <w:p/>
     <w:p>
       <w:r>
         <w:rPr>
           <w:noProof/>
         </w:rPr>
+        <w:lastRenderedPageBreak/>
         <w:drawing>
-          <wp:inline distT="0" distB="0" distL="0" distR="0" wp14:anchorId="264432CC" wp14:editId="215D79ED">
-            <wp:extent cx="5579745" cy="2334260"/>
-            <wp:effectExtent l="0" t="0" r="1905" b="8890"/>
+          <wp:inline distT="0" distB="0" distL="0" distR="0" wp14:anchorId="264432CC" wp14:editId="12704A88">
+            <wp:extent cx="6010824" cy="2514600"/>
+            <wp:effectExtent l="0" t="0" r="9525" b="0"/>
             <wp:docPr id="297750781" name="Picture 1"/>
             <wp:cNvGraphicFramePr>
               <a:graphicFrameLocks xmlns:a="http://schemas.openxmlformats.org/drawingml/2006/main" noChangeAspect="1"/>
@@ -19388,7 +19795,7 @@
                   <pic:spPr>
                     <a:xfrm>
                       <a:off x="0" y="0"/>
-                      <a:ext cx="5579745" cy="2334260"/>
+                      <a:ext cx="6017602" cy="2517435"/>
                     </a:xfrm>
                     <a:prstGeom prst="rect">
                       <a:avLst/>
@@ -19405,23 +19812,18 @@
       <w:pPr>
         <w:pStyle w:val="Hnhnh"/>
       </w:pPr>
-      <w:bookmarkStart w:id="68" w:name="_Toc236053426"/>
+      <w:bookmarkStart w:id="70" w:name="_Toc236053426"/>
       <w:r>
         <w:t xml:space="preserve">Hình 4.11. </w:t>
       </w:r>
       <w:r>
         <w:t>Cấu hình bộ luật và cơ chế cập nhật của Suricata IDS</w:t>
       </w:r>
-      <w:bookmarkEnd w:id="68"/>
-    </w:p>
-    <w:p>
-      <w:r>
-        <w:t>Nguồn: Tác giả tổng hợp</w:t>
-      </w:r>
-    </w:p>
-    <w:p>
-      <w:r>
-        <w:lastRenderedPageBreak/>
+      <w:bookmarkEnd w:id="70"/>
+    </w:p>
+    <w:p/>
+    <w:p>
+      <w:r>
         <w:t>Hệ thống được cấu hình sử dụng bộ luật Emerging Threats Open (ETOpen) và thiết lập cơ chế cập nhật định kỳ nhằm đảm bảo cơ sở dữ liệu nhận diện các mối đe dọa luôn được cập nhật.</w:t>
       </w:r>
     </w:p>
@@ -19431,9 +19833,9 @@
           <w:noProof/>
         </w:rPr>
         <w:drawing>
-          <wp:inline distT="0" distB="0" distL="0" distR="0" wp14:anchorId="1A1B4D52" wp14:editId="2471FC90">
-            <wp:extent cx="5579745" cy="3397250"/>
-            <wp:effectExtent l="0" t="0" r="1905" b="0"/>
+          <wp:inline distT="0" distB="0" distL="0" distR="0" wp14:anchorId="1A1B4D52" wp14:editId="6429F810">
+            <wp:extent cx="5725757" cy="3486150"/>
+            <wp:effectExtent l="0" t="0" r="8890" b="0"/>
             <wp:docPr id="2143254450" name="Picture 1"/>
             <wp:cNvGraphicFramePr>
               <a:graphicFrameLocks xmlns:a="http://schemas.openxmlformats.org/drawingml/2006/main" noChangeAspect="1"/>
@@ -19454,7 +19856,7 @@
                   <pic:spPr>
                     <a:xfrm>
                       <a:off x="0" y="0"/>
-                      <a:ext cx="5579745" cy="3397250"/>
+                      <a:ext cx="5726994" cy="3486903"/>
                     </a:xfrm>
                     <a:prstGeom prst="rect">
                       <a:avLst/>
@@ -19471,22 +19873,19 @@
       <w:pPr>
         <w:pStyle w:val="Hnhnh"/>
       </w:pPr>
-      <w:bookmarkStart w:id="69" w:name="_Toc236053427"/>
+      <w:bookmarkStart w:id="71" w:name="_Toc236053427"/>
       <w:r>
         <w:t xml:space="preserve">Hình 4.12. </w:t>
       </w:r>
       <w:r>
         <w:t>Cập nhật bộ luật phát hiện xâm nhập của Suricata</w:t>
       </w:r>
-      <w:bookmarkEnd w:id="69"/>
-    </w:p>
-    <w:p>
-      <w:r>
-        <w:t>Nguồn: Tác giả tổng hợp</w:t>
-      </w:r>
-    </w:p>
-    <w:p>
-      <w:r>
+      <w:bookmarkEnd w:id="71"/>
+    </w:p>
+    <w:p/>
+    <w:p>
+      <w:r>
+        <w:lastRenderedPageBreak/>
         <w:t>Tiếp tục vào Interface tích vào mục Add để tạo interface giám sát</w:t>
       </w:r>
     </w:p>
@@ -19536,30 +19935,25 @@
       <w:pPr>
         <w:pStyle w:val="Hnhnh"/>
       </w:pPr>
-      <w:bookmarkStart w:id="70" w:name="_Toc236053428"/>
-      <w:r>
-        <w:lastRenderedPageBreak/>
+      <w:bookmarkStart w:id="72" w:name="_Toc236053428"/>
+      <w:r>
         <w:t xml:space="preserve">Hình 4.13. </w:t>
       </w:r>
       <w:r>
         <w:t>Thiết lập giao diện LAN cho Suricata</w:t>
       </w:r>
-      <w:bookmarkEnd w:id="70"/>
-    </w:p>
-    <w:p>
-      <w:r>
-        <w:t>Nguồn: Tác giả tổng hợp</w:t>
-      </w:r>
-    </w:p>
+      <w:bookmarkEnd w:id="72"/>
+    </w:p>
+    <w:p/>
     <w:p>
       <w:r>
         <w:rPr>
           <w:noProof/>
         </w:rPr>
         <w:drawing>
-          <wp:inline distT="0" distB="0" distL="0" distR="0" wp14:anchorId="53E27BF6" wp14:editId="32BA6336">
-            <wp:extent cx="5579745" cy="1713865"/>
-            <wp:effectExtent l="0" t="0" r="1905" b="635"/>
+          <wp:inline distT="0" distB="0" distL="0" distR="0" wp14:anchorId="53E27BF6" wp14:editId="6CDAC5A3">
+            <wp:extent cx="5922923" cy="1819275"/>
+            <wp:effectExtent l="0" t="0" r="1905" b="0"/>
             <wp:docPr id="20579531" name="Picture 1"/>
             <wp:cNvGraphicFramePr>
               <a:graphicFrameLocks xmlns:a="http://schemas.openxmlformats.org/drawingml/2006/main" noChangeAspect="1"/>
@@ -19580,7 +19974,7 @@
                   <pic:spPr>
                     <a:xfrm>
                       <a:off x="0" y="0"/>
-                      <a:ext cx="5579745" cy="1713865"/>
+                      <a:ext cx="5929214" cy="1821207"/>
                     </a:xfrm>
                     <a:prstGeom prst="rect">
                       <a:avLst/>
@@ -19597,17 +19991,13 @@
       <w:pPr>
         <w:pStyle w:val="Hnhnh"/>
       </w:pPr>
-      <w:bookmarkStart w:id="71" w:name="_Toc236053429"/>
+      <w:bookmarkStart w:id="73" w:name="_Toc236053429"/>
       <w:r>
         <w:t>Hình 4.14. Giao diện Interface Lan sau khi được thiết lập</w:t>
       </w:r>
-      <w:bookmarkEnd w:id="71"/>
-    </w:p>
-    <w:p>
-      <w:r>
-        <w:t>Nguồn: Tác giả tổng hợp</w:t>
-      </w:r>
-    </w:p>
+      <w:bookmarkEnd w:id="73"/>
+    </w:p>
+    <w:p/>
     <w:p>
       <w:r>
         <w:t xml:space="preserve">Vào </w:t>
@@ -19624,6 +20014,7 @@
         <w:rPr>
           <w:noProof/>
         </w:rPr>
+        <w:lastRenderedPageBreak/>
         <w:drawing>
           <wp:inline distT="0" distB="0" distL="0" distR="0" wp14:anchorId="337CD61A" wp14:editId="572E61DC">
             <wp:extent cx="5579745" cy="3653155"/>
@@ -19665,26 +20056,21 @@
       <w:pPr>
         <w:pStyle w:val="Hnhnh"/>
       </w:pPr>
-      <w:bookmarkStart w:id="72" w:name="_Toc236053430"/>
+      <w:bookmarkStart w:id="74" w:name="_Toc236053430"/>
       <w:r>
         <w:t>Hình 4.15.Giao diện l</w:t>
       </w:r>
       <w:r>
         <w:t>ựa chọn nhóm luật phát hiện xâm nhập cho Suricata</w:t>
       </w:r>
-      <w:bookmarkEnd w:id="72"/>
-    </w:p>
-    <w:p>
-      <w:r>
-        <w:t>Nguồn: Tác giả tổng hợp</w:t>
-      </w:r>
-    </w:p>
+      <w:bookmarkEnd w:id="74"/>
+    </w:p>
+    <w:p/>
     <w:p>
       <w:r>
         <w:rPr>
           <w:noProof/>
         </w:rPr>
-        <w:lastRenderedPageBreak/>
         <w:drawing>
           <wp:inline distT="0" distB="0" distL="0" distR="0" wp14:anchorId="296D1A87" wp14:editId="599F6C35">
             <wp:extent cx="5579745" cy="3138170"/>
@@ -19732,25 +20118,22 @@
       <w:pPr>
         <w:pStyle w:val="Hnhnh"/>
       </w:pPr>
-      <w:bookmarkStart w:id="73" w:name="_Toc236053431"/>
+      <w:bookmarkStart w:id="75" w:name="_Toc236053431"/>
       <w:r>
         <w:t xml:space="preserve">Hình 4.16. </w:t>
       </w:r>
       <w:r>
         <w:t>Lựa chọn các nhóm luật phát hiện xâm nhập của Suricata</w:t>
       </w:r>
-      <w:bookmarkEnd w:id="73"/>
-    </w:p>
-    <w:p>
-      <w:r>
-        <w:t>Nguồn: Tác giả tổng hợp</w:t>
-      </w:r>
-    </w:p>
+      <w:bookmarkEnd w:id="75"/>
+    </w:p>
+    <w:p/>
     <w:p>
       <w:r>
         <w:rPr>
           <w:noProof/>
         </w:rPr>
+        <w:lastRenderedPageBreak/>
         <w:drawing>
           <wp:inline distT="0" distB="0" distL="0" distR="0" wp14:anchorId="54070BD0" wp14:editId="2D5D0D3F">
             <wp:extent cx="5579745" cy="2613991"/>
@@ -19792,43 +20175,27 @@
       <w:pPr>
         <w:pStyle w:val="Hnhnh"/>
       </w:pPr>
-      <w:bookmarkStart w:id="74" w:name="_Toc236053432"/>
+      <w:bookmarkStart w:id="76" w:name="_Toc236053432"/>
       <w:r>
         <w:t xml:space="preserve">Hình 4.17. </w:t>
       </w:r>
       <w:r>
         <w:t>Khởi động Suricata trên giao diện LAN</w:t>
       </w:r>
-      <w:bookmarkEnd w:id="74"/>
-    </w:p>
-    <w:p>
-      <w:r>
-        <w:t>Nguồn: Tác giả tổng hợp</w:t>
-      </w:r>
-    </w:p>
+      <w:bookmarkEnd w:id="76"/>
+    </w:p>
+    <w:p/>
     <w:p>
       <w:r>
         <w:t xml:space="preserve">Sau khi lựa chọn các nhóm luật và hoàn tất cấu hình. Suricata được khởi động trên giao diện LAN để giám sát lưu lượng mạng. Khi trạng thái hiển thị Running, hệ thống IDS đã sẵn sàng phân tích các gói tin và phát hiện các hành vi bất thường theo các bộ luật đã cấu hình. </w:t>
       </w:r>
     </w:p>
     <w:p>
-      <w:pPr>
-        <w:pStyle w:val="Heading31"/>
-      </w:pPr>
-      <w:bookmarkStart w:id="75" w:name="_Toc235802431"/>
-      <w:bookmarkStart w:id="76" w:name="_Toc236053282"/>
-      <w:bookmarkStart w:id="77" w:name="_Toc236053359"/>
-      <w:r>
-        <w:lastRenderedPageBreak/>
-        <w:t>4.1.4. Thiết lập Node-RED trên máy Window Client</w:t>
-      </w:r>
-      <w:bookmarkEnd w:id="75"/>
-      <w:bookmarkEnd w:id="76"/>
-      <w:bookmarkEnd w:id="77"/>
-    </w:p>
-    <w:p>
-      <w:r>
-        <w:t xml:space="preserve">Truy cập trang web </w:t>
+      <w:r>
+        <w:t>Tiếp theo tiến hành t</w:t>
+      </w:r>
+      <w:r>
+        <w:t xml:space="preserve">ruy cập trang web </w:t>
       </w:r>
       <w:hyperlink r:id="rId31" w:history="1">
         <w:r>
@@ -19845,9 +20212,9 @@
           <w:noProof/>
         </w:rPr>
         <w:drawing>
-          <wp:inline distT="0" distB="0" distL="0" distR="0" wp14:anchorId="65D1E5D4" wp14:editId="406ADBD8">
-            <wp:extent cx="5579745" cy="2991678"/>
-            <wp:effectExtent l="0" t="0" r="1905" b="0"/>
+          <wp:inline distT="0" distB="0" distL="0" distR="0" wp14:anchorId="65D1E5D4" wp14:editId="31C6D829">
+            <wp:extent cx="5429250" cy="2910987"/>
+            <wp:effectExtent l="0" t="0" r="0" b="3810"/>
             <wp:docPr id="1858623316" name="Picture 1"/>
             <wp:cNvGraphicFramePr>
               <a:graphicFrameLocks xmlns:a="http://schemas.openxmlformats.org/drawingml/2006/main" noChangeAspect="1"/>
@@ -19868,7 +20235,7 @@
                   <pic:spPr>
                     <a:xfrm>
                       <a:off x="0" y="0"/>
-                      <a:ext cx="5581937" cy="2992853"/>
+                      <a:ext cx="5434840" cy="2913984"/>
                     </a:xfrm>
                     <a:prstGeom prst="rect">
                       <a:avLst/>
@@ -19885,17 +20252,18 @@
       <w:pPr>
         <w:pStyle w:val="Hnhnh"/>
       </w:pPr>
-      <w:bookmarkStart w:id="78" w:name="_Toc236053433"/>
+      <w:bookmarkStart w:id="77" w:name="_Toc236053433"/>
       <w:r>
         <w:t>Hình 4.18. Giao diện trang web Node.js</w:t>
       </w:r>
-      <w:bookmarkEnd w:id="78"/>
+      <w:bookmarkEnd w:id="77"/>
     </w:p>
     <w:p>
       <w:r>
         <w:rPr>
           <w:noProof/>
         </w:rPr>
+        <w:lastRenderedPageBreak/>
         <w:drawing>
           <wp:inline distT="0" distB="0" distL="0" distR="0" wp14:anchorId="5E80C189" wp14:editId="0C8D9D55">
             <wp:extent cx="5579745" cy="2879090"/>
@@ -19937,26 +20305,21 @@
       <w:pPr>
         <w:pStyle w:val="Hnhnh"/>
       </w:pPr>
-      <w:bookmarkStart w:id="79" w:name="_Toc236053434"/>
+      <w:bookmarkStart w:id="78" w:name="_Toc236053434"/>
       <w:r>
         <w:t xml:space="preserve">Hình 4.19. </w:t>
       </w:r>
       <w:r>
         <w:t>Kiểm tra môi trường Node.js trên Windows Client</w:t>
       </w:r>
-      <w:bookmarkEnd w:id="79"/>
-    </w:p>
-    <w:p>
-      <w:r>
-        <w:t>Nguồn: Tác giả tổng hợp</w:t>
-      </w:r>
-    </w:p>
+      <w:bookmarkEnd w:id="78"/>
+    </w:p>
+    <w:p/>
     <w:p>
       <w:r>
         <w:rPr>
           <w:noProof/>
         </w:rPr>
-        <w:lastRenderedPageBreak/>
         <w:drawing>
           <wp:inline distT="0" distB="0" distL="0" distR="0" wp14:anchorId="2FD98352" wp14:editId="468FB888">
             <wp:extent cx="5579745" cy="983615"/>
@@ -19998,29 +20361,25 @@
       <w:pPr>
         <w:pStyle w:val="Hnhnh"/>
       </w:pPr>
-      <w:bookmarkStart w:id="80" w:name="_Toc236053435"/>
+      <w:bookmarkStart w:id="79" w:name="_Toc236053435"/>
       <w:r>
         <w:t xml:space="preserve">Hình 4.20. </w:t>
       </w:r>
       <w:r>
         <w:t>Cài đặt Node-RED bằng npm</w:t>
       </w:r>
-      <w:bookmarkEnd w:id="80"/>
-    </w:p>
-    <w:p>
-      <w:r>
-        <w:t>Nguồn: Tác giả tổng hợp</w:t>
-      </w:r>
-    </w:p>
+      <w:bookmarkEnd w:id="79"/>
+    </w:p>
+    <w:p/>
     <w:p>
       <w:r>
         <w:rPr>
           <w:noProof/>
         </w:rPr>
         <w:drawing>
-          <wp:inline distT="0" distB="0" distL="0" distR="0" wp14:anchorId="12A707C9" wp14:editId="2CE25D59">
-            <wp:extent cx="5578915" cy="2683565"/>
-            <wp:effectExtent l="0" t="0" r="3175" b="2540"/>
+          <wp:inline distT="0" distB="0" distL="0" distR="0" wp14:anchorId="12A707C9" wp14:editId="7C747546">
+            <wp:extent cx="5578475" cy="2683353"/>
+            <wp:effectExtent l="0" t="0" r="3175" b="3175"/>
             <wp:docPr id="1365961244" name="Picture 1"/>
             <wp:cNvGraphicFramePr>
               <a:graphicFrameLocks xmlns:a="http://schemas.openxmlformats.org/drawingml/2006/main" noChangeAspect="1"/>
@@ -20041,7 +20400,7 @@
                   <pic:spPr>
                     <a:xfrm>
                       <a:off x="0" y="0"/>
-                      <a:ext cx="5585391" cy="2686680"/>
+                      <a:ext cx="5593223" cy="2690447"/>
                     </a:xfrm>
                     <a:prstGeom prst="rect">
                       <a:avLst/>
@@ -20058,17 +20417,18 @@
       <w:pPr>
         <w:pStyle w:val="Hnhnh"/>
       </w:pPr>
-      <w:bookmarkStart w:id="81" w:name="_Toc236053436"/>
+      <w:bookmarkStart w:id="80" w:name="_Toc236053436"/>
       <w:r>
         <w:t xml:space="preserve">Hình 4.21. </w:t>
       </w:r>
       <w:r>
         <w:t>Khởi động dịch vụ Node-RED trên Windows Client</w:t>
       </w:r>
-      <w:bookmarkEnd w:id="81"/>
-    </w:p>
-    <w:p>
-      <w:r>
+      <w:bookmarkEnd w:id="80"/>
+    </w:p>
+    <w:p>
+      <w:r>
+        <w:lastRenderedPageBreak/>
         <w:t xml:space="preserve">Khi khởi động dịch vụ Node-RED thành công tiến hành dùng địa chỉ </w:t>
       </w:r>
       <w:hyperlink r:id="rId36" w:history="1">
@@ -20085,7 +20445,6 @@
         <w:rPr>
           <w:noProof/>
         </w:rPr>
-        <w:lastRenderedPageBreak/>
         <w:drawing>
           <wp:inline distT="0" distB="0" distL="0" distR="0" wp14:anchorId="0323E312" wp14:editId="12CAE4CF">
             <wp:extent cx="5579745" cy="4121150"/>
@@ -20127,20 +20486,16 @@
       <w:pPr>
         <w:pStyle w:val="Hnhnh"/>
       </w:pPr>
-      <w:bookmarkStart w:id="82" w:name="_Toc236053437"/>
+      <w:bookmarkStart w:id="81" w:name="_Toc236053437"/>
       <w:r>
         <w:t xml:space="preserve">Hình 4.22. </w:t>
       </w:r>
       <w:r>
         <w:t>Giao diện quản lý Node-RED trên Windows Client</w:t>
       </w:r>
-      <w:bookmarkEnd w:id="82"/>
-    </w:p>
-    <w:p>
-      <w:r>
-        <w:t>Nguồn: Tác giả tổng hợp</w:t>
-      </w:r>
-    </w:p>
+      <w:bookmarkEnd w:id="81"/>
+    </w:p>
+    <w:p/>
     <w:p>
       <w:r>
         <w:t>Giao diện này cho phép xây dựng và quản lý các luồng dữ liệu phục vụ mô phỏng hoạt động của thiết bị IoT.</w:t>
@@ -20193,20 +20548,16 @@
       <w:pPr>
         <w:pStyle w:val="Hnhnh"/>
       </w:pPr>
-      <w:bookmarkStart w:id="83" w:name="_Toc236053438"/>
+      <w:bookmarkStart w:id="82" w:name="_Toc236053438"/>
       <w:r>
         <w:t xml:space="preserve">Hình 4.23. </w:t>
       </w:r>
       <w:r>
         <w:t>Cấu hình luồng mô phỏng dịch vụ cảm biến IoT trên Node-RED</w:t>
       </w:r>
-      <w:bookmarkEnd w:id="83"/>
-    </w:p>
-    <w:p>
-      <w:r>
-        <w:t>Nguồn: Tác giả tổng hợp</w:t>
-      </w:r>
-    </w:p>
+      <w:bookmarkEnd w:id="82"/>
+    </w:p>
+    <w:p/>
     <w:p>
       <w:r>
         <w:t>Node-RED được cấu hình thành ba thành phần</w:t>
@@ -20221,9 +20572,9 @@
           <w:noProof/>
         </w:rPr>
         <w:drawing>
-          <wp:inline distT="0" distB="0" distL="0" distR="0" wp14:anchorId="658DBA10" wp14:editId="0927D5C7">
-            <wp:extent cx="5579745" cy="1069975"/>
-            <wp:effectExtent l="0" t="0" r="1905" b="0"/>
+          <wp:inline distT="0" distB="0" distL="0" distR="0" wp14:anchorId="658DBA10" wp14:editId="52943700">
+            <wp:extent cx="6010230" cy="1152525"/>
+            <wp:effectExtent l="0" t="0" r="0" b="0"/>
             <wp:docPr id="609247875" name="Picture 1"/>
             <wp:cNvGraphicFramePr>
               <a:graphicFrameLocks xmlns:a="http://schemas.openxmlformats.org/drawingml/2006/main" noChangeAspect="1"/>
@@ -20244,7 +20595,7 @@
                   <pic:spPr>
                     <a:xfrm>
                       <a:off x="0" y="0"/>
-                      <a:ext cx="5579745" cy="1069975"/>
+                      <a:ext cx="6015773" cy="1153588"/>
                     </a:xfrm>
                     <a:prstGeom prst="rect">
                       <a:avLst/>
@@ -20261,20 +20612,16 @@
       <w:pPr>
         <w:pStyle w:val="Hnhnh"/>
       </w:pPr>
-      <w:bookmarkStart w:id="84" w:name="_Toc236053439"/>
+      <w:bookmarkStart w:id="83" w:name="_Toc236053439"/>
       <w:r>
         <w:t xml:space="preserve">Hình 4.24. </w:t>
       </w:r>
       <w:r>
         <w:t>Kiểm tra hoạt động của dịch vụ cảm biến IoT trên Node-RED</w:t>
       </w:r>
-      <w:bookmarkEnd w:id="84"/>
-    </w:p>
-    <w:p>
-      <w:r>
-        <w:t>Nguồn: Tác giả tổng hợp</w:t>
-      </w:r>
-    </w:p>
+      <w:bookmarkEnd w:id="83"/>
+    </w:p>
+    <w:p/>
     <w:p>
       <w:r>
         <w:rPr>
@@ -20322,20 +20669,16 @@
       <w:pPr>
         <w:pStyle w:val="Hnhnh"/>
       </w:pPr>
-      <w:bookmarkStart w:id="85" w:name="_Toc236053440"/>
+      <w:bookmarkStart w:id="84" w:name="_Toc236053440"/>
       <w:r>
         <w:t xml:space="preserve">Hình 4.25. </w:t>
       </w:r>
       <w:r>
         <w:t>Kết quả truy cập dịch vụ cảm biến IoT từ máy Kali Linux</w:t>
       </w:r>
-      <w:bookmarkEnd w:id="85"/>
-    </w:p>
-    <w:p>
-      <w:r>
-        <w:t>Nguồn: Tác giả tổng hợp</w:t>
-      </w:r>
-    </w:p>
+      <w:bookmarkEnd w:id="84"/>
+    </w:p>
+    <w:p/>
     <w:p>
       <w:r>
         <w:rPr>
@@ -20382,14 +20725,14 @@
       <w:pPr>
         <w:pStyle w:val="Hnhnh"/>
       </w:pPr>
-      <w:bookmarkStart w:id="86" w:name="_Toc236053441"/>
+      <w:bookmarkStart w:id="85" w:name="_Toc236053441"/>
       <w:r>
         <w:t xml:space="preserve">Hình 4.26. </w:t>
       </w:r>
       <w:r>
         <w:t>Tạo lưu lượng HTTP từ máy Kali Linux đến dịch vụ Node-RED</w:t>
       </w:r>
-      <w:bookmarkEnd w:id="86"/>
+      <w:bookmarkEnd w:id="85"/>
     </w:p>
     <w:p>
       <w:r>
@@ -20438,20 +20781,16 @@
       <w:pPr>
         <w:pStyle w:val="Hnhnh"/>
       </w:pPr>
-      <w:bookmarkStart w:id="87" w:name="_Toc236053442"/>
+      <w:bookmarkStart w:id="86" w:name="_Toc236053442"/>
       <w:r>
         <w:t xml:space="preserve">Hình 4.27. </w:t>
       </w:r>
       <w:r>
         <w:t>Kết quả quét cổng dịch vụ Node-RED bằng Nmap</w:t>
       </w:r>
-      <w:bookmarkEnd w:id="87"/>
-    </w:p>
-    <w:p>
-      <w:r>
-        <w:t>Nguồn: Tác giả tổng hợp</w:t>
-      </w:r>
-    </w:p>
+      <w:bookmarkEnd w:id="86"/>
+    </w:p>
+    <w:p/>
     <w:p>
       <w:r>
         <w:t xml:space="preserve">Công cụ Nmap đã thu thập thông tin thành công về trạng thái hoạt động của các cổng dịch vụ và hệ điều hành của máy Windows Client, tạo lưu lượng phục vụ quá trình giám sát của Suricata. </w:t>
@@ -20509,17 +20848,13 @@
       <w:pPr>
         <w:pStyle w:val="Hnhnh"/>
       </w:pPr>
-      <w:bookmarkStart w:id="88" w:name="_Toc236053443"/>
+      <w:bookmarkStart w:id="87" w:name="_Toc236053443"/>
       <w:r>
         <w:t>Hình 4.28. Giao diện trang cảnh báo</w:t>
       </w:r>
-      <w:bookmarkEnd w:id="88"/>
-    </w:p>
-    <w:p>
-      <w:r>
-        <w:t>Nguồn: Tác giả tổng hợp</w:t>
-      </w:r>
-    </w:p>
+      <w:bookmarkEnd w:id="87"/>
+    </w:p>
+    <w:p/>
     <w:p>
       <w:r>
         <w:rPr>
@@ -20566,20 +20901,16 @@
       <w:pPr>
         <w:pStyle w:val="Hnhnh"/>
       </w:pPr>
-      <w:bookmarkStart w:id="89" w:name="_Toc236053444"/>
+      <w:bookmarkStart w:id="88" w:name="_Toc236053444"/>
       <w:r>
         <w:t xml:space="preserve">Hình 4.29. </w:t>
       </w:r>
       <w:r>
         <w:t>Suricata IDS phát hiện hoạt động quét cổng từ máy Kali Linux</w:t>
       </w:r>
-      <w:bookmarkEnd w:id="89"/>
-    </w:p>
-    <w:p>
-      <w:r>
-        <w:t>Nguồn: Tác giả tổng hợp</w:t>
-      </w:r>
-    </w:p>
+      <w:bookmarkEnd w:id="88"/>
+    </w:p>
+    <w:p/>
     <w:p>
       <w:r>
         <w:t>Kết quả của log cho thấy Suricata đã phát hiện máy kali thực hiện hình thức quét cổng trên máy client và phát ra cảnh báo đến hệ thống.</w:t>
@@ -20598,11 +20929,11 @@
       <w:pPr>
         <w:pStyle w:val="Bang"/>
       </w:pPr>
-      <w:bookmarkStart w:id="90" w:name="_Toc236054048"/>
+      <w:bookmarkStart w:id="89" w:name="_Toc236260380"/>
       <w:r>
         <w:t>Bảng 4.4. Bảng tổng hợp</w:t>
       </w:r>
-      <w:bookmarkEnd w:id="90"/>
+      <w:bookmarkEnd w:id="89"/>
     </w:p>
     <w:tbl>
       <w:tblPr>
@@ -20841,16 +21172,12 @@
         </w:tc>
       </w:tr>
     </w:tbl>
-    <w:p>
-      <w:r>
-        <w:t>Nguồn: Tác giả tổng hợp</w:t>
-      </w:r>
-    </w:p>
+    <w:p/>
     <w:p>
       <w:pPr>
         <w:pStyle w:val="Heading2"/>
       </w:pPr>
-      <w:bookmarkStart w:id="91" w:name="_Toc236053360"/>
+      <w:bookmarkStart w:id="90" w:name="_Toc236260223"/>
       <w:r>
         <w:t>4.</w:t>
       </w:r>
@@ -20860,13 +21187,40 @@
       <w:r>
         <w:t>. Thảo luận &amp; hạn chế</w:t>
       </w:r>
+      <w:bookmarkEnd w:id="90"/>
+    </w:p>
+    <w:p>
+      <w:pPr>
+        <w:pStyle w:val="Heading31"/>
+      </w:pPr>
+      <w:bookmarkStart w:id="91" w:name="_Toc236260224"/>
+      <w:r>
+        <w:t>4.</w:t>
+      </w:r>
+      <w:r>
+        <w:t>5</w:t>
+      </w:r>
+      <w:r>
+        <w:t>.1. Thảo luận kết quả</w:t>
+      </w:r>
       <w:bookmarkEnd w:id="91"/>
     </w:p>
     <w:p>
+      <w:r>
+        <w:t>Qua kết quả thực nghiệm cho thấy hệ thống đáp ứng các mục tiêu đặt ra ở Chương 1. Suricata IDS giám sát lưu lượng mạng, ghi nhận đầy đủ các sự kiện và phát hiện thành công hành vi quét cổng từ máy Kali Linux.</w:t>
+      </w:r>
+      <w:r>
+        <w:t xml:space="preserve"> Node-RED hoạt động ổn định trong vài trò mô phỏng thiết bị IoT và cung cấp dữ liệu qua giao thức HTTP. Các tiêu</w:t>
+      </w:r>
+      <w:r>
+        <w:t xml:space="preserve"> chí đánh giá đã xây dựng ở mục 3.5, cho thấy mô hình có thể hỗ trợ giám sát và phát hiện các hoạt động bất thường trong môi trường mạng IoT mô phỏng.</w:t>
+      </w:r>
+    </w:p>
+    <w:p>
       <w:pPr>
         <w:pStyle w:val="Heading31"/>
       </w:pPr>
-      <w:bookmarkStart w:id="92" w:name="_Toc236053361"/>
+      <w:bookmarkStart w:id="92" w:name="_Toc236260225"/>
       <w:r>
         <w:t>4.</w:t>
       </w:r>
@@ -20874,36 +21228,9 @@
         <w:t>5</w:t>
       </w:r>
       <w:r>
-        <w:t>.1. Thảo luận kết quả</w:t>
+        <w:t>.2. Hạn chế</w:t>
       </w:r>
       <w:bookmarkEnd w:id="92"/>
-    </w:p>
-    <w:p>
-      <w:r>
-        <w:t>Qua kết quả thực nghiệm cho thấy hệ thống đáp ứng các mục tiêu đặt ra ở Chương 1. Suricata IDS giám sát lưu lượng mạng, ghi nhận đầy đủ các sự kiện và phát hiện thành công hành vi quét cổng từ máy Kali Linux.</w:t>
-      </w:r>
-      <w:r>
-        <w:t xml:space="preserve"> Node-RED hoạt động ổn định trong vài trò mô phỏng thiết bị IoT và cung cấp dữ liệu qua giao thức HTTP. Các tiêu</w:t>
-      </w:r>
-      <w:r>
-        <w:t xml:space="preserve"> chí đánh giá đã xây dựng ở mục 3.5, cho thấy mô hình có thể hỗ trợ giám sát và phát hiện các hoạt động bất thường trong môi trường mạng IoT mô phỏng.</w:t>
-      </w:r>
-    </w:p>
-    <w:p>
-      <w:pPr>
-        <w:pStyle w:val="Heading31"/>
-      </w:pPr>
-      <w:bookmarkStart w:id="93" w:name="_Toc236053362"/>
-      <w:r>
-        <w:t>4.</w:t>
-      </w:r>
-      <w:r>
-        <w:t>5</w:t>
-      </w:r>
-      <w:r>
-        <w:t>.2. Hạn chế</w:t>
-      </w:r>
-      <w:bookmarkEnd w:id="93"/>
     </w:p>
     <w:p>
       <w:r>
@@ -20931,7 +21258,7 @@
       <w:pPr>
         <w:pStyle w:val="Heading11"/>
       </w:pPr>
-      <w:bookmarkStart w:id="94" w:name="_Toc236053363"/>
+      <w:bookmarkStart w:id="93" w:name="_Toc236260226"/>
       <w:r>
         <w:lastRenderedPageBreak/>
         <w:t xml:space="preserve">CHƯƠNG </w:t>
@@ -20942,13 +21269,29 @@
       <w:r>
         <w:t>: ĐÁNH GIÁ BẢO MẬT</w:t>
       </w:r>
+      <w:bookmarkEnd w:id="93"/>
+    </w:p>
+    <w:p>
+      <w:pPr>
+        <w:pStyle w:val="Heading2"/>
+      </w:pPr>
+      <w:bookmarkStart w:id="94" w:name="_Toc236260227"/>
+      <w:r>
+        <w:t>5</w:t>
+      </w:r>
+      <w:r>
+        <w:t>.1. Tài sản và dữ liệu cần bảo vệ</w:t>
+      </w:r>
       <w:bookmarkEnd w:id="94"/>
     </w:p>
     <w:p>
       <w:pPr>
-        <w:pStyle w:val="Heading2"/>
-      </w:pPr>
-      <w:bookmarkStart w:id="95" w:name="_Toc236053364"/>
+        <w:pStyle w:val="Bang"/>
+      </w:pPr>
+      <w:bookmarkStart w:id="95" w:name="_Toc236260381"/>
+      <w:r>
+        <w:t xml:space="preserve">Bảng </w:t>
+      </w:r>
       <w:r>
         <w:t>5</w:t>
       </w:r>
@@ -20956,22 +21299,6 @@
         <w:t>.1. Tài sản và dữ liệu cần bảo vệ</w:t>
       </w:r>
       <w:bookmarkEnd w:id="95"/>
-    </w:p>
-    <w:p>
-      <w:pPr>
-        <w:pStyle w:val="Bang"/>
-      </w:pPr>
-      <w:bookmarkStart w:id="96" w:name="_Toc236054049"/>
-      <w:r>
-        <w:t xml:space="preserve">Bảng </w:t>
-      </w:r>
-      <w:r>
-        <w:t>5</w:t>
-      </w:r>
-      <w:r>
-        <w:t>.1. Tài sản và dữ liệu cần bảo vệ</w:t>
-      </w:r>
-      <w:bookmarkEnd w:id="96"/>
     </w:p>
     <w:tbl>
       <w:tblPr>
@@ -21628,38 +21955,35 @@
       <w:pPr>
         <w:ind w:firstLine="0"/>
       </w:pPr>
-      <w:r>
-        <w:t>Nguồn: Tác giả tổng hợp</w:t>
-      </w:r>
     </w:p>
     <w:p>
       <w:pPr>
         <w:pStyle w:val="Heading2"/>
       </w:pPr>
-      <w:bookmarkStart w:id="97" w:name="_Toc236053365"/>
+      <w:bookmarkStart w:id="96" w:name="_Toc236260228"/>
       <w:r>
         <w:t>5</w:t>
       </w:r>
       <w:r>
         <w:t>.2. Mối đe dọa và lỗ hỏng</w:t>
       </w:r>
+      <w:bookmarkEnd w:id="96"/>
+    </w:p>
+    <w:p>
+      <w:pPr>
+        <w:pStyle w:val="Bang"/>
+      </w:pPr>
+      <w:bookmarkStart w:id="97" w:name="_Toc236260382"/>
+      <w:r>
+        <w:t xml:space="preserve">Bảng </w:t>
+      </w:r>
+      <w:r>
+        <w:t>5</w:t>
+      </w:r>
+      <w:r>
+        <w:t>.2. Mối đe dọa và lỗ hổng</w:t>
+      </w:r>
       <w:bookmarkEnd w:id="97"/>
-    </w:p>
-    <w:p>
-      <w:pPr>
-        <w:pStyle w:val="Bang"/>
-      </w:pPr>
-      <w:bookmarkStart w:id="98" w:name="_Toc236054050"/>
-      <w:r>
-        <w:t xml:space="preserve">Bảng </w:t>
-      </w:r>
-      <w:r>
-        <w:t>5</w:t>
-      </w:r>
-      <w:r>
-        <w:t>.2. Mối đe dọa và lỗ hổng</w:t>
-      </w:r>
-      <w:bookmarkEnd w:id="98"/>
     </w:p>
     <w:tbl>
       <w:tblPr>
@@ -22443,23 +22767,19 @@
       </w:tr>
     </w:tbl>
     <w:p/>
-    <w:p>
-      <w:r>
-        <w:t>Nguồn: Tác giả tổng hợp</w:t>
-      </w:r>
-    </w:p>
+    <w:p/>
     <w:p>
       <w:pPr>
         <w:pStyle w:val="Heading2"/>
       </w:pPr>
-      <w:bookmarkStart w:id="99" w:name="_Toc236053366"/>
+      <w:bookmarkStart w:id="98" w:name="_Toc236260229"/>
       <w:r>
         <w:t>5</w:t>
       </w:r>
       <w:r>
         <w:t>.3. Ma trận rủi ro</w:t>
       </w:r>
-      <w:bookmarkEnd w:id="99"/>
+      <w:bookmarkEnd w:id="98"/>
     </w:p>
     <w:p>
       <w:pPr>
@@ -22482,12 +22802,12 @@
       <w:pPr>
         <w:pStyle w:val="Bang"/>
       </w:pPr>
-      <w:bookmarkStart w:id="100" w:name="_Toc236054051"/>
+      <w:bookmarkStart w:id="99" w:name="_Toc236260383"/>
       <w:r>
         <w:lastRenderedPageBreak/>
         <w:t>Bảng 5.3. Ma trận rủi ro</w:t>
       </w:r>
-      <w:bookmarkEnd w:id="100"/>
+      <w:bookmarkEnd w:id="99"/>
     </w:p>
     <w:tbl>
       <w:tblPr>
@@ -23407,39 +23727,35 @@
       </w:tr>
     </w:tbl>
     <w:p/>
-    <w:p>
-      <w:r>
-        <w:t>Nguồn: Tác giả tổng hợp</w:t>
-      </w:r>
-    </w:p>
+    <w:p/>
     <w:p>
       <w:pPr>
         <w:pStyle w:val="Heading2"/>
       </w:pPr>
-      <w:bookmarkStart w:id="101" w:name="_Toc236053367"/>
+      <w:bookmarkStart w:id="100" w:name="_Toc236260230"/>
       <w:r>
         <w:t>5</w:t>
       </w:r>
       <w:r>
         <w:t>.4. Biện pháp giảm thiểu và ưu tiên</w:t>
       </w:r>
+      <w:bookmarkEnd w:id="100"/>
+    </w:p>
+    <w:p>
+      <w:pPr>
+        <w:pStyle w:val="Bang"/>
+      </w:pPr>
+      <w:bookmarkStart w:id="101" w:name="_Toc236260384"/>
+      <w:r>
+        <w:t xml:space="preserve">Bảng </w:t>
+      </w:r>
+      <w:r>
+        <w:t>5</w:t>
+      </w:r>
+      <w:r>
+        <w:t>.4. Biện pháp giảm thiểu và ưu tiên</w:t>
+      </w:r>
       <w:bookmarkEnd w:id="101"/>
-    </w:p>
-    <w:p>
-      <w:pPr>
-        <w:pStyle w:val="Bang"/>
-      </w:pPr>
-      <w:bookmarkStart w:id="102" w:name="_Toc236054052"/>
-      <w:r>
-        <w:t xml:space="preserve">Bảng </w:t>
-      </w:r>
-      <w:r>
-        <w:t>5</w:t>
-      </w:r>
-      <w:r>
-        <w:t>.4. Biện pháp giảm thiểu và ưu tiên</w:t>
-      </w:r>
-      <w:bookmarkEnd w:id="102"/>
     </w:p>
     <w:tbl>
       <w:tblPr>
@@ -24108,19 +24424,12 @@
       </w:tr>
     </w:tbl>
     <w:p/>
-    <w:p>
-      <w:r>
-        <w:t>Nguồn: Tác giả tổng h</w:t>
-      </w:r>
-      <w:r>
-        <w:t>ợp</w:t>
-      </w:r>
-    </w:p>
+    <w:p/>
     <w:p>
       <w:pPr>
         <w:pStyle w:val="Heading2"/>
       </w:pPr>
-      <w:bookmarkStart w:id="103" w:name="_Toc236053368"/>
+      <w:bookmarkStart w:id="102" w:name="_Toc236260231"/>
       <w:r>
         <w:t>5</w:t>
       </w:r>
@@ -24130,7 +24439,7 @@
       <w:r>
         <w:t>Rủi ro còn lại</w:t>
       </w:r>
-      <w:bookmarkEnd w:id="103"/>
+      <w:bookmarkEnd w:id="102"/>
     </w:p>
     <w:p>
       <w:r>
@@ -24170,7 +24479,7 @@
       <w:r>
         <w:br w:type="page"/>
       </w:r>
-      <w:bookmarkStart w:id="104" w:name="_Toc236053369"/>
+      <w:bookmarkStart w:id="103" w:name="_Toc236260232"/>
       <w:r>
         <w:lastRenderedPageBreak/>
         <w:t xml:space="preserve">CHƯƠNG </w:t>
@@ -24181,58 +24490,58 @@
       <w:r>
         <w:t>: KẾT LUẬN VÀ HƯỚNG PHÁT TRIỂN</w:t>
       </w:r>
+      <w:bookmarkEnd w:id="103"/>
+    </w:p>
+    <w:p>
+      <w:r>
+        <w:t>Đề tài đã triển khai mô hình hệ thống phát hiện xâm nhập mạng IoT dựa trên Suricata IDS trong môi trường ảo hóa VMware Workstation</w:t>
+      </w:r>
+      <w:r>
+        <w:t>. Quy trình triển khai bao gồm xây dưng mô hình mạng, cấu hình pfS</w:t>
+      </w:r>
+      <w:r>
+        <w:t>ense làm Gateway và Firewall, mô phỏng dịch vụ IoT bằng Node-RED, triển khai Suricata IDS và thực hiện các kịch bản kiểm thử từ máy Kali Linux.</w:t>
+      </w:r>
+    </w:p>
+    <w:p>
+      <w:r>
+        <w:t xml:space="preserve">Về cơ bản đề tài đã triển khai được một hệ thống có khả năng giám sát lưu lượng mạng và phát hiện thành công hoạt động quét mạng bằng Nmap thông qua các cảnh báo Suricata. </w:t>
+      </w:r>
+      <w:r>
+        <w:t>Song song với đó, đề tài cũng đã thực hiện đánh giá tài sản, phân tích mối đe dọa, đánh giá rủi ro và đề xuất các biện pháp giảm thiểu phù hợp với mô hình đã xây dựng.</w:t>
+      </w:r>
+      <w:r>
+        <w:t xml:space="preserve"> </w:t>
+      </w:r>
+      <w:r>
+        <w:t>Nhìn chung, các mục tiêu đặt ra ban đầu đã được hoàn thành trong phạm vi đề tài. Mô hình thực nghiệm cho thấy tính khả thi của Suricata IDS trong giám sát an toàn mạng IoT.</w:t>
+      </w:r>
+    </w:p>
+    <w:p>
+      <w:pPr>
+        <w:pStyle w:val="Heading2"/>
+      </w:pPr>
+      <w:bookmarkStart w:id="104" w:name="_Toc236260233"/>
+      <w:r>
+        <w:t xml:space="preserve">6.1. </w:t>
+      </w:r>
+      <w:r>
+        <w:t>Đối chiếu kết quả thực hiện với mục tiêu đề tài</w:t>
+      </w:r>
       <w:bookmarkEnd w:id="104"/>
     </w:p>
     <w:p>
-      <w:r>
-        <w:t>Đề tài đã triển khai mô hình hệ thống phát hiện xâm nhập mạng IoT dựa trên Suricata IDS trong môi trường ảo hóa VMware Workstation</w:t>
-      </w:r>
-      <w:r>
-        <w:t>. Quy trình triển khai bao gồm xây dưng mô hình mạng, cấu hình pfS</w:t>
-      </w:r>
-      <w:r>
-        <w:t>ense làm Gateway và Firewall, mô phỏng dịch vụ IoT bằng Node-RED, triển khai Suricata IDS và thực hiện các kịch bản kiểm thử từ máy Kali Linux.</w:t>
-      </w:r>
-    </w:p>
-    <w:p>
-      <w:r>
-        <w:t xml:space="preserve">Về cơ bản đề tài đã triển khai được một hệ thống có khả năng giám sát lưu lượng mạng và phát hiện thành công hoạt động quét mạng bằng Nmap thông qua các cảnh báo Suricata. </w:t>
-      </w:r>
-      <w:r>
-        <w:t>Song song với đó, đề tài cũng đã thực hiện đánh giá tài sản, phân tích mối đe dọa, đánh giá rủi ro và đề xuất các biện pháp giảm thiểu phù hợp với mô hình đã xây dựng.</w:t>
-      </w:r>
-      <w:r>
-        <w:t xml:space="preserve"> </w:t>
-      </w:r>
-      <w:r>
-        <w:t>Nhìn chung, các mục tiêu đặt ra ban đầu đã được hoàn thành trong phạm vi đề tài. Mô hình thực nghiệm cho thấy tính khả thi của Suricata IDS trong giám sát an toàn mạng IoT.</w:t>
-      </w:r>
-    </w:p>
-    <w:p>
-      <w:pPr>
-        <w:pStyle w:val="Heading2"/>
-      </w:pPr>
-      <w:bookmarkStart w:id="105" w:name="_Toc236053370"/>
-      <w:r>
-        <w:t xml:space="preserve">6.1. </w:t>
-      </w:r>
-      <w:r>
-        <w:t>Đối chiếu kết quả thực hiện với mục tiêu đề tài</w:t>
+      <w:pPr>
+        <w:pStyle w:val="Bang"/>
+      </w:pPr>
+      <w:bookmarkStart w:id="105" w:name="_Toc236260385"/>
+      <w:r>
+        <w:t>Bảng 6.1. Bảng đối ch</w:t>
+      </w:r>
+      <w:r>
+        <w:t>iếu kết quả thực hiện với mục tiêu đề tài</w:t>
       </w:r>
       <w:bookmarkEnd w:id="105"/>
-    </w:p>
-    <w:p>
-      <w:pPr>
-        <w:pStyle w:val="Bang"/>
-      </w:pPr>
-      <w:bookmarkStart w:id="106" w:name="_Toc236054053"/>
-      <w:r>
-        <w:t>Bảng 6.1. Bảng đối ch</w:t>
-      </w:r>
-      <w:r>
-        <w:t>iếu kết quả thực hiện với mục tiêu đề tài</w:t>
-      </w:r>
-      <w:bookmarkEnd w:id="106"/>
     </w:p>
     <w:tbl>
       <w:tblPr>
@@ -24470,7 +24779,13 @@
               <w:ind w:firstLine="0"/>
             </w:pPr>
             <w:r>
-              <w:t>Chương 3 - Cấu hình Suricata và pfSense</w:t>
+              <w:t xml:space="preserve">Chương </w:t>
+            </w:r>
+            <w:r>
+              <w:t>4</w:t>
+            </w:r>
+            <w:r>
+              <w:t xml:space="preserve"> - Cấu hình Suricata và pfSense</w:t>
             </w:r>
           </w:p>
         </w:tc>
@@ -24680,80 +24995,85 @@
       </w:tr>
     </w:tbl>
     <w:p/>
-    <w:p>
-      <w:r>
-        <w:t xml:space="preserve">Nguồn: </w:t>
-      </w:r>
-      <w:r>
-        <w:t>T</w:t>
-      </w:r>
-      <w:r>
-        <w:t>ác giả tổng hợp</w:t>
-      </w:r>
-    </w:p>
+    <w:p/>
     <w:p>
       <w:pPr>
         <w:pStyle w:val="Heading2"/>
       </w:pPr>
-      <w:bookmarkStart w:id="107" w:name="_Toc236053371"/>
+      <w:bookmarkStart w:id="106" w:name="_Toc236260234"/>
       <w:r>
         <w:t>6.2. Hạn chế</w:t>
       </w:r>
+      <w:bookmarkEnd w:id="106"/>
+    </w:p>
+    <w:p>
+      <w:r>
+        <w:t>Hạn chế đầu tiên c</w:t>
+      </w:r>
+      <w:r>
+        <w:t>ủa</w:t>
+      </w:r>
+      <w:r>
+        <w:t xml:space="preserve"> đề tài là số lượng thiết bị tham gia còn ít và chưa mô phỏng được môi trường </w:t>
+      </w:r>
+      <w:r>
+        <w:t xml:space="preserve">có nhiều thiết bị kết nối. </w:t>
+      </w:r>
+    </w:p>
+    <w:p>
+      <w:r>
+        <w:t>Thứ hai, Suricata hoạt động theo cơ chế phát hiện dựa trên tập luật</w:t>
+      </w:r>
+      <w:r>
+        <w:t>. Vì vậy, khả năng phát hiện phục thuộc vào các chữ ký số có sẵn và chưa nhận diện được những kiểu tấn công mới ch</w:t>
+      </w:r>
+      <w:r>
+        <w:t>ưa</w:t>
+      </w:r>
+      <w:r>
+        <w:t xml:space="preserve"> được cập nhật trong bộ luật.</w:t>
+      </w:r>
+    </w:p>
+    <w:p>
+      <w:r>
+        <w:t>Thứ ba, Node-RED chỉ được dùng để mô phỏng việc cung cấp dữ liệu cảm biến thông qua giao thức HTTP. Do phạm vi của đề tài nên hệ thống chưa triển khai các giao thức IoT hoặc các tình huống trao đổi dữ liệu phức tạp</w:t>
+      </w:r>
+      <w:r>
+        <w:t xml:space="preserve"> </w:t>
+      </w:r>
+      <w:r>
+        <w:t>khác</w:t>
+      </w:r>
+      <w:r>
+        <w:t>.</w:t>
+      </w:r>
+    </w:p>
+    <w:p>
+      <w:r>
+        <w:t>Hạn chế cuối cùng</w:t>
+      </w:r>
+      <w:r>
+        <w:t>, đề tài thực hiện một số kịch bản kiểm thử tiêu biểu như truy cập dịch vụ HTTP và quét cổng bằng Nmap. Các hình thức tấn công khác chưa được triển khai nên phạm vi đánh giá vẫn còn giới hạn.</w:t>
+      </w:r>
+    </w:p>
+    <w:p>
+      <w:pPr>
+        <w:pStyle w:val="Heading2"/>
+      </w:pPr>
+      <w:bookmarkStart w:id="107" w:name="_Toc236260235"/>
+      <w:r>
+        <w:t>6</w:t>
+      </w:r>
+      <w:r>
+        <w:t>.</w:t>
+      </w:r>
+      <w:r>
+        <w:t>3</w:t>
+      </w:r>
+      <w:r>
+        <w:t>. Hướng phát triển</w:t>
+      </w:r>
       <w:bookmarkEnd w:id="107"/>
-    </w:p>
-    <w:p>
-      <w:r>
-        <w:t>Hạn chế đầu tiên ca</w:t>
-      </w:r>
-      <w:r>
-        <w:t>ủa</w:t>
-      </w:r>
-      <w:r>
-        <w:t xml:space="preserve"> đề tài là số lượng thiết bị tham gia còn ít và chưa mô phỏng được môi trường </w:t>
-      </w:r>
-      <w:r>
-        <w:t xml:space="preserve">có nhiều thiết bị kết nối. </w:t>
-      </w:r>
-    </w:p>
-    <w:p>
-      <w:r>
-        <w:t>Thứ hai, Suricata hoạt động theo cơ chế phát hiện dựa trên tập luật</w:t>
-      </w:r>
-      <w:r>
-        <w:t>. Vì vậy, khả năng phát hiện phục thuộc vào các chữ ký số có sẵn và chưa nhận diện được những kiểu tấn công mới chauw được cập nhật trong bộ luật.</w:t>
-      </w:r>
-    </w:p>
-    <w:p>
-      <w:r>
-        <w:t>Thứ ba, Node-RED chỉ được dùng để mô phỏng việc cung cấp dữ liệu cảm biến thông qua giao thức HTTP. Do phạm vi của đề tài nên hệ thống chưa triển khai các giao thức IoT khác hoặc các tình huống trao đổi dữ liệu phức tạp.</w:t>
-      </w:r>
-    </w:p>
-    <w:p>
-      <w:r>
-        <w:t>Hạn chế cuối cùng</w:t>
-      </w:r>
-      <w:r>
-        <w:t>, đề tài thực hiện một số kịch bản kiểm thử tiêu biểu như truy cập dịch vụ HTTP và quét cổng bằng Nmap. Các hình thức tấn công khác chưa được triển khai nên phạm vi đánh giá vẫn còn giới hạn.</w:t>
-      </w:r>
-    </w:p>
-    <w:p>
-      <w:pPr>
-        <w:pStyle w:val="Heading2"/>
-      </w:pPr>
-      <w:bookmarkStart w:id="108" w:name="_Toc236053372"/>
-      <w:r>
-        <w:t>6</w:t>
-      </w:r>
-      <w:r>
-        <w:t>.</w:t>
-      </w:r>
-      <w:r>
-        <w:t>3</w:t>
-      </w:r>
-      <w:r>
-        <w:t>. Hướng phát triển</w:t>
-      </w:r>
-      <w:bookmarkEnd w:id="108"/>
     </w:p>
     <w:p>
       <w:pPr>
@@ -24802,7 +25122,19 @@
         <w:rPr>
           <w:sz w:val="24"/>
         </w:rPr>
-        <w:t xml:space="preserve"> chặn xâm nhập để nâng cao hiệu quả bảo vệ hệ thống.</w:t>
+        <w:t xml:space="preserve"> </w:t>
+      </w:r>
+      <w:r>
+        <w:rPr>
+          <w:sz w:val="24"/>
+        </w:rPr>
+        <w:t xml:space="preserve">ngăn </w:t>
+      </w:r>
+      <w:r>
+        <w:rPr>
+          <w:sz w:val="24"/>
+        </w:rPr>
+        <w:t>chặn xâm nhập để nâng cao hiệu quả bảo vệ hệ thống.</w:t>
       </w:r>
       <w:r>
         <w:rPr>
@@ -24855,19 +25187,25 @@
       <w:r>
         <w:br w:type="page"/>
       </w:r>
-      <w:bookmarkStart w:id="109" w:name="_Toc236053373"/>
+      <w:bookmarkStart w:id="108" w:name="_Toc236260236"/>
       <w:r>
         <w:lastRenderedPageBreak/>
         <w:t>TÀI LIỆU THAM KHẢO</w:t>
       </w:r>
-      <w:bookmarkEnd w:id="109"/>
+      <w:bookmarkEnd w:id="108"/>
     </w:p>
     <w:p>
       <w:pPr>
         <w:ind w:firstLine="0"/>
       </w:pPr>
       <w:r>
-        <w:t xml:space="preserve">[1] Open Information Security Foundation (OISF). Suricata GitHub Repository. https://github.com/OISF/suricata. Branch: master. Truy cập ngày </w:t>
+        <w:t>[1] Open Information Security Foundation (OISF). Suricata GitHub Repository. https://github.com/OISF/suricata. Branch: m</w:t>
+      </w:r>
+      <w:r>
+        <w:t>ain</w:t>
+      </w:r>
+      <w:r>
+        <w:t xml:space="preserve">. Truy cập ngày </w:t>
       </w:r>
       <w:r>
         <w:t>19</w:t>
@@ -24881,7 +25219,13 @@
         <w:ind w:firstLine="0"/>
       </w:pPr>
       <w:r>
-        <w:t xml:space="preserve">[2] Node-RED Project. Node-RED GitHub Repository. https://github.com/node-red/node-red. Branch: master. Truy cập ngày </w:t>
+        <w:t>[2] Node-RED Project. Node-RED GitHub Repository. https://github.com/node-red/node-red. Branch: ma</w:t>
+      </w:r>
+      <w:r>
+        <w:t>in</w:t>
+      </w:r>
+      <w:r>
+        <w:t xml:space="preserve">. Truy cập ngày </w:t>
       </w:r>
       <w:r>
         <w:t>20</w:t>
@@ -24895,7 +25239,13 @@
         <w:ind w:firstLine="0"/>
       </w:pPr>
       <w:r>
-        <w:t xml:space="preserve">[3] OWASP Foundation. OWASP IoT Security Testing Guide (ISTG). https://github.com/OWASP/owasp-istg. Branch: master. Truy cập ngày </w:t>
+        <w:t>[3] OWASP Foundation. OWASP IoT Security Testing Guide (ISTG). https://github.com/OWASP/owasp-istg. Branch: ma</w:t>
+      </w:r>
+      <w:r>
+        <w:t>in</w:t>
+      </w:r>
+      <w:r>
+        <w:t xml:space="preserve">. Truy cập ngày </w:t>
       </w:r>
       <w:r>
         <w:t>10</w:t>
@@ -24909,13 +25259,33 @@
         <w:ind w:firstLine="0"/>
       </w:pPr>
       <w:r>
-        <w:t xml:space="preserve">[4] OWASP Foundation. IoT Security Verification Standard (ISVS). https://github.com/OWASP/IoT-Security-Verification-Standard-ISVS. Branch: master. Truy cập ngày </w:t>
+        <w:t xml:space="preserve">[4] OWASP Foundation. IoT Security Verification Standard (ISVS). </w:t>
+      </w:r>
+      <w:hyperlink r:id="rId45" w:history="1">
+        <w:r>
+          <w:t>https://github.com/OWASP/IoT-Security-Verification-Standard-ISVS</w:t>
+        </w:r>
+      </w:hyperlink>
+      <w:r>
+        <w:t>.</w:t>
+      </w:r>
+      <w:r>
+        <w:t xml:space="preserve"> </w:t>
+      </w:r>
+      <w:r>
+        <w:t xml:space="preserve">Branch: master. Truy cập ngày </w:t>
       </w:r>
       <w:r>
         <w:t>10</w:t>
       </w:r>
       <w:r>
-        <w:t>/07/2026. Phần sử dụng: Tham khảo các yêu cầu và tiêu chuẩn bảo mật đối với hệ thống IoT.</w:t>
+        <w:t>/07/2026. Phần sử dụng: Tham khảo các yêu cầu và tiêu</w:t>
+      </w:r>
+      <w:r>
+        <w:t xml:space="preserve"> </w:t>
+      </w:r>
+      <w:r>
+        <w:t>chuẩn bảo mật đối với hệ thống IoT.</w:t>
       </w:r>
     </w:p>
     <w:p>
@@ -24950,7 +25320,7 @@
       </w:r>
     </w:p>
     <w:sectPr>
-      <w:footerReference w:type="default" r:id="rId45"/>
+      <w:footerReference w:type="default" r:id="rId46"/>
       <w:pgSz w:w="11906" w:h="16838" w:code="9"/>
       <w:pgMar w:top="1418" w:right="1134" w:bottom="1418" w:left="1985" w:header="720" w:footer="720" w:gutter="0"/>
       <w:pgNumType w:start="1"/>
@@ -24962,7 +25332,7 @@
 </file>
 
 <file path=word/endnotes.xml><?xml version="1.0" encoding="utf-8"?>
-<w:endnotes xmlns:wpc="http://schemas.microsoft.com/office/word/2010/wordprocessingCanvas" xmlns:cx="http://schemas.microsoft.com/office/drawing/2014/chartex" xmlns:cx1="http://schemas.microsoft.com/office/drawing/2015/9/8/chartex" xmlns:cx2="http://schemas.microsoft.com/office/drawing/2015/10/21/chartex" xmlns:cx3="http://schemas.microsoft.com/office/drawing/2016/5/9/chartex" xmlns:cx4="http://schemas.microsoft.com/office/drawing/2016/5/10/chartex" xmlns:cx5="http://schemas.microsoft.com/office/drawing/2016/5/11/chartex" xmlns:cx6="http://schemas.microsoft.com/office/drawing/2016/5/12/chartex" xmlns:cx7="http://schemas.microsoft.com/office/drawing/2016/5/13/chartex" xmlns:cx8="http://schemas.microsoft.com/office/drawing/2016/5/14/chartex" xmlns:mc="http://schemas.openxmlformats.org/markup-compatibility/2006" xmlns:aink="http://schemas.microsoft.com/office/drawing/2016/ink" xmlns:am3d="http://schemas.microsoft.com/office/drawing/2017/model3d" xmlns:o="urn:schemas-microsoft-com:office:office" xmlns:oel="http://schemas.microsoft.com/office/2019/extlst" xmlns:r="http://schemas.openxmlformats.org/officeDocument/2006/relationships" xmlns:m="http://schemas.openxmlformats.org/officeDocument/2006/math" xmlns:v="urn:schemas-microsoft-com:vml" xmlns:wp14="http://schemas.microsoft.com/office/word/2010/wordprocessingDrawing" xmlns:wp="http://schemas.openxmlformats.org/drawingml/2006/wordprocessingDrawing" xmlns:w10="urn:schemas-microsoft-com:office:word" xmlns:w="http://schemas.openxmlformats.org/wordprocessingml/2006/main" xmlns:w14="http://schemas.microsoft.com/office/word/2010/wordml" xmlns:w15="http://schemas.microsoft.com/office/word/2012/wordml" xmlns:w16cex="http://schemas.microsoft.com/office/word/2018/wordml/cex" xmlns:w16cid="http://schemas.microsoft.com/office/word/2016/wordml/cid" xmlns:w16="http://schemas.microsoft.com/office/word/2018/wordml" xmlns:w16du="http://schemas.microsoft.com/office/word/2023/wordml/word16du" xmlns:w16sdtdh="http://schemas.microsoft.com/office/word/2020/wordml/sdtdatahash" xmlns:w16sdtfl="http://schemas.microsoft.com/office/word/2024/wordml/sdtformatlock" xmlns:w16se="http://schemas.microsoft.com/office/word/2015/wordml/symex" xmlns:wpg="http://schemas.microsoft.com/office/word/2010/wordprocessingGroup" xmlns:wpi="http://schemas.microsoft.com/office/word/2010/wordprocessingInk" xmlns:wne="http://schemas.microsoft.com/office/word/2006/wordml" xmlns:wps="http://schemas.microsoft.com/office/word/2010/wordprocessingShape" mc:Ignorable="w14 w15 w16se w16cid w16 w16cex w16sdtdh w16sdtfl w16du wp14">
+<w:endnotes xmlns:wpc="http://schemas.microsoft.com/office/word/2010/wordprocessingCanvas" xmlns:cx="http://schemas.microsoft.com/office/drawing/2014/chartex" xmlns:cx1="http://schemas.microsoft.com/office/drawing/2015/9/8/chartex" xmlns:cx2="http://schemas.microsoft.com/office/drawing/2015/10/21/chartex" xmlns:cx3="http://schemas.microsoft.com/office/drawing/2016/5/9/chartex" xmlns:cx4="http://schemas.microsoft.com/office/drawing/2016/5/10/chartex" xmlns:cx5="http://schemas.microsoft.com/office/drawing/2016/5/11/chartex" xmlns:cx6="http://schemas.microsoft.com/office/drawing/2016/5/12/chartex" xmlns:cx7="http://schemas.microsoft.com/office/drawing/2016/5/13/chartex" xmlns:cx8="http://schemas.microsoft.com/office/drawing/2016/5/14/chartex" xmlns:mc="http://schemas.openxmlformats.org/markup-compatibility/2006" xmlns:aink="http://schemas.microsoft.com/office/drawing/2016/ink" xmlns:am3d="http://schemas.microsoft.com/office/drawing/2017/model3d" xmlns:o="urn:schemas-microsoft-com:office:office" xmlns:oel="http://schemas.microsoft.com/office/2019/extlst" xmlns:r="http://schemas.openxmlformats.org/officeDocument/2006/relationships" xmlns:m="http://schemas.openxmlformats.org/officeDocument/2006/math" xmlns:v="urn:schemas-microsoft-com:vml" xmlns:wp14="http://schemas.microsoft.com/office/word/2010/wordprocessingDrawing" xmlns:wp="http://schemas.openxmlformats.org/drawingml/2006/wordprocessingDrawing" xmlns:w10="urn:schemas-microsoft-com:office:word" xmlns:w="http://schemas.openxmlformats.org/wordprocessingml/2006/main" xmlns:w14="http://schemas.microsoft.com/office/word/2010/wordml" xmlns:w15="http://schemas.microsoft.com/office/word/2012/wordml" xmlns:w16cei="http://schemas.microsoft.com/office/word/2026/wordml/cei" xmlns:w16cex="http://schemas.microsoft.com/office/word/2018/wordml/cex" xmlns:w16cid="http://schemas.microsoft.com/office/word/2016/wordml/cid" xmlns:w16="http://schemas.microsoft.com/office/word/2018/wordml" xmlns:w16du="http://schemas.microsoft.com/office/word/2023/wordml/word16du" xmlns:w16sdtdh="http://schemas.microsoft.com/office/word/2020/wordml/sdtdatahash" xmlns:w16sdtfl="http://schemas.microsoft.com/office/word/2024/wordml/sdtformatlock" xmlns:w16se="http://schemas.microsoft.com/office/word/2015/wordml/symex" xmlns:wpg="http://schemas.microsoft.com/office/word/2010/wordprocessingGroup" xmlns:wpi="http://schemas.microsoft.com/office/word/2010/wordprocessingInk" xmlns:wne="http://schemas.microsoft.com/office/word/2006/wordml" xmlns:wps="http://schemas.microsoft.com/office/word/2010/wordprocessingShape" mc:Ignorable="w14 w15 w16se w16cid w16 w16cex w16sdtdh w16sdtfl w16du wp14">
   <w:endnote w:type="separator" w:id="-1">
     <w:p>
       <w:pPr>
@@ -24987,7 +25357,7 @@
 </file>
 
 <file path=word/footer1.xml><?xml version="1.0" encoding="utf-8"?>
-<w:ftr xmlns:wpc="http://schemas.microsoft.com/office/word/2010/wordprocessingCanvas" xmlns:cx="http://schemas.microsoft.com/office/drawing/2014/chartex" xmlns:cx1="http://schemas.microsoft.com/office/drawing/2015/9/8/chartex" xmlns:cx2="http://schemas.microsoft.com/office/drawing/2015/10/21/chartex" xmlns:cx3="http://schemas.microsoft.com/office/drawing/2016/5/9/chartex" xmlns:cx4="http://schemas.microsoft.com/office/drawing/2016/5/10/chartex" xmlns:cx5="http://schemas.microsoft.com/office/drawing/2016/5/11/chartex" xmlns:cx6="http://schemas.microsoft.com/office/drawing/2016/5/12/chartex" xmlns:cx7="http://schemas.microsoft.com/office/drawing/2016/5/13/chartex" xmlns:cx8="http://schemas.microsoft.com/office/drawing/2016/5/14/chartex" xmlns:mc="http://schemas.openxmlformats.org/markup-compatibility/2006" xmlns:aink="http://schemas.microsoft.com/office/drawing/2016/ink" xmlns:am3d="http://schemas.microsoft.com/office/drawing/2017/model3d" xmlns:o="urn:schemas-microsoft-com:office:office" xmlns:oel="http://schemas.microsoft.com/office/2019/extlst" xmlns:r="http://schemas.openxmlformats.org/officeDocument/2006/relationships" xmlns:m="http://schemas.openxmlformats.org/officeDocument/2006/math" xmlns:v="urn:schemas-microsoft-com:vml" xmlns:wp14="http://schemas.microsoft.com/office/word/2010/wordprocessingDrawing" xmlns:wp="http://schemas.openxmlformats.org/drawingml/2006/wordprocessingDrawing" xmlns:w10="urn:schemas-microsoft-com:office:word" xmlns:w="http://schemas.openxmlformats.org/wordprocessingml/2006/main" xmlns:w14="http://schemas.microsoft.com/office/word/2010/wordml" xmlns:w15="http://schemas.microsoft.com/office/word/2012/wordml" xmlns:w16cex="http://schemas.microsoft.com/office/word/2018/wordml/cex" xmlns:w16cid="http://schemas.microsoft.com/office/word/2016/wordml/cid" xmlns:w16="http://schemas.microsoft.com/office/word/2018/wordml" xmlns:w16du="http://schemas.microsoft.com/office/word/2023/wordml/word16du" xmlns:w16sdtdh="http://schemas.microsoft.com/office/word/2020/wordml/sdtdatahash" xmlns:w16sdtfl="http://schemas.microsoft.com/office/word/2024/wordml/sdtformatlock" xmlns:w16se="http://schemas.microsoft.com/office/word/2015/wordml/symex" xmlns:wpg="http://schemas.microsoft.com/office/word/2010/wordprocessingGroup" xmlns:wpi="http://schemas.microsoft.com/office/word/2010/wordprocessingInk" xmlns:wne="http://schemas.microsoft.com/office/word/2006/wordml" xmlns:wps="http://schemas.microsoft.com/office/word/2010/wordprocessingShape" mc:Ignorable="w14 w15 w16se w16cid w16 w16cex w16sdtdh w16sdtfl w16du wp14">
+<w:ftr xmlns:wpc="http://schemas.microsoft.com/office/word/2010/wordprocessingCanvas" xmlns:cx="http://schemas.microsoft.com/office/drawing/2014/chartex" xmlns:cx1="http://schemas.microsoft.com/office/drawing/2015/9/8/chartex" xmlns:cx2="http://schemas.microsoft.com/office/drawing/2015/10/21/chartex" xmlns:cx3="http://schemas.microsoft.com/office/drawing/2016/5/9/chartex" xmlns:cx4="http://schemas.microsoft.com/office/drawing/2016/5/10/chartex" xmlns:cx5="http://schemas.microsoft.com/office/drawing/2016/5/11/chartex" xmlns:cx6="http://schemas.microsoft.com/office/drawing/2016/5/12/chartex" xmlns:cx7="http://schemas.microsoft.com/office/drawing/2016/5/13/chartex" xmlns:cx8="http://schemas.microsoft.com/office/drawing/2016/5/14/chartex" xmlns:mc="http://schemas.openxmlformats.org/markup-compatibility/2006" xmlns:aink="http://schemas.microsoft.com/office/drawing/2016/ink" xmlns:am3d="http://schemas.microsoft.com/office/drawing/2017/model3d" xmlns:o="urn:schemas-microsoft-com:office:office" xmlns:oel="http://schemas.microsoft.com/office/2019/extlst" xmlns:r="http://schemas.openxmlformats.org/officeDocument/2006/relationships" xmlns:m="http://schemas.openxmlformats.org/officeDocument/2006/math" xmlns:v="urn:schemas-microsoft-com:vml" xmlns:wp14="http://schemas.microsoft.com/office/word/2010/wordprocessingDrawing" xmlns:wp="http://schemas.openxmlformats.org/drawingml/2006/wordprocessingDrawing" xmlns:w10="urn:schemas-microsoft-com:office:word" xmlns:w="http://schemas.openxmlformats.org/wordprocessingml/2006/main" xmlns:w14="http://schemas.microsoft.com/office/word/2010/wordml" xmlns:w15="http://schemas.microsoft.com/office/word/2012/wordml" xmlns:w16cei="http://schemas.microsoft.com/office/word/2026/wordml/cei" xmlns:w16cex="http://schemas.microsoft.com/office/word/2018/wordml/cex" xmlns:w16cid="http://schemas.microsoft.com/office/word/2016/wordml/cid" xmlns:w16="http://schemas.microsoft.com/office/word/2018/wordml" xmlns:w16du="http://schemas.microsoft.com/office/word/2023/wordml/word16du" xmlns:w16sdtdh="http://schemas.microsoft.com/office/word/2020/wordml/sdtdatahash" xmlns:w16sdtfl="http://schemas.microsoft.com/office/word/2024/wordml/sdtformatlock" xmlns:w16se="http://schemas.microsoft.com/office/word/2015/wordml/symex" xmlns:wpg="http://schemas.microsoft.com/office/word/2010/wordprocessingGroup" xmlns:wpi="http://schemas.microsoft.com/office/word/2010/wordprocessingInk" xmlns:wne="http://schemas.microsoft.com/office/word/2006/wordml" xmlns:wps="http://schemas.microsoft.com/office/word/2010/wordprocessingShape" mc:Ignorable="w14 w15 w16se w16cid w16 w16cex w16sdtdh w16sdtfl w16du wp14">
   <w:p>
     <w:pPr>
       <w:pStyle w:val="Footer"/>
@@ -25003,7 +25373,7 @@
 </file>
 
 <file path=word/footer2.xml><?xml version="1.0" encoding="utf-8"?>
-<w:ftr xmlns:wpc="http://schemas.microsoft.com/office/word/2010/wordprocessingCanvas" xmlns:cx="http://schemas.microsoft.com/office/drawing/2014/chartex" xmlns:cx1="http://schemas.microsoft.com/office/drawing/2015/9/8/chartex" xmlns:cx2="http://schemas.microsoft.com/office/drawing/2015/10/21/chartex" xmlns:cx3="http://schemas.microsoft.com/office/drawing/2016/5/9/chartex" xmlns:cx4="http://schemas.microsoft.com/office/drawing/2016/5/10/chartex" xmlns:cx5="http://schemas.microsoft.com/office/drawing/2016/5/11/chartex" xmlns:cx6="http://schemas.microsoft.com/office/drawing/2016/5/12/chartex" xmlns:cx7="http://schemas.microsoft.com/office/drawing/2016/5/13/chartex" xmlns:cx8="http://schemas.microsoft.com/office/drawing/2016/5/14/chartex" xmlns:mc="http://schemas.openxmlformats.org/markup-compatibility/2006" xmlns:aink="http://schemas.microsoft.com/office/drawing/2016/ink" xmlns:am3d="http://schemas.microsoft.com/office/drawing/2017/model3d" xmlns:o="urn:schemas-microsoft-com:office:office" xmlns:oel="http://schemas.microsoft.com/office/2019/extlst" xmlns:r="http://schemas.openxmlformats.org/officeDocument/2006/relationships" xmlns:m="http://schemas.openxmlformats.org/officeDocument/2006/math" xmlns:v="urn:schemas-microsoft-com:vml" xmlns:wp14="http://schemas.microsoft.com/office/word/2010/wordprocessingDrawing" xmlns:wp="http://schemas.openxmlformats.org/drawingml/2006/wordprocessingDrawing" xmlns:w10="urn:schemas-microsoft-com:office:word" xmlns:w="http://schemas.openxmlformats.org/wordprocessingml/2006/main" xmlns:w14="http://schemas.microsoft.com/office/word/2010/wordml" xmlns:w15="http://schemas.microsoft.com/office/word/2012/wordml" xmlns:w16cex="http://schemas.microsoft.com/office/word/2018/wordml/cex" xmlns:w16cid="http://schemas.microsoft.com/office/word/2016/wordml/cid" xmlns:w16="http://schemas.microsoft.com/office/word/2018/wordml" xmlns:w16du="http://schemas.microsoft.com/office/word/2023/wordml/word16du" xmlns:w16sdtdh="http://schemas.microsoft.com/office/word/2020/wordml/sdtdatahash" xmlns:w16sdtfl="http://schemas.microsoft.com/office/word/2024/wordml/sdtformatlock" xmlns:w16se="http://schemas.microsoft.com/office/word/2015/wordml/symex" xmlns:wpg="http://schemas.microsoft.com/office/word/2010/wordprocessingGroup" xmlns:wpi="http://schemas.microsoft.com/office/word/2010/wordprocessingInk" xmlns:wne="http://schemas.microsoft.com/office/word/2006/wordml" xmlns:wps="http://schemas.microsoft.com/office/word/2010/wordprocessingShape" mc:Ignorable="w14 w15 w16se w16cid w16 w16cex w16sdtdh w16sdtfl w16du wp14">
+<w:ftr xmlns:wpc="http://schemas.microsoft.com/office/word/2010/wordprocessingCanvas" xmlns:cx="http://schemas.microsoft.com/office/drawing/2014/chartex" xmlns:cx1="http://schemas.microsoft.com/office/drawing/2015/9/8/chartex" xmlns:cx2="http://schemas.microsoft.com/office/drawing/2015/10/21/chartex" xmlns:cx3="http://schemas.microsoft.com/office/drawing/2016/5/9/chartex" xmlns:cx4="http://schemas.microsoft.com/office/drawing/2016/5/10/chartex" xmlns:cx5="http://schemas.microsoft.com/office/drawing/2016/5/11/chartex" xmlns:cx6="http://schemas.microsoft.com/office/drawing/2016/5/12/chartex" xmlns:cx7="http://schemas.microsoft.com/office/drawing/2016/5/13/chartex" xmlns:cx8="http://schemas.microsoft.com/office/drawing/2016/5/14/chartex" xmlns:mc="http://schemas.openxmlformats.org/markup-compatibility/2006" xmlns:aink="http://schemas.microsoft.com/office/drawing/2016/ink" xmlns:am3d="http://schemas.microsoft.com/office/drawing/2017/model3d" xmlns:o="urn:schemas-microsoft-com:office:office" xmlns:oel="http://schemas.microsoft.com/office/2019/extlst" xmlns:r="http://schemas.openxmlformats.org/officeDocument/2006/relationships" xmlns:m="http://schemas.openxmlformats.org/officeDocument/2006/math" xmlns:v="urn:schemas-microsoft-com:vml" xmlns:wp14="http://schemas.microsoft.com/office/word/2010/wordprocessingDrawing" xmlns:wp="http://schemas.openxmlformats.org/drawingml/2006/wordprocessingDrawing" xmlns:w10="urn:schemas-microsoft-com:office:word" xmlns:w="http://schemas.openxmlformats.org/wordprocessingml/2006/main" xmlns:w14="http://schemas.microsoft.com/office/word/2010/wordml" xmlns:w15="http://schemas.microsoft.com/office/word/2012/wordml" xmlns:w16cei="http://schemas.microsoft.com/office/word/2026/wordml/cei" xmlns:w16cex="http://schemas.microsoft.com/office/word/2018/wordml/cex" xmlns:w16cid="http://schemas.microsoft.com/office/word/2016/wordml/cid" xmlns:w16="http://schemas.microsoft.com/office/word/2018/wordml" xmlns:w16du="http://schemas.microsoft.com/office/word/2023/wordml/word16du" xmlns:w16sdtdh="http://schemas.microsoft.com/office/word/2020/wordml/sdtdatahash" xmlns:w16sdtfl="http://schemas.microsoft.com/office/word/2024/wordml/sdtformatlock" xmlns:w16se="http://schemas.microsoft.com/office/word/2015/wordml/symex" xmlns:wpg="http://schemas.microsoft.com/office/word/2010/wordprocessingGroup" xmlns:wpi="http://schemas.microsoft.com/office/word/2010/wordprocessingInk" xmlns:wne="http://schemas.microsoft.com/office/word/2006/wordml" xmlns:wps="http://schemas.microsoft.com/office/word/2010/wordprocessingShape" mc:Ignorable="w14 w15 w16se w16cid w16 w16cex w16sdtdh w16sdtfl w16du wp14">
   <w:sdt>
     <w:sdtPr>
       <w:id w:val="-556934731"/>
@@ -25056,7 +25426,7 @@
 </file>
 
 <file path=word/footer3.xml><?xml version="1.0" encoding="utf-8"?>
-<w:ftr xmlns:wpc="http://schemas.microsoft.com/office/word/2010/wordprocessingCanvas" xmlns:cx="http://schemas.microsoft.com/office/drawing/2014/chartex" xmlns:cx1="http://schemas.microsoft.com/office/drawing/2015/9/8/chartex" xmlns:cx2="http://schemas.microsoft.com/office/drawing/2015/10/21/chartex" xmlns:cx3="http://schemas.microsoft.com/office/drawing/2016/5/9/chartex" xmlns:cx4="http://schemas.microsoft.com/office/drawing/2016/5/10/chartex" xmlns:cx5="http://schemas.microsoft.com/office/drawing/2016/5/11/chartex" xmlns:cx6="http://schemas.microsoft.com/office/drawing/2016/5/12/chartex" xmlns:cx7="http://schemas.microsoft.com/office/drawing/2016/5/13/chartex" xmlns:cx8="http://schemas.microsoft.com/office/drawing/2016/5/14/chartex" xmlns:mc="http://schemas.openxmlformats.org/markup-compatibility/2006" xmlns:aink="http://schemas.microsoft.com/office/drawing/2016/ink" xmlns:am3d="http://schemas.microsoft.com/office/drawing/2017/model3d" xmlns:o="urn:schemas-microsoft-com:office:office" xmlns:oel="http://schemas.microsoft.com/office/2019/extlst" xmlns:r="http://schemas.openxmlformats.org/officeDocument/2006/relationships" xmlns:m="http://schemas.openxmlformats.org/officeDocument/2006/math" xmlns:v="urn:schemas-microsoft-com:vml" xmlns:wp14="http://schemas.microsoft.com/office/word/2010/wordprocessingDrawing" xmlns:wp="http://schemas.openxmlformats.org/drawingml/2006/wordprocessingDrawing" xmlns:w10="urn:schemas-microsoft-com:office:word" xmlns:w="http://schemas.openxmlformats.org/wordprocessingml/2006/main" xmlns:w14="http://schemas.microsoft.com/office/word/2010/wordml" xmlns:w15="http://schemas.microsoft.com/office/word/2012/wordml" xmlns:w16cex="http://schemas.microsoft.com/office/word/2018/wordml/cex" xmlns:w16cid="http://schemas.microsoft.com/office/word/2016/wordml/cid" xmlns:w16="http://schemas.microsoft.com/office/word/2018/wordml" xmlns:w16du="http://schemas.microsoft.com/office/word/2023/wordml/word16du" xmlns:w16sdtdh="http://schemas.microsoft.com/office/word/2020/wordml/sdtdatahash" xmlns:w16sdtfl="http://schemas.microsoft.com/office/word/2024/wordml/sdtformatlock" xmlns:w16se="http://schemas.microsoft.com/office/word/2015/wordml/symex" xmlns:wpg="http://schemas.microsoft.com/office/word/2010/wordprocessingGroup" xmlns:wpi="http://schemas.microsoft.com/office/word/2010/wordprocessingInk" xmlns:wne="http://schemas.microsoft.com/office/word/2006/wordml" xmlns:wps="http://schemas.microsoft.com/office/word/2010/wordprocessingShape" mc:Ignorable="w14 w15 w16se w16cid w16 w16cex w16sdtdh w16sdtfl w16du wp14">
+<w:ftr xmlns:wpc="http://schemas.microsoft.com/office/word/2010/wordprocessingCanvas" xmlns:cx="http://schemas.microsoft.com/office/drawing/2014/chartex" xmlns:cx1="http://schemas.microsoft.com/office/drawing/2015/9/8/chartex" xmlns:cx2="http://schemas.microsoft.com/office/drawing/2015/10/21/chartex" xmlns:cx3="http://schemas.microsoft.com/office/drawing/2016/5/9/chartex" xmlns:cx4="http://schemas.microsoft.com/office/drawing/2016/5/10/chartex" xmlns:cx5="http://schemas.microsoft.com/office/drawing/2016/5/11/chartex" xmlns:cx6="http://schemas.microsoft.com/office/drawing/2016/5/12/chartex" xmlns:cx7="http://schemas.microsoft.com/office/drawing/2016/5/13/chartex" xmlns:cx8="http://schemas.microsoft.com/office/drawing/2016/5/14/chartex" xmlns:mc="http://schemas.openxmlformats.org/markup-compatibility/2006" xmlns:aink="http://schemas.microsoft.com/office/drawing/2016/ink" xmlns:am3d="http://schemas.microsoft.com/office/drawing/2017/model3d" xmlns:o="urn:schemas-microsoft-com:office:office" xmlns:oel="http://schemas.microsoft.com/office/2019/extlst" xmlns:r="http://schemas.openxmlformats.org/officeDocument/2006/relationships" xmlns:m="http://schemas.openxmlformats.org/officeDocument/2006/math" xmlns:v="urn:schemas-microsoft-com:vml" xmlns:wp14="http://schemas.microsoft.com/office/word/2010/wordprocessingDrawing" xmlns:wp="http://schemas.openxmlformats.org/drawingml/2006/wordprocessingDrawing" xmlns:w10="urn:schemas-microsoft-com:office:word" xmlns:w="http://schemas.openxmlformats.org/wordprocessingml/2006/main" xmlns:w14="http://schemas.microsoft.com/office/word/2010/wordml" xmlns:w15="http://schemas.microsoft.com/office/word/2012/wordml" xmlns:w16cei="http://schemas.microsoft.com/office/word/2026/wordml/cei" xmlns:w16cex="http://schemas.microsoft.com/office/word/2018/wordml/cex" xmlns:w16cid="http://schemas.microsoft.com/office/word/2016/wordml/cid" xmlns:w16="http://schemas.microsoft.com/office/word/2018/wordml" xmlns:w16du="http://schemas.microsoft.com/office/word/2023/wordml/word16du" xmlns:w16sdtdh="http://schemas.microsoft.com/office/word/2020/wordml/sdtdatahash" xmlns:w16sdtfl="http://schemas.microsoft.com/office/word/2024/wordml/sdtformatlock" xmlns:w16se="http://schemas.microsoft.com/office/word/2015/wordml/symex" xmlns:wpg="http://schemas.microsoft.com/office/word/2010/wordprocessingGroup" xmlns:wpi="http://schemas.microsoft.com/office/word/2010/wordprocessingInk" xmlns:wne="http://schemas.microsoft.com/office/word/2006/wordml" xmlns:wps="http://schemas.microsoft.com/office/word/2010/wordprocessingShape" mc:Ignorable="w14 w15 w16se w16cid w16 w16cex w16sdtdh w16sdtfl w16du wp14">
   <w:sdt>
     <w:sdtPr>
       <w:id w:val="-1838985518"/>
@@ -25109,7 +25479,7 @@
 </file>
 
 <file path=word/footnotes.xml><?xml version="1.0" encoding="utf-8"?>
-<w:footnotes xmlns:wpc="http://schemas.microsoft.com/office/word/2010/wordprocessingCanvas" xmlns:cx="http://schemas.microsoft.com/office/drawing/2014/chartex" xmlns:cx1="http://schemas.microsoft.com/office/drawing/2015/9/8/chartex" xmlns:cx2="http://schemas.microsoft.com/office/drawing/2015/10/21/chartex" xmlns:cx3="http://schemas.microsoft.com/office/drawing/2016/5/9/chartex" xmlns:cx4="http://schemas.microsoft.com/office/drawing/2016/5/10/chartex" xmlns:cx5="http://schemas.microsoft.com/office/drawing/2016/5/11/chartex" xmlns:cx6="http://schemas.microsoft.com/office/drawing/2016/5/12/chartex" xmlns:cx7="http://schemas.microsoft.com/office/drawing/2016/5/13/chartex" xmlns:cx8="http://schemas.microsoft.com/office/drawing/2016/5/14/chartex" xmlns:mc="http://schemas.openxmlformats.org/markup-compatibility/2006" xmlns:aink="http://schemas.microsoft.com/office/drawing/2016/ink" xmlns:am3d="http://schemas.microsoft.com/office/drawing/2017/model3d" xmlns:o="urn:schemas-microsoft-com:office:office" xmlns:oel="http://schemas.microsoft.com/office/2019/extlst" xmlns:r="http://schemas.openxmlformats.org/officeDocument/2006/relationships" xmlns:m="http://schemas.openxmlformats.org/officeDocument/2006/math" xmlns:v="urn:schemas-microsoft-com:vml" xmlns:wp14="http://schemas.microsoft.com/office/word/2010/wordprocessingDrawing" xmlns:wp="http://schemas.openxmlformats.org/drawingml/2006/wordprocessingDrawing" xmlns:w10="urn:schemas-microsoft-com:office:word" xmlns:w="http://schemas.openxmlformats.org/wordprocessingml/2006/main" xmlns:w14="http://schemas.microsoft.com/office/word/2010/wordml" xmlns:w15="http://schemas.microsoft.com/office/word/2012/wordml" xmlns:w16cex="http://schemas.microsoft.com/office/word/2018/wordml/cex" xmlns:w16cid="http://schemas.microsoft.com/office/word/2016/wordml/cid" xmlns:w16="http://schemas.microsoft.com/office/word/2018/wordml" xmlns:w16du="http://schemas.microsoft.com/office/word/2023/wordml/word16du" xmlns:w16sdtdh="http://schemas.microsoft.com/office/word/2020/wordml/sdtdatahash" xmlns:w16sdtfl="http://schemas.microsoft.com/office/word/2024/wordml/sdtformatlock" xmlns:w16se="http://schemas.microsoft.com/office/word/2015/wordml/symex" xmlns:wpg="http://schemas.microsoft.com/office/word/2010/wordprocessingGroup" xmlns:wpi="http://schemas.microsoft.com/office/word/2010/wordprocessingInk" xmlns:wne="http://schemas.microsoft.com/office/word/2006/wordml" xmlns:wps="http://schemas.microsoft.com/office/word/2010/wordprocessingShape" mc:Ignorable="w14 w15 w16se w16cid w16 w16cex w16sdtdh w16sdtfl w16du wp14">
+<w:footnotes xmlns:wpc="http://schemas.microsoft.com/office/word/2010/wordprocessingCanvas" xmlns:cx="http://schemas.microsoft.com/office/drawing/2014/chartex" xmlns:cx1="http://schemas.microsoft.com/office/drawing/2015/9/8/chartex" xmlns:cx2="http://schemas.microsoft.com/office/drawing/2015/10/21/chartex" xmlns:cx3="http://schemas.microsoft.com/office/drawing/2016/5/9/chartex" xmlns:cx4="http://schemas.microsoft.com/office/drawing/2016/5/10/chartex" xmlns:cx5="http://schemas.microsoft.com/office/drawing/2016/5/11/chartex" xmlns:cx6="http://schemas.microsoft.com/office/drawing/2016/5/12/chartex" xmlns:cx7="http://schemas.microsoft.com/office/drawing/2016/5/13/chartex" xmlns:cx8="http://schemas.microsoft.com/office/drawing/2016/5/14/chartex" xmlns:mc="http://schemas.openxmlformats.org/markup-compatibility/2006" xmlns:aink="http://schemas.microsoft.com/office/drawing/2016/ink" xmlns:am3d="http://schemas.microsoft.com/office/drawing/2017/model3d" xmlns:o="urn:schemas-microsoft-com:office:office" xmlns:oel="http://schemas.microsoft.com/office/2019/extlst" xmlns:r="http://schemas.openxmlformats.org/officeDocument/2006/relationships" xmlns:m="http://schemas.openxmlformats.org/officeDocument/2006/math" xmlns:v="urn:schemas-microsoft-com:vml" xmlns:wp14="http://schemas.microsoft.com/office/word/2010/wordprocessingDrawing" xmlns:wp="http://schemas.openxmlformats.org/drawingml/2006/wordprocessingDrawing" xmlns:w10="urn:schemas-microsoft-com:office:word" xmlns:w="http://schemas.openxmlformats.org/wordprocessingml/2006/main" xmlns:w14="http://schemas.microsoft.com/office/word/2010/wordml" xmlns:w15="http://schemas.microsoft.com/office/word/2012/wordml" xmlns:w16cei="http://schemas.microsoft.com/office/word/2026/wordml/cei" xmlns:w16cex="http://schemas.microsoft.com/office/word/2018/wordml/cex" xmlns:w16cid="http://schemas.microsoft.com/office/word/2016/wordml/cid" xmlns:w16="http://schemas.microsoft.com/office/word/2018/wordml" xmlns:w16du="http://schemas.microsoft.com/office/word/2023/wordml/word16du" xmlns:w16sdtdh="http://schemas.microsoft.com/office/word/2020/wordml/sdtdatahash" xmlns:w16sdtfl="http://schemas.microsoft.com/office/word/2024/wordml/sdtformatlock" xmlns:w16se="http://schemas.microsoft.com/office/word/2015/wordml/symex" xmlns:wpg="http://schemas.microsoft.com/office/word/2010/wordprocessingGroup" xmlns:wpi="http://schemas.microsoft.com/office/word/2010/wordprocessingInk" xmlns:wne="http://schemas.microsoft.com/office/word/2006/wordml" xmlns:wps="http://schemas.microsoft.com/office/word/2010/wordprocessingShape" mc:Ignorable="w14 w15 w16se w16cid w16 w16cex w16sdtdh w16sdtfl w16du wp14">
   <w:footnote w:type="separator" w:id="-1">
     <w:p>
       <w:pPr>
@@ -25134,7 +25504,7 @@
 </file>
 
 <file path=word/header1.xml><?xml version="1.0" encoding="utf-8"?>
-<w:hdr xmlns:wpc="http://schemas.microsoft.com/office/word/2010/wordprocessingCanvas" xmlns:cx="http://schemas.microsoft.com/office/drawing/2014/chartex" xmlns:cx1="http://schemas.microsoft.com/office/drawing/2015/9/8/chartex" xmlns:cx2="http://schemas.microsoft.com/office/drawing/2015/10/21/chartex" xmlns:cx3="http://schemas.microsoft.com/office/drawing/2016/5/9/chartex" xmlns:cx4="http://schemas.microsoft.com/office/drawing/2016/5/10/chartex" xmlns:cx5="http://schemas.microsoft.com/office/drawing/2016/5/11/chartex" xmlns:cx6="http://schemas.microsoft.com/office/drawing/2016/5/12/chartex" xmlns:cx7="http://schemas.microsoft.com/office/drawing/2016/5/13/chartex" xmlns:cx8="http://schemas.microsoft.com/office/drawing/2016/5/14/chartex" xmlns:mc="http://schemas.openxmlformats.org/markup-compatibility/2006" xmlns:aink="http://schemas.microsoft.com/office/drawing/2016/ink" xmlns:am3d="http://schemas.microsoft.com/office/drawing/2017/model3d" xmlns:o="urn:schemas-microsoft-com:office:office" xmlns:oel="http://schemas.microsoft.com/office/2019/extlst" xmlns:r="http://schemas.openxmlformats.org/officeDocument/2006/relationships" xmlns:m="http://schemas.openxmlformats.org/officeDocument/2006/math" xmlns:v="urn:schemas-microsoft-com:vml" xmlns:wp14="http://schemas.microsoft.com/office/word/2010/wordprocessingDrawing" xmlns:wp="http://schemas.openxmlformats.org/drawingml/2006/wordprocessingDrawing" xmlns:w10="urn:schemas-microsoft-com:office:word" xmlns:w="http://schemas.openxmlformats.org/wordprocessingml/2006/main" xmlns:w14="http://schemas.microsoft.com/office/word/2010/wordml" xmlns:w15="http://schemas.microsoft.com/office/word/2012/wordml" xmlns:w16cex="http://schemas.microsoft.com/office/word/2018/wordml/cex" xmlns:w16cid="http://schemas.microsoft.com/office/word/2016/wordml/cid" xmlns:w16="http://schemas.microsoft.com/office/word/2018/wordml" xmlns:w16du="http://schemas.microsoft.com/office/word/2023/wordml/word16du" xmlns:w16sdtdh="http://schemas.microsoft.com/office/word/2020/wordml/sdtdatahash" xmlns:w16sdtfl="http://schemas.microsoft.com/office/word/2024/wordml/sdtformatlock" xmlns:w16se="http://schemas.microsoft.com/office/word/2015/wordml/symex" xmlns:wpg="http://schemas.microsoft.com/office/word/2010/wordprocessingGroup" xmlns:wpi="http://schemas.microsoft.com/office/word/2010/wordprocessingInk" xmlns:wne="http://schemas.microsoft.com/office/word/2006/wordml" xmlns:wps="http://schemas.microsoft.com/office/word/2010/wordprocessingShape" mc:Ignorable="w14 w15 w16se w16cid w16 w16cex w16sdtdh w16sdtfl w16du wp14">
+<w:hdr xmlns:wpc="http://schemas.microsoft.com/office/word/2010/wordprocessingCanvas" xmlns:cx="http://schemas.microsoft.com/office/drawing/2014/chartex" xmlns:cx1="http://schemas.microsoft.com/office/drawing/2015/9/8/chartex" xmlns:cx2="http://schemas.microsoft.com/office/drawing/2015/10/21/chartex" xmlns:cx3="http://schemas.microsoft.com/office/drawing/2016/5/9/chartex" xmlns:cx4="http://schemas.microsoft.com/office/drawing/2016/5/10/chartex" xmlns:cx5="http://schemas.microsoft.com/office/drawing/2016/5/11/chartex" xmlns:cx6="http://schemas.microsoft.com/office/drawing/2016/5/12/chartex" xmlns:cx7="http://schemas.microsoft.com/office/drawing/2016/5/13/chartex" xmlns:cx8="http://schemas.microsoft.com/office/drawing/2016/5/14/chartex" xmlns:mc="http://schemas.openxmlformats.org/markup-compatibility/2006" xmlns:aink="http://schemas.microsoft.com/office/drawing/2016/ink" xmlns:am3d="http://schemas.microsoft.com/office/drawing/2017/model3d" xmlns:o="urn:schemas-microsoft-com:office:office" xmlns:oel="http://schemas.microsoft.com/office/2019/extlst" xmlns:r="http://schemas.openxmlformats.org/officeDocument/2006/relationships" xmlns:m="http://schemas.openxmlformats.org/officeDocument/2006/math" xmlns:v="urn:schemas-microsoft-com:vml" xmlns:wp14="http://schemas.microsoft.com/office/word/2010/wordprocessingDrawing" xmlns:wp="http://schemas.openxmlformats.org/drawingml/2006/wordprocessingDrawing" xmlns:w10="urn:schemas-microsoft-com:office:word" xmlns:w="http://schemas.openxmlformats.org/wordprocessingml/2006/main" xmlns:w14="http://schemas.microsoft.com/office/word/2010/wordml" xmlns:w15="http://schemas.microsoft.com/office/word/2012/wordml" xmlns:w16cei="http://schemas.microsoft.com/office/word/2026/wordml/cei" xmlns:w16cex="http://schemas.microsoft.com/office/word/2018/wordml/cex" xmlns:w16cid="http://schemas.microsoft.com/office/word/2016/wordml/cid" xmlns:w16="http://schemas.microsoft.com/office/word/2018/wordml" xmlns:w16du="http://schemas.microsoft.com/office/word/2023/wordml/word16du" xmlns:w16sdtdh="http://schemas.microsoft.com/office/word/2020/wordml/sdtdatahash" xmlns:w16sdtfl="http://schemas.microsoft.com/office/word/2024/wordml/sdtformatlock" xmlns:w16se="http://schemas.microsoft.com/office/word/2015/wordml/symex" xmlns:wpg="http://schemas.microsoft.com/office/word/2010/wordprocessingGroup" xmlns:wpi="http://schemas.microsoft.com/office/word/2010/wordprocessingInk" xmlns:wne="http://schemas.microsoft.com/office/word/2006/wordml" xmlns:wps="http://schemas.microsoft.com/office/word/2010/wordprocessingShape" mc:Ignorable="w14 w15 w16se w16cid w16 w16cex w16sdtdh w16sdtfl w16du wp14">
   <w:p>
     <w:pPr>
       <w:pStyle w:val="Header"/>
@@ -25145,7 +25515,7 @@
 </file>
 
 <file path=word/numbering.xml><?xml version="1.0" encoding="utf-8"?>
-<w:numbering xmlns:wpc="http://schemas.microsoft.com/office/word/2010/wordprocessingCanvas" xmlns:cx="http://schemas.microsoft.com/office/drawing/2014/chartex" xmlns:cx1="http://schemas.microsoft.com/office/drawing/2015/9/8/chartex" xmlns:cx2="http://schemas.microsoft.com/office/drawing/2015/10/21/chartex" xmlns:cx3="http://schemas.microsoft.com/office/drawing/2016/5/9/chartex" xmlns:cx4="http://schemas.microsoft.com/office/drawing/2016/5/10/chartex" xmlns:cx5="http://schemas.microsoft.com/office/drawing/2016/5/11/chartex" xmlns:cx6="http://schemas.microsoft.com/office/drawing/2016/5/12/chartex" xmlns:cx7="http://schemas.microsoft.com/office/drawing/2016/5/13/chartex" xmlns:cx8="http://schemas.microsoft.com/office/drawing/2016/5/14/chartex" xmlns:mc="http://schemas.openxmlformats.org/markup-compatibility/2006" xmlns:aink="http://schemas.microsoft.com/office/drawing/2016/ink" xmlns:am3d="http://schemas.microsoft.com/office/drawing/2017/model3d" xmlns:o="urn:schemas-microsoft-com:office:office" xmlns:oel="http://schemas.microsoft.com/office/2019/extlst" xmlns:r="http://schemas.openxmlformats.org/officeDocument/2006/relationships" xmlns:m="http://schemas.openxmlformats.org/officeDocument/2006/math" xmlns:v="urn:schemas-microsoft-com:vml" xmlns:wp14="http://schemas.microsoft.com/office/word/2010/wordprocessingDrawing" xmlns:wp="http://schemas.openxmlformats.org/drawingml/2006/wordprocessingDrawing" xmlns:w10="urn:schemas-microsoft-com:office:word" xmlns:w="http://schemas.openxmlformats.org/wordprocessingml/2006/main" xmlns:w14="http://schemas.microsoft.com/office/word/2010/wordml" xmlns:w15="http://schemas.microsoft.com/office/word/2012/wordml" xmlns:w16cex="http://schemas.microsoft.com/office/word/2018/wordml/cex" xmlns:w16cid="http://schemas.microsoft.com/office/word/2016/wordml/cid" xmlns:w16="http://schemas.microsoft.com/office/word/2018/wordml" xmlns:w16du="http://schemas.microsoft.com/office/word/2023/wordml/word16du" xmlns:w16sdtdh="http://schemas.microsoft.com/office/word/2020/wordml/sdtdatahash" xmlns:w16sdtfl="http://schemas.microsoft.com/office/word/2024/wordml/sdtformatlock" xmlns:w16se="http://schemas.microsoft.com/office/word/2015/wordml/symex" xmlns:wpg="http://schemas.microsoft.com/office/word/2010/wordprocessingGroup" xmlns:wpi="http://schemas.microsoft.com/office/word/2010/wordprocessingInk" xmlns:wne="http://schemas.microsoft.com/office/word/2006/wordml" xmlns:wps="http://schemas.microsoft.com/office/word/2010/wordprocessingShape" mc:Ignorable="w14 w15 w16se w16cid w16 w16cex w16sdtdh w16sdtfl w16du wp14">
+<w:numbering xmlns:wpc="http://schemas.microsoft.com/office/word/2010/wordprocessingCanvas" xmlns:cx="http://schemas.microsoft.com/office/drawing/2014/chartex" xmlns:cx1="http://schemas.microsoft.com/office/drawing/2015/9/8/chartex" xmlns:cx2="http://schemas.microsoft.com/office/drawing/2015/10/21/chartex" xmlns:cx3="http://schemas.microsoft.com/office/drawing/2016/5/9/chartex" xmlns:cx4="http://schemas.microsoft.com/office/drawing/2016/5/10/chartex" xmlns:cx5="http://schemas.microsoft.com/office/drawing/2016/5/11/chartex" xmlns:cx6="http://schemas.microsoft.com/office/drawing/2016/5/12/chartex" xmlns:cx7="http://schemas.microsoft.com/office/drawing/2016/5/13/chartex" xmlns:cx8="http://schemas.microsoft.com/office/drawing/2016/5/14/chartex" xmlns:mc="http://schemas.openxmlformats.org/markup-compatibility/2006" xmlns:aink="http://schemas.microsoft.com/office/drawing/2016/ink" xmlns:am3d="http://schemas.microsoft.com/office/drawing/2017/model3d" xmlns:o="urn:schemas-microsoft-com:office:office" xmlns:oel="http://schemas.microsoft.com/office/2019/extlst" xmlns:r="http://schemas.openxmlformats.org/officeDocument/2006/relationships" xmlns:m="http://schemas.openxmlformats.org/officeDocument/2006/math" xmlns:v="urn:schemas-microsoft-com:vml" xmlns:wp14="http://schemas.microsoft.com/office/word/2010/wordprocessingDrawing" xmlns:wp="http://schemas.openxmlformats.org/drawingml/2006/wordprocessingDrawing" xmlns:w10="urn:schemas-microsoft-com:office:word" xmlns:w="http://schemas.openxmlformats.org/wordprocessingml/2006/main" xmlns:w14="http://schemas.microsoft.com/office/word/2010/wordml" xmlns:w15="http://schemas.microsoft.com/office/word/2012/wordml" xmlns:w16cei="http://schemas.microsoft.com/office/word/2026/wordml/cei" xmlns:w16cex="http://schemas.microsoft.com/office/word/2018/wordml/cex" xmlns:w16cid="http://schemas.microsoft.com/office/word/2016/wordml/cid" xmlns:w16="http://schemas.microsoft.com/office/word/2018/wordml" xmlns:w16du="http://schemas.microsoft.com/office/word/2023/wordml/word16du" xmlns:w16sdtdh="http://schemas.microsoft.com/office/word/2020/wordml/sdtdatahash" xmlns:w16sdtfl="http://schemas.microsoft.com/office/word/2024/wordml/sdtformatlock" xmlns:w16se="http://schemas.microsoft.com/office/word/2015/wordml/symex" xmlns:wpg="http://schemas.microsoft.com/office/word/2010/wordprocessingGroup" xmlns:wpi="http://schemas.microsoft.com/office/word/2010/wordprocessingInk" xmlns:wne="http://schemas.microsoft.com/office/word/2006/wordml" xmlns:wps="http://schemas.microsoft.com/office/word/2010/wordprocessingShape" mc:Ignorable="w14 w15 w16se w16cid w16 w16cex w16sdtdh w16sdtfl w16du wp14">
   <w:abstractNum w:abstractNumId="0" w15:restartNumberingAfterBreak="0">
     <w:nsid w:val="15656CD1"/>
     <w:multiLevelType w:val="hybridMultilevel"/>
@@ -26766,7 +27136,6 @@
   <w:style w:type="character" w:default="1" w:styleId="DefaultParagraphFont">
     <w:name w:val="Default Paragraph Font"/>
     <w:uiPriority w:val="1"/>
-    <w:semiHidden/>
     <w:unhideWhenUsed/>
   </w:style>
   <w:style w:type="table" w:default="1" w:styleId="TableNormal">
